--- a/Protocol.docx
+++ b/Protocol.docx
@@ -26,11 +26,11 @@
         <w:rPr>
           <w:b/>
         </w:rPr>
-        <w:t>Version 2 — Persian-only sample.</w:t>
-      </w:r>
-      <w:r>
-        <w:rPr/>
-        <w:t xml:space="preserve"> This revision fixes the sample to native Persian speakers tested entirely in Persian, adds the stimulus-construction and stimulus-verification procedures, specifies the complete self-report instrument and its administration schedule, and formalises the break, blinding, awareness-screening and mediation procedures.</w:t>
+        <w:t>Version 3 — single-session, between-subjects design; Persian-only sample.</w:t>
+      </w:r>
+      <w:r>
+        <w:rPr/>
+        <w:t xml:space="preserve"> This revision fixes the study to one visit per participant with the music factor manipulated between subjects, fixes the sample to native Persian speakers tested entirely in Persian, adds the stimulus-construction and stimulus-verification procedures, specifies the complete self-report instrument and its administration schedule, and formalises the break, blinding, awareness-screening and mediation procedures. The three-session within-subject variant described in earlier versions is no longer part of this protocol; §1.3 records why.</w:t>
       </w:r>
     </w:p>
     <w:p>
@@ -183,7 +183,7 @@
               <w:rPr>
                 <w:sz w:val="18"/>
               </w:rPr>
-              <w:t>Music × Level interaction</w:t>
+              <w:t>Group × Level interaction</w:t>
             </w:r>
           </w:p>
         </w:tc>
@@ -241,7 +241,7 @@
               <w:rPr>
                 <w:sz w:val="18"/>
               </w:rPr>
-              <w:t>Music × Game interaction</w:t>
+              <w:t>Group × Game interaction</w:t>
             </w:r>
           </w:p>
         </w:tc>
@@ -255,7 +255,7 @@
               <w:rPr>
                 <w:sz w:val="18"/>
               </w:rPr>
-              <w:t>Secondary</w:t>
+              <w:t>Secondary, exploratory</w:t>
             </w:r>
           </w:p>
         </w:tc>
@@ -299,7 +299,7 @@
               <w:rPr>
                 <w:sz w:val="18"/>
               </w:rPr>
-              <w:t>Mediation of Music → DV by SAM</w:t>
+              <w:t>Mediation of Group → DV by SAM</w:t>
             </w:r>
           </w:p>
         </w:tc>
@@ -313,7 +313,7 @@
               <w:rPr>
                 <w:sz w:val="18"/>
               </w:rPr>
-              <w:t>Secondary / mechanistic</w:t>
+              <w:t>Exploratory (see §4.3)</w:t>
             </w:r>
           </w:p>
         </w:tc>
@@ -376,7 +376,7 @@
       </w:r>
       <w:r>
         <w:rPr/>
-        <w:t xml:space="preserve"> If music changes performance only because it changed self-reported arousal/valence, the finding is a mood artifact, not a direct cognitive effect. The Self-Assessment Manikin (SAM) ratings are collected precisely so this can be tested: performance change that survives statistical control of SAM change is evidence of modulation that is not fully explained by felt mood.</w:t>
+        <w:t xml:space="preserve"> If music changes performance only because it changed self-reported arousal/valence, the finding is a mood artifact, not a direct cognitive effect. The Self-Assessment Manikin (SAM) ratings are collected precisely so this can be tested: performance change that survives statistical control of SAM change is evidence of modulation that is not fully explained by felt mood. Note that in a between-subjects design this test is weaker than in a crossover design and is reported as exploratory (§4.3).</w:t>
       </w:r>
     </w:p>
     <w:p>
@@ -389,7 +389,7 @@
       </w:r>
       <w:r>
         <w:rPr/>
-        <w:t xml:space="preserve"> The music is never presented as an object of the task, participants are not told it is the variable of interest, and the hypothesis is withheld until debrief. The claim is therefore about *incidental, unattended* exposure. Two elements of this protocol are what license that word and must not be weakened: the blinding rules in §2.10 and the post-hoc awareness screening in §5.2.</w:t>
+        <w:t xml:space="preserve"> The music is never presented as an object of the task, participants are not told it is the variable of interest, and the hypothesis is withheld until debrief. The claim is therefore about *incidental, unattended* exposure. Two elements of this protocol are what license that word and must not be weakened: the blinding rules in §2.10 and the post-hoc awareness screening in §4.2.</w:t>
       </w:r>
     </w:p>
     <w:p>
@@ -398,14 +398,7 @@
       </w:pPr>
       <w:r>
         <w:rPr/>
-        <w:t>1.2  Variant Comparison</w:t>
-      </w:r>
-    </w:p>
-    <w:p>
-      <w:pPr/>
-      <w:r>
-        <w:rPr/>
-        <w:t>This protocol specifies two mutually exclusive implementations of the same design, differing only in how many sessions each participant completes and, consequently, how the music factor is treated statistically. Choose ONE variant before recruiting — do not mix them within a single sample.</w:t>
+        <w:t>1.2  Design at a Glance</w:t>
       </w:r>
     </w:p>
     <w:tbl>
@@ -415,9 +408,8 @@
         <w:tblLook w:firstColumn="1" w:firstRow="1" w:lastColumn="0" w:lastRow="0" w:noHBand="0" w:noVBand="1" w:val="04A0"/>
       </w:tblPr>
       <w:tblGrid>
-        <w:gridCol w:w="2880"/>
-        <w:gridCol w:w="2880"/>
-        <w:gridCol w:w="2880"/>
+        <w:gridCol w:w="4320"/>
+        <w:gridCol w:w="4320"/>
       </w:tblGrid>
       <w:tr>
         <w:trPr>
@@ -425,37 +417,29 @@
         </w:trPr>
         <w:tc>
           <w:tcPr>
-            <w:tcW w:type="dxa" w:w="2880"/>
-          </w:tcPr>
-          <w:p>
-            <w:r/>
-          </w:p>
-        </w:tc>
-        <w:tc>
-          <w:tcPr>
-            <w:tcW w:type="dxa" w:w="2880"/>
-          </w:tcPr>
-          <w:p>
-            <w:r/>
-            <w:r>
-              <w:rPr>
-                <w:sz w:val="18"/>
-              </w:rPr>
-              <w:t>Variant A — 3 Sessions</w:t>
-            </w:r>
-          </w:p>
-        </w:tc>
-        <w:tc>
-          <w:tcPr>
-            <w:tcW w:type="dxa" w:w="2880"/>
-          </w:tcPr>
-          <w:p>
-            <w:r/>
-            <w:r>
-              <w:rPr>
-                <w:sz w:val="18"/>
-              </w:rPr>
-              <w:t>Variant B — 1 Session</w:t>
+            <w:tcW w:type="dxa" w:w="4320"/>
+          </w:tcPr>
+          <w:p>
+            <w:r/>
+            <w:r>
+              <w:rPr>
+                <w:sz w:val="18"/>
+              </w:rPr>
+              <w:t>Aspect</w:t>
+            </w:r>
+          </w:p>
+        </w:tc>
+        <w:tc>
+          <w:tcPr>
+            <w:tcW w:type="dxa" w:w="4320"/>
+          </w:tcPr>
+          <w:p>
+            <w:r/>
+            <w:r>
+              <w:rPr>
+                <w:sz w:val="18"/>
+              </w:rPr>
+              <w:t>Specification</w:t>
             </w:r>
           </w:p>
         </w:tc>
@@ -463,43 +447,55 @@
       <w:tr>
         <w:tc>
           <w:tcPr>
-            <w:tcW w:type="dxa" w:w="2880"/>
-          </w:tcPr>
-          <w:p>
-            <w:r/>
-            <w:r>
-              <w:rPr>
-                <w:sz w:val="18"/>
-              </w:rPr>
-              <w:t>Music factor</w:t>
-            </w:r>
-          </w:p>
-        </w:tc>
-        <w:tc>
-          <w:tcPr>
-            <w:tcW w:type="dxa" w:w="2880"/>
-          </w:tcPr>
-          <w:p>
-            <w:r/>
-            <w:r>
-              <w:rPr>
-                <w:sz w:val="18"/>
-              </w:rPr>
-              <w:t>Within-subject (each participant experiences all 3 conditions)</w:t>
-            </w:r>
-          </w:p>
-        </w:tc>
-        <w:tc>
-          <w:tcPr>
-            <w:tcW w:type="dxa" w:w="2880"/>
-          </w:tcPr>
-          <w:p>
-            <w:r/>
-            <w:r>
-              <w:rPr>
-                <w:sz w:val="18"/>
-              </w:rPr>
-              <w:t>Between-subjects (each participant experiences 1 condition)</w:t>
+            <w:tcW w:type="dxa" w:w="4320"/>
+          </w:tcPr>
+          <w:p>
+            <w:r/>
+            <w:r>
+              <w:rPr>
+                <w:sz w:val="18"/>
+              </w:rPr>
+              <w:t>Design</w:t>
+            </w:r>
+          </w:p>
+        </w:tc>
+        <w:tc>
+          <w:tcPr>
+            <w:tcW w:type="dxa" w:w="4320"/>
+          </w:tcPr>
+          <w:p>
+            <w:r/>
+            <w:r>
+              <w:rPr>
+                <w:sz w:val="18"/>
+              </w:rPr>
+              <w:t xml:space="preserve">Single session per participant. Music manipulated </w:t>
+            </w:r>
+            <w:r>
+              <w:rPr>
+                <w:b/>
+                <w:sz w:val="18"/>
+              </w:rPr>
+              <w:t>between subjects</w:t>
+            </w:r>
+            <w:r>
+              <w:rPr>
+                <w:sz w:val="18"/>
+              </w:rPr>
+              <w:t xml:space="preserve">; difficulty and task manipulated </w:t>
+            </w:r>
+            <w:r>
+              <w:rPr>
+                <w:b/>
+                <w:sz w:val="18"/>
+              </w:rPr>
+              <w:t>within subjects</w:t>
+            </w:r>
+            <w:r>
+              <w:rPr>
+                <w:sz w:val="18"/>
+              </w:rPr>
+              <w:t>.</w:t>
             </w:r>
           </w:p>
         </w:tc>
@@ -507,43 +503,29 @@
       <w:tr>
         <w:tc>
           <w:tcPr>
-            <w:tcW w:type="dxa" w:w="2880"/>
-          </w:tcPr>
-          <w:p>
-            <w:r/>
-            <w:r>
-              <w:rPr>
-                <w:sz w:val="18"/>
-              </w:rPr>
-              <w:t>Sessions / participant</w:t>
-            </w:r>
-          </w:p>
-        </w:tc>
-        <w:tc>
-          <w:tcPr>
-            <w:tcW w:type="dxa" w:w="2880"/>
-          </w:tcPr>
-          <w:p>
-            <w:r/>
-            <w:r>
-              <w:rPr>
-                <w:sz w:val="18"/>
-              </w:rPr>
-              <w:t>3, on different days</w:t>
-            </w:r>
-          </w:p>
-        </w:tc>
-        <w:tc>
-          <w:tcPr>
-            <w:tcW w:type="dxa" w:w="2880"/>
-          </w:tcPr>
-          <w:p>
-            <w:r/>
-            <w:r>
-              <w:rPr>
-                <w:sz w:val="18"/>
-              </w:rPr>
-              <w:t>1</w:t>
+            <w:tcW w:type="dxa" w:w="4320"/>
+          </w:tcPr>
+          <w:p>
+            <w:r/>
+            <w:r>
+              <w:rPr>
+                <w:sz w:val="18"/>
+              </w:rPr>
+              <w:t>Music factor (between)</w:t>
+            </w:r>
+          </w:p>
+        </w:tc>
+        <w:tc>
+          <w:tcPr>
+            <w:tcW w:type="dxa" w:w="4320"/>
+          </w:tcPr>
+          <w:p>
+            <w:r/>
+            <w:r>
+              <w:rPr>
+                <w:sz w:val="18"/>
+              </w:rPr>
+              <w:t>3 groups — Silence (S) / Calm (C) / Energizing (E); randomly assigned at intake, one condition per participant, playing continuously throughout the battery</w:t>
             </w:r>
           </w:p>
         </w:tc>
@@ -551,43 +533,29 @@
       <w:tr>
         <w:tc>
           <w:tcPr>
-            <w:tcW w:type="dxa" w:w="2880"/>
-          </w:tcPr>
-          <w:p>
-            <w:r/>
-            <w:r>
-              <w:rPr>
-                <w:sz w:val="18"/>
-              </w:rPr>
-              <w:t>Target N (total)</w:t>
-            </w:r>
-          </w:p>
-        </w:tc>
-        <w:tc>
-          <w:tcPr>
-            <w:tcW w:type="dxa" w:w="2880"/>
-          </w:tcPr>
-          <w:p>
-            <w:r/>
-            <w:r>
-              <w:rPr>
-                <w:sz w:val="18"/>
-              </w:rPr>
-              <w:t>24–30 completers</w:t>
-            </w:r>
-          </w:p>
-        </w:tc>
-        <w:tc>
-          <w:tcPr>
-            <w:tcW w:type="dxa" w:w="2880"/>
-          </w:tcPr>
-          <w:p>
-            <w:r/>
-            <w:r>
-              <w:rPr>
-                <w:sz w:val="18"/>
-              </w:rPr>
-              <w:t>~90 completers (~30 per music-condition group)</w:t>
+            <w:tcW w:type="dxa" w:w="4320"/>
+          </w:tcPr>
+          <w:p>
+            <w:r/>
+            <w:r>
+              <w:rPr>
+                <w:sz w:val="18"/>
+              </w:rPr>
+              <w:t>Within-subject factors</w:t>
+            </w:r>
+          </w:p>
+        </w:tc>
+        <w:tc>
+          <w:tcPr>
+            <w:tcW w:type="dxa" w:w="4320"/>
+          </w:tcPr>
+          <w:p>
+            <w:r/>
+            <w:r>
+              <w:rPr>
+                <w:sz w:val="18"/>
+              </w:rPr>
+              <w:t>Level (Easy / Medium / Hard) × Game (6 games), both in fixed, non-randomized order</w:t>
             </w:r>
           </w:p>
         </w:tc>
@@ -595,43 +563,29 @@
       <w:tr>
         <w:tc>
           <w:tcPr>
-            <w:tcW w:type="dxa" w:w="2880"/>
-          </w:tcPr>
-          <w:p>
-            <w:r/>
-            <w:r>
-              <w:rPr>
-                <w:sz w:val="18"/>
-              </w:rPr>
-              <w:t>Primary confirmatory test</w:t>
-            </w:r>
-          </w:p>
-        </w:tc>
-        <w:tc>
-          <w:tcPr>
-            <w:tcW w:type="dxa" w:w="2880"/>
-          </w:tcPr>
-          <w:p>
-            <w:r/>
-            <w:r>
-              <w:rPr>
-                <w:sz w:val="18"/>
-              </w:rPr>
-              <w:t>Music × Level × Game (full within-subject model)</w:t>
-            </w:r>
-          </w:p>
-        </w:tc>
-        <w:tc>
-          <w:tcPr>
-            <w:tcW w:type="dxa" w:w="2880"/>
-          </w:tcPr>
-          <w:p>
-            <w:r/>
-            <w:r>
-              <w:rPr>
-                <w:sz w:val="18"/>
-              </w:rPr>
-              <w:t>Group × Level interaction, per game, FDR-corrected across games</w:t>
+            <w:tcW w:type="dxa" w:w="4320"/>
+          </w:tcPr>
+          <w:p>
+            <w:r/>
+            <w:r>
+              <w:rPr>
+                <w:sz w:val="18"/>
+              </w:rPr>
+              <w:t>Participants</w:t>
+            </w:r>
+          </w:p>
+        </w:tc>
+        <w:tc>
+          <w:tcPr>
+            <w:tcW w:type="dxa" w:w="4320"/>
+          </w:tcPr>
+          <w:p>
+            <w:r/>
+            <w:r>
+              <w:rPr>
+                <w:sz w:val="18"/>
+              </w:rPr>
+              <w:t>Native Persian speakers, age 18–35; ~90 completers (~30 per group)</w:t>
             </w:r>
           </w:p>
         </w:tc>
@@ -639,43 +593,29 @@
       <w:tr>
         <w:tc>
           <w:tcPr>
-            <w:tcW w:type="dxa" w:w="2880"/>
-          </w:tcPr>
-          <w:p>
-            <w:r/>
-            <w:r>
-              <w:rPr>
-                <w:sz w:val="18"/>
-              </w:rPr>
-              <w:t>Awareness funnel</w:t>
-            </w:r>
-          </w:p>
-        </w:tc>
-        <w:tc>
-          <w:tcPr>
-            <w:tcW w:type="dxa" w:w="2880"/>
-          </w:tcPr>
-          <w:p>
-            <w:r/>
-            <w:r>
-              <w:rPr>
-                <w:sz w:val="18"/>
-              </w:rPr>
-              <w:t>After Session 3 only (asking earlier would break blinding for the remaining sessions)</w:t>
-            </w:r>
-          </w:p>
-        </w:tc>
-        <w:tc>
-          <w:tcPr>
-            <w:tcW w:type="dxa" w:w="2880"/>
-          </w:tcPr>
-          <w:p>
-            <w:r/>
-            <w:r>
-              <w:rPr>
-                <w:sz w:val="18"/>
-              </w:rPr>
-              <w:t>After the single session</w:t>
+            <w:tcW w:type="dxa" w:w="4320"/>
+          </w:tcPr>
+          <w:p>
+            <w:r/>
+            <w:r>
+              <w:rPr>
+                <w:sz w:val="18"/>
+              </w:rPr>
+              <w:t>Session length</w:t>
+            </w:r>
+          </w:p>
+        </w:tc>
+        <w:tc>
+          <w:tcPr>
+            <w:tcW w:type="dxa" w:w="4320"/>
+          </w:tcPr>
+          <w:p>
+            <w:r/>
+            <w:r>
+              <w:rPr>
+                <w:sz w:val="18"/>
+              </w:rPr>
+              <w:t>~80–85 min, one visit, under the 90-min cap</w:t>
             </w:r>
           </w:p>
         </w:tc>
@@ -683,43 +623,179 @@
       <w:tr>
         <w:tc>
           <w:tcPr>
-            <w:tcW w:type="dxa" w:w="2880"/>
-          </w:tcPr>
-          <w:p>
-            <w:r/>
-            <w:r>
-              <w:rPr>
-                <w:sz w:val="18"/>
-              </w:rPr>
-              <w:t>Best suited when</w:t>
-            </w:r>
-          </w:p>
-        </w:tc>
-        <w:tc>
-          <w:tcPr>
-            <w:tcW w:type="dxa" w:w="2880"/>
-          </w:tcPr>
-          <w:p>
-            <w:r/>
-            <w:r>
-              <w:rPr>
-                <w:sz w:val="18"/>
-              </w:rPr>
-              <w:t>Multi-visit recruitment is feasible; ≥ 3 weeks of data collection available</w:t>
-            </w:r>
-          </w:p>
-        </w:tc>
-        <w:tc>
-          <w:tcPr>
-            <w:tcW w:type="dxa" w:w="2880"/>
-          </w:tcPr>
-          <w:p>
-            <w:r/>
-            <w:r>
-              <w:rPr>
-                <w:sz w:val="18"/>
-              </w:rPr>
-              <w:t>Only single visits are feasible; a larger one-time sample is achievable</w:t>
+            <w:tcW w:type="dxa" w:w="4320"/>
+          </w:tcPr>
+          <w:p>
+            <w:r/>
+            <w:r>
+              <w:rPr>
+                <w:sz w:val="18"/>
+              </w:rPr>
+              <w:t>Primary confirmatory test</w:t>
+            </w:r>
+          </w:p>
+        </w:tc>
+        <w:tc>
+          <w:tcPr>
+            <w:tcW w:type="dxa" w:w="4320"/>
+          </w:tcPr>
+          <w:p>
+            <w:r/>
+            <w:r>
+              <w:rPr>
+                <w:sz w:val="18"/>
+              </w:rPr>
+              <w:t>Group × Level interaction (arousal × cognitive load)</w:t>
+            </w:r>
+          </w:p>
+        </w:tc>
+      </w:tr>
+      <w:tr>
+        <w:tc>
+          <w:tcPr>
+            <w:tcW w:type="dxa" w:w="4320"/>
+          </w:tcPr>
+          <w:p>
+            <w:r/>
+            <w:r>
+              <w:rPr>
+                <w:sz w:val="18"/>
+              </w:rPr>
+              <w:t>Secondary, exploratory</w:t>
+            </w:r>
+          </w:p>
+        </w:tc>
+        <w:tc>
+          <w:tcPr>
+            <w:tcW w:type="dxa" w:w="4320"/>
+          </w:tcPr>
+          <w:p>
+            <w:r/>
+            <w:r>
+              <w:rPr>
+                <w:sz w:val="18"/>
+              </w:rPr>
+              <w:t>Group × Game interaction (functional selectivity), FDR-corrected across the six games</w:t>
+            </w:r>
+          </w:p>
+        </w:tc>
+      </w:tr>
+      <w:tr>
+        <w:tc>
+          <w:tcPr>
+            <w:tcW w:type="dxa" w:w="4320"/>
+          </w:tcPr>
+          <w:p>
+            <w:r/>
+            <w:r>
+              <w:rPr>
+                <w:sz w:val="18"/>
+              </w:rPr>
+              <w:t>Mechanistic, exploratory</w:t>
+            </w:r>
+          </w:p>
+        </w:tc>
+        <w:tc>
+          <w:tcPr>
+            <w:tcW w:type="dxa" w:w="4320"/>
+          </w:tcPr>
+          <w:p>
+            <w:r/>
+            <w:r>
+              <w:rPr>
+                <w:sz w:val="18"/>
+              </w:rPr>
+              <w:t>Mediation of the music effect by SAM arousal/valence change</w:t>
+            </w:r>
+          </w:p>
+        </w:tc>
+      </w:tr>
+      <w:tr>
+        <w:tc>
+          <w:tcPr>
+            <w:tcW w:type="dxa" w:w="4320"/>
+          </w:tcPr>
+          <w:p>
+            <w:r/>
+            <w:r>
+              <w:rPr>
+                <w:sz w:val="18"/>
+              </w:rPr>
+              <w:t>Pre-treatment baseline</w:t>
+            </w:r>
+          </w:p>
+        </w:tc>
+        <w:tc>
+          <w:tcPr>
+            <w:tcW w:type="dxa" w:w="4320"/>
+          </w:tcPr>
+          <w:p>
+            <w:r/>
+            <w:r>
+              <w:rPr>
+                <w:sz w:val="18"/>
+              </w:rPr>
+              <w:t>Familiarization is run in silence for everyone; practiceAccuracyFinal enters the model as an individual ability covariate</w:t>
+            </w:r>
+          </w:p>
+        </w:tc>
+      </w:tr>
+      <w:tr>
+        <w:tc>
+          <w:tcPr>
+            <w:tcW w:type="dxa" w:w="4320"/>
+          </w:tcPr>
+          <w:p>
+            <w:r/>
+            <w:r>
+              <w:rPr>
+                <w:sz w:val="18"/>
+              </w:rPr>
+              <w:t>Blinding</w:t>
+            </w:r>
+          </w:p>
+        </w:tc>
+        <w:tc>
+          <w:tcPr>
+            <w:tcW w:type="dxa" w:w="4320"/>
+          </w:tcPr>
+          <w:p>
+            <w:r/>
+            <w:r>
+              <w:rPr>
+                <w:sz w:val="18"/>
+              </w:rPr>
+              <w:t>Cover story at consent; no question referring to the audio is shown before the battery has ended; full debrief at the end of the session</w:t>
+            </w:r>
+          </w:p>
+        </w:tc>
+      </w:tr>
+      <w:tr>
+        <w:tc>
+          <w:tcPr>
+            <w:tcW w:type="dxa" w:w="4320"/>
+          </w:tcPr>
+          <w:p>
+            <w:r/>
+            <w:r>
+              <w:rPr>
+                <w:sz w:val="18"/>
+              </w:rPr>
+              <w:t>Dependent variables</w:t>
+            </w:r>
+          </w:p>
+        </w:tc>
+        <w:tc>
+          <w:tcPr>
+            <w:tcW w:type="dxa" w:w="4320"/>
+          </w:tcPr>
+          <w:p>
+            <w:r/>
+            <w:r>
+              <w:rPr>
+                <w:sz w:val="18"/>
+              </w:rPr>
+              <w:t>Accuracy, RT and RT variability, SDT measures, Simon effect, switch cost, span/score, diffRatio-scaled accuracy — all from the existing per-trial CSV logs</w:t>
             </w:r>
           </w:p>
         </w:tc>
@@ -727,13 +803,6 @@
     </w:tbl>
     <w:p/>
     <w:p>
-      <w:pPr/>
-      <w:r>
-        <w:rPr/>
-        <w:t>Both variants share every element in Section 2 except session structure, group assignment, sample size and analysis model (Sections 3 and 4). Sections 5 and 6 apply to both.</w:t>
-      </w:r>
-    </w:p>
-    <w:p>
       <w:pPr>
         <w:pStyle w:val="Heading2"/>
       </w:pPr>
@@ -748,11 +817,71 @@
         <w:rPr>
           <w:b/>
         </w:rPr>
-        <w:t>Rejected: silence + one music condition within a single session.</w:t>
-      </w:r>
-      <w:r>
-        <w:rPr/>
-        <w:t xml:space="preserve"> A mixed design was considered in which every participant completes the battery once in silence (a within-person baseline) and once under a between-subjects-assigned music condition (C or E), so all three arousal points still appear in the study and silence is shared by all participants. The motivation is sound — a within-person baseline cancels stable individual differences and increases power — but implementing it in one visit requires running the full six-game battery </w:t>
+        <w:t>Not adopted: the three-session within-subject crossover.</w:t>
+      </w:r>
+      <w:r>
+        <w:rPr/>
+        <w:t xml:space="preserve"> A design in which every participant completes the battery three times, once per music condition on separate days, would give a within-subject music comparison — the statistically most powerful option, because each participant serves as their own control and stable individual differences cancel. It is not adopted here because it requires multi-visit recruitment, which is not feasible for this study. Two consequences of that choice must be stated explicitly rather than glossed over:</w:t>
+      </w:r>
+    </w:p>
+    <w:p>
+      <w:pPr>
+        <w:pStyle w:val="ListBullet"/>
+      </w:pPr>
+      <w:r>
+        <w:rPr>
+          <w:b/>
+        </w:rPr>
+        <w:t>Sample size.</w:t>
+      </w:r>
+      <w:r>
+        <w:rPr/>
+        <w:t xml:space="preserve"> A between-subjects music factor loses the within-subject noise cancellation a crossover provides. This is the direct reason the target N is ~90 rather than ~30 (§3.3).</w:t>
+      </w:r>
+    </w:p>
+    <w:p>
+      <w:pPr>
+        <w:pStyle w:val="ListBullet"/>
+      </w:pPr>
+      <w:r>
+        <w:rPr>
+          <w:b/>
+        </w:rPr>
+        <w:t>Mediation.</w:t>
+      </w:r>
+      <w:r>
+        <w:rPr/>
+        <w:t xml:space="preserve"> The SAM mediation test (Layer 3) is substantially weaker between subjects and is reported as exploratory rather than confirmatory (§4.3).</w:t>
+      </w:r>
+    </w:p>
+    <w:p>
+      <w:pPr/>
+      <w:r>
+        <w:rPr/>
+        <w:t xml:space="preserve">The </w:t>
+      </w:r>
+      <w:r>
+        <w:rPr>
+          <w:b/>
+        </w:rPr>
+        <w:t>primary</w:t>
+      </w:r>
+      <w:r>
+        <w:rPr/>
+        <w:t xml:space="preserve"> test is not damaged by this choice: the Group × Level interaction remains efficient because Level is measured within subjects, so each participant's own baseline ability cancels out of the interaction term (§3.5).</w:t>
+      </w:r>
+    </w:p>
+    <w:p>
+      <w:pPr/>
+      <w:r>
+        <w:rPr>
+          <w:b/>
+        </w:rPr>
+        <w:t>Rejected: running the battery twice in one session.</w:t>
+      </w:r>
+      <w:r>
+        <w:rPr/>
+        <w:t xml:space="preserve"> A mixed design was considered in which every participant completes the battery once in silence (a within-person baseline) and once under a between-subjects-assigned music condition (C or E), so all three arousal points still appear in the study and silence is shared by all participants. The motivation is sound — a within-person baseline cancels stable individual differences — but implementing it in one visit requires running the full six-game battery </w:t>
       </w:r>
       <w:r>
         <w:rPr>
@@ -816,11 +945,11 @@
         <w:rPr>
           <w:b/>
         </w:rPr>
-        <w:t>How the same goal is achieved instead.</w:t>
-      </w:r>
-      <w:r>
-        <w:rPr/>
-        <w:t xml:space="preserve"> (a) Variant A already provides a full within-subject comparison in which silence is simply one of the three sessions — the original intent, without the practice-effect and length costs. (b) Variant B retains a within-person, pre-treatment, in-silence baseline at zero cost: the Familiarization block is run in silence for every participant before any music exposure, and each game's logged practiceAccuracyFinal enters the analysis as an individual ability covariate (§2.3, §4.4).</w:t>
+        <w:t>How a within-person baseline is retained anyway.</w:t>
+      </w:r>
+      <w:r>
+        <w:rPr/>
+        <w:t xml:space="preserve"> The Familiarization block is run in silence for every participant before any music exposure, and each game's logged practiceAccuracyFinal is that participant's own pre-treatment, in-silence ability estimate. It enters the analysis as an individual ability covariate at zero cost in session time (§2.3, §3.4). This recovers much of what the within-person baseline was wanted for, without a second battery.</w:t>
       </w:r>
     </w:p>
     <w:p>
@@ -829,7 +958,7 @@
         <w:rPr>
           <w:b/>
         </w:rPr>
-        <w:t>Also rejected: reducing to two music conditions.</w:t>
+        <w:t>Rejected: reducing to two music conditions.</w:t>
       </w:r>
       <w:r>
         <w:rPr/>
@@ -842,7 +971,7 @@
       </w:pPr>
       <w:r>
         <w:rPr/>
-        <w:t>2 — Common Design Elements (both variants)</w:t>
+        <w:t>2 — Method</w:t>
       </w:r>
     </w:p>
     <w:p>
@@ -858,7 +987,7 @@
       <w:pPr/>
       <w:r>
         <w:rPr/>
-        <w:t>Six games, played in this fixed order for every participant, every session. Order is never randomized (Section 0.3 of CogGames_Documentation.docx) so that any order/fatigue effect is identical across music conditions and cannot confound the music comparison.</w:t>
+        <w:t>Six games, played in this fixed order for every participant. Order is never randomized (Section 0.3 of CogGames_Documentation.docx) so that any order/fatigue effect is identical across music groups and cannot confound the music comparison.</w:t>
       </w:r>
     </w:p>
     <w:tbl>
@@ -1422,17 +1551,17 @@
       </w:pPr>
       <w:r>
         <w:rPr/>
-        <w:t xml:space="preserve">Sample-size targets in §3.3 and §4.3 are </w:t>
+        <w:t xml:space="preserve">The sample-size target in §3.3 is a </w:t>
       </w:r>
       <w:r>
         <w:rPr>
           <w:b/>
         </w:rPr>
-        <w:t>totals</w:t>
-      </w:r>
-      <w:r>
-        <w:rPr/>
-        <w:t>, not per-language figures.</w:t>
+        <w:t>total</w:t>
+      </w:r>
+      <w:r>
+        <w:rPr/>
+        <w:t>, not a per-language figure.</w:t>
       </w:r>
     </w:p>
     <w:p>
@@ -1441,7 +1570,7 @@
       </w:pPr>
       <w:r>
         <w:rPr/>
-        <w:t>The exploratory cross-language replication check specified in the previous version is removed.</w:t>
+        <w:t>The exploratory cross-language replication check specified in earlier versions is removed.</w:t>
       </w:r>
     </w:p>
     <w:p>
@@ -1494,7 +1623,7 @@
       <w:pPr/>
       <w:r>
         <w:rPr/>
-        <w:t>One familiarization pass per participant, run once, at the start of that participant's first session — always in silence, regardless of which music condition follows or is assigned. Demo + practice trial counts per game, feedback design and the 70% pass/repeat rule are specified in CogGames_Documentation.docx §8.</w:t>
+        <w:t>One familiarization pass per participant, at the start of the session — always in silence, regardless of which music condition has been assigned. Demo + practice trial counts per game, feedback design and the 70% pass/repeat rule are specified in CogGames_Documentation.docx §8.</w:t>
       </w:r>
     </w:p>
     <w:p>
@@ -1511,7 +1640,7 @@
       </w:r>
       <w:r>
         <w:rPr/>
-        <w:t>. It is the within-person baseline referenced in §1.3, and it enters both variants' analysis models as a covariate to reduce between-person error variance.</w:t>
+        <w:t>. It is the within-person baseline referenced in §1.3, and it enters the analysis model as a covariate to reduce between-person error variance — which matters more here than it would in a crossover design, because between-person variance is the main source of noise in a between-subjects comparison.</w:t>
       </w:r>
     </w:p>
     <w:p>
@@ -1767,7 +1896,7 @@
       </w:r>
       <w:r>
         <w:rPr/>
-        <w:t xml:space="preserve"> with no audio playing, so physical comfort, occlusion and external-noise attenuation are equated across conditions.</w:t>
+        <w:t xml:space="preserve"> with no audio playing, so physical comfort, occlusion and external-noise attenuation are equated across groups. This matters more in a between-subjects design than in a crossover, because the Silence group is a *different set of people* — any procedural difference between groups becomes a group difference.</w:t>
       </w:r>
     </w:p>
     <w:p>
@@ -2697,7 +2826,7 @@
         <w:rPr>
           <w:b/>
         </w:rPr>
-        <w:t>separate forms, split by administration time</w:t>
+        <w:t>four separate forms, split by administration time</w:t>
       </w:r>
       <w:r>
         <w:rPr/>
@@ -2802,7 +2931,7 @@
               <w:rPr>
                 <w:sz w:val="18"/>
               </w:rPr>
-              <w:t>Once, at the start of the first session, before any task</w:t>
+              <w:t>At the start of the session, before any task</w:t>
             </w:r>
           </w:p>
         </w:tc>
@@ -2860,7 +2989,7 @@
               <w:rPr>
                 <w:sz w:val="18"/>
               </w:rPr>
-              <w:t>Reused at every rating point (baseline, mid-battery, post-battery, every session)</w:t>
+              <w:t>Reused at each of the three rating points (baseline, mid-battery, post-battery)</w:t>
             </w:r>
           </w:p>
         </w:tc>
@@ -2904,7 +3033,7 @@
               <w:rPr>
                 <w:sz w:val="18"/>
               </w:rPr>
-              <w:t>Form 1b — Session check-in</w:t>
+              <w:t>Form 3 — Post-session</w:t>
             </w:r>
           </w:p>
         </w:tc>
@@ -2918,7 +3047,7 @@
               <w:rPr>
                 <w:sz w:val="18"/>
               </w:rPr>
-              <w:t>Variant A only, start of Sessions 2 and 3</w:t>
+              <w:t>Immediately after the battery</w:t>
             </w:r>
           </w:p>
         </w:tc>
@@ -2932,7 +3061,7 @@
               <w:rPr>
                 <w:sz w:val="18"/>
               </w:rPr>
-              <w:t>F</w:t>
+              <w:t>E (post SAM) + F (awareness funnel)</w:t>
             </w:r>
           </w:p>
         </w:tc>
@@ -2946,7 +3075,7 @@
               <w:rPr>
                 <w:sz w:val="18"/>
               </w:rPr>
-              <w:t>Day-to-day arousal confounds (sleep, caffeine, alertness, time of day)</w:t>
+              <w:t>State rating, awareness screening, demand-characteristic and liking/familiarity confound checks</w:t>
             </w:r>
           </w:p>
         </w:tc>
@@ -2962,7 +3091,7 @@
               <w:rPr>
                 <w:sz w:val="18"/>
               </w:rPr>
-              <w:t>Form 3 — Post-session</w:t>
+              <w:t>Form 4 — Debrief</w:t>
             </w:r>
           </w:p>
         </w:tc>
@@ -2976,20 +3105,7 @@
               <w:rPr>
                 <w:sz w:val="18"/>
               </w:rPr>
-              <w:t xml:space="preserve">Once, immediately after the </w:t>
-            </w:r>
-            <w:r>
-              <w:rPr>
-                <w:b/>
-                <w:sz w:val="18"/>
-              </w:rPr>
-              <w:t>final</w:t>
-            </w:r>
-            <w:r>
-              <w:rPr>
-                <w:sz w:val="18"/>
-              </w:rPr>
-              <w:t xml:space="preserve"> session's battery</w:t>
+              <w:t>Last, after Form 3</w:t>
             </w:r>
           </w:p>
         </w:tc>
@@ -3003,65 +3119,7 @@
               <w:rPr>
                 <w:sz w:val="18"/>
               </w:rPr>
-              <w:t>E (post SAM) + G (awareness funnel)</w:t>
-            </w:r>
-          </w:p>
-        </w:tc>
-        <w:tc>
-          <w:tcPr>
-            <w:tcW w:type="dxa" w:w="2160"/>
-          </w:tcPr>
-          <w:p>
-            <w:r/>
-            <w:r>
-              <w:rPr>
-                <w:sz w:val="18"/>
-              </w:rPr>
-              <w:t>State rating, awareness screening, demand-characteristic and liking/familiarity confound checks</w:t>
-            </w:r>
-          </w:p>
-        </w:tc>
-      </w:tr>
-      <w:tr>
-        <w:tc>
-          <w:tcPr>
-            <w:tcW w:type="dxa" w:w="2160"/>
-          </w:tcPr>
-          <w:p>
-            <w:r/>
-            <w:r>
-              <w:rPr>
-                <w:sz w:val="18"/>
-              </w:rPr>
-              <w:t>Form 4 — Debrief</w:t>
-            </w:r>
-          </w:p>
-        </w:tc>
-        <w:tc>
-          <w:tcPr>
-            <w:tcW w:type="dxa" w:w="2160"/>
-          </w:tcPr>
-          <w:p>
-            <w:r/>
-            <w:r>
-              <w:rPr>
-                <w:sz w:val="18"/>
-              </w:rPr>
-              <w:t>Last, after Form 3</w:t>
-            </w:r>
-          </w:p>
-        </w:tc>
-        <w:tc>
-          <w:tcPr>
-            <w:tcW w:type="dxa" w:w="2160"/>
-          </w:tcPr>
-          <w:p>
-            <w:r/>
-            <w:r>
-              <w:rPr>
-                <w:sz w:val="18"/>
-              </w:rPr>
-              <w:t>H</w:t>
+              <w:t>G</w:t>
             </w:r>
           </w:p>
         </w:tc>
@@ -3103,7 +3161,7 @@
       </w:r>
       <w:r>
         <w:rPr/>
-        <w:t xml:space="preserve"> The awareness questions must never be visible before or during the task phase. Presenting them at intake — or, in Variant A, after an early session — would tell participants that the audio is the variable of interest and destroy the "unconscious" premise for everything that follows.</w:t>
+        <w:t xml:space="preserve"> The awareness questions must never be visible before or during the task phase. Presenting them at intake would tell participants that the audio is the variable of interest and destroy the "unconscious" premise for everything that follows.</w:t>
       </w:r>
     </w:p>
     <w:p>
@@ -3118,7 +3176,7 @@
       </w:r>
       <w:r>
         <w:rPr/>
-        <w:t xml:space="preserve"> The forms are administered at four different moments; a single form cannot be.</w:t>
+        <w:t xml:space="preserve"> The forms are administered at four different moments in the session; a single form cannot be.</w:t>
       </w:r>
     </w:p>
     <w:p>
@@ -3150,7 +3208,7 @@
       </w:r>
       <w:r>
         <w:rPr/>
-        <w:t xml:space="preserve"> (and, in Variant A, the session number), which is the key used to join questionnaire responses to the per-trial game CSVs.</w:t>
+        <w:t>, which is the key used to join questionnaire responses to the per-trial game CSVs.</w:t>
       </w:r>
     </w:p>
     <w:p>
@@ -3295,7 +3353,7 @@
               <w:rPr>
                 <w:sz w:val="18"/>
               </w:rPr>
-              <w:t>Pre-treatment anchor; mediation baseline</w:t>
+              <w:t>Pre-treatment anchor; also the group-equivalence check on starting mood (§3.4)</w:t>
             </w:r>
           </w:p>
         </w:tc>
@@ -3458,6 +3516,15 @@
       </w:pPr>
       <w:r>
         <w:rPr/>
+        <w:t>The baseline SAM is load-bearing in this design: because groups are different people, it is the only way to show that the three groups did not simply start out in different moods (§3.4).</w:t>
+      </w:r>
+    </w:p>
+    <w:p>
+      <w:pPr>
+        <w:pStyle w:val="ListBullet"/>
+      </w:pPr>
+      <w:r>
+        <w:rPr/>
         <w:t xml:space="preserve">SAM asks only about the participant's own feelings and </w:t>
       </w:r>
       <w:r>
@@ -3468,7 +3535,7 @@
       </w:r>
       <w:r>
         <w:rPr/>
-        <w:t>, which is what makes it safe to administer while the music is playing. No question about the audio may be asked at any point before the final session's battery has ended (§2.10).</w:t>
+        <w:t>, which is what makes it safe to administer while the music is playing. No question about the audio may be asked at any point before the battery has ended (§2.10).</w:t>
       </w:r>
     </w:p>
     <w:p>
@@ -3523,6 +3590,25 @@
       </w:pPr>
       <w:r>
         <w:rPr/>
+        <w:t xml:space="preserve">On Form 2, add a required item recording </w:t>
+      </w:r>
+      <w:r>
+        <w:rPr>
+          <w:b/>
+        </w:rPr>
+        <w:t>which rating point</w:t>
+      </w:r>
+      <w:r>
+        <w:rPr/>
+        <w:t xml:space="preserve"> this is (baseline / mid / post), so the three submissions per participant can be told apart.</w:t>
+      </w:r>
+    </w:p>
+    <w:p>
+      <w:pPr>
+        <w:pStyle w:val="ListBullet"/>
+      </w:pPr>
+      <w:r>
+        <w:rPr/>
         <w:t>Collect the timestamp automatically; do not collect email addresses or names in the same file as the responses.</w:t>
       </w:r>
     </w:p>
@@ -3541,7 +3627,7 @@
       </w:pPr>
       <w:r>
         <w:rPr/>
-        <w:t>Export each form to CSV and join to the game logs on participantID (+ sessionID in Variant A).</w:t>
+        <w:t>Export each form to CSV and join to the game logs on participantID.</w:t>
       </w:r>
     </w:p>
     <w:p>
@@ -3557,7 +3643,7 @@
       <w:pPr/>
       <w:r>
         <w:rPr/>
-        <w:t>Quiet, single-occupant room; consistent headphone model; consistent monitor size/resolution and input devices where feasible (keyboard for Simon/Go-No-Go/Brain Shift/Chalkboard, mouse for Memory Matrix/Star Search, per CogGames §0.7). Testing time of day is recorded for every session; in Variant A a participant's three sessions are scheduled at the same time of day (± 1 h).</w:t>
+        <w:t>Quiet, single-occupant room; consistent headphone model; consistent monitor size/resolution and input devices where feasible (keyboard for Simon/Go-No-Go/Brain Shift/Chalkboard, mouse for Memory Matrix/Star Search, per CogGames §0.7). Testing time of day is recorded for every session and reported in the group-equivalence table (§3.4); where scheduling allows, spread each group's sessions evenly across the day rather than testing one group predominantly in the morning and another in the evening.</w:t>
       </w:r>
     </w:p>
     <w:p>
@@ -3611,7 +3697,7 @@
       </w:r>
       <w:r>
         <w:rPr/>
-        <w:t xml:space="preserve"> immediately before the music starts — this is the clean pre-treatment anchor for the mediation model.</w:t>
+        <w:t xml:space="preserve"> immediately before the music starts — this is the clean pre-treatment anchor for the mediation model and the group-equivalence check.</w:t>
       </w:r>
     </w:p>
     <w:p>
@@ -3644,14 +3730,8 @@
         <w:pStyle w:val="ListBullet"/>
       </w:pPr>
       <w:r>
-        <w:rPr>
-          <w:b/>
-        </w:rPr>
-        <w:t>Variant A Sessions 2 and 3</w:t>
-      </w:r>
-      <w:r>
-        <w:rPr/>
-        <w:t xml:space="preserve"> have no Familiarization; they use a 3-minute seated quiet rest at check-in, followed by the baseline SAM, so the pre-music procedure is identical in every session.</w:t>
+        <w:rPr/>
+        <w:t>The break procedure is identical for all three groups, including Silence — the break itself is always silent, so it is not part of the manipulation.</w:t>
       </w:r>
     </w:p>
     <w:p>
@@ -3734,7 +3814,7 @@
       </w:r>
       <w:r>
         <w:rPr/>
-        <w:t>, not exclusions. They are reported in the group-equivalence table (§4.4) and available as covariates if imbalanced.</w:t>
+        <w:t>, not exclusions. They are reported in the group-equivalence table (§3.4) and entered as covariates if imbalanced.</w:t>
       </w:r>
     </w:p>
     <w:p>
@@ -3743,7 +3823,7 @@
       </w:pPr>
       <w:r>
         <w:rPr/>
-        <w:t>Analysis-stage exclusions (awareness-based) are specified in §5.2 and are applied as a pre-registered sensitivity analysis, not as a silent removal.</w:t>
+        <w:t>Analysis-stage exclusions (awareness-based) are specified in §4.2 and are applied as a pre-registered sensitivity analysis, not as a silent removal.</w:t>
       </w:r>
     </w:p>
     <w:p>
@@ -3776,7 +3856,7 @@
       </w:r>
       <w:r>
         <w:rPr/>
-        <w:t xml:space="preserve"> (preserves the "unconscious" premise): participants are told they will play a set of short cognitive games during which background audio may or may not be present. The music-effect hypothesis is not disclosed until debrief.</w:t>
+        <w:t xml:space="preserve"> (preserves the "unconscious" premise): participants are told they will play a set of short cognitive games during which background audio may or may not be present. The music-effect hypothesis is not disclosed until debrief. Because each participant experiences only one audio condition, they have no within-session contrast that would reveal the manipulation — a blinding advantage of this design over a crossover.</w:t>
       </w:r>
     </w:p>
     <w:p>
@@ -3791,17 +3871,16 @@
       </w:r>
       <w:r>
         <w:rPr/>
-        <w:t xml:space="preserve"> No question, instruction or form item that refers to the audio may be shown to a participant before the end of their </w:t>
-      </w:r>
-      <w:r>
-        <w:rPr>
-          <w:b/>
-        </w:rPr>
-        <w:t>final</w:t>
-      </w:r>
-      <w:r>
-        <w:rPr/>
-        <w:t xml:space="preserve"> session's battery. This is why the awareness funnel is a separate form (§2.6.2) and, in Variant A, is administered only after Session 3.</w:t>
+        <w:t xml:space="preserve"> No question, instruction or form item that refers to the audio may be shown to a participant before the end of the battery. This is why the awareness funnel is a separate form administered only in Form 3 (§2.6.2).</w:t>
+      </w:r>
+    </w:p>
+    <w:p>
+      <w:pPr>
+        <w:pStyle w:val="ListBullet"/>
+      </w:pPr>
+      <w:r>
+        <w:rPr/>
+        <w:t>Group assignment is not disclosed to the participant at any point before the debrief. Where the setup allows, the experimenter running the session should not know which condition is loaded until playback starts.</w:t>
       </w:r>
     </w:p>
     <w:p>
@@ -3825,7 +3904,7 @@
       </w:r>
       <w:r>
         <w:rPr/>
-        <w:t xml:space="preserve"> — disclosing the true purpose and the specific hypotheses — is given after the participant's final session (i.e. after Session 3 in Variant A; after the single session in Variant B).</w:t>
+        <w:t xml:space="preserve"> — disclosing the true purpose and the specific hypotheses — is given at the end of the session, immediately after the awareness funnel.</w:t>
       </w:r>
     </w:p>
     <w:p>
@@ -3834,6 +3913,15 @@
       </w:pPr>
       <w:r>
         <w:rPr/>
+        <w:t>Because participants are tested once and debriefed the same day, there is a real risk of them discussing the study with future participants. Ask participants at debrief not to describe the study to others until data collection ends, and record any participant who reports prior knowledge of the design.</w:t>
+      </w:r>
+    </w:p>
+    <w:p>
+      <w:pPr>
+        <w:pStyle w:val="ListBullet"/>
+      </w:pPr>
+      <w:r>
+        <w:rPr/>
         <w:t>Data are pseudonymized via participantID at the point of logging; CSVs contain no directly identifying information. Consent records are stored separately from response data.</w:t>
       </w:r>
     </w:p>
@@ -3843,7 +3931,7 @@
       </w:pPr>
       <w:r>
         <w:rPr/>
-        <w:t>3 — Protocol Variant A: Three Sessions (Within-Subject Music)</w:t>
+        <w:t>3 — Assignment, Session Structure, Sample and Analysis</w:t>
       </w:r>
     </w:p>
     <w:p>
@@ -3852,14 +3940,14 @@
       </w:pPr>
       <w:r>
         <w:rPr/>
-        <w:t>3.1  Design</w:t>
+        <w:t>3.1  Group Assignment and Randomization</w:t>
       </w:r>
     </w:p>
     <w:p>
       <w:pPr/>
       <w:r>
         <w:rPr/>
-        <w:t>Each participant completes all three music conditions, one per session, on different days. Session ORDER (which condition comes first/second/third) is counterbalanced across participants using the 6 possible permutations of {S, C, E} (a Latin-square or simple round-robin assignment), so each order is used roughly equally often. Game order within every session remains fixed (§2.1) and is never counterbalanced.</w:t>
+        <w:t>Each participant is randomly assigned, at intake, to exactly one of the three music-condition groups (S, C or E) and plays all six games once, under that assigned condition.</w:t>
       </w:r>
     </w:p>
     <w:p>
@@ -3868,35 +3956,44 @@
       </w:pPr>
       <w:r>
         <w:rPr/>
-        <w:t>Minimum 24 hours between a participant's sessions; all 3 sessions completed within a 2–3 week window to limit maturation/practice drift.</w:t>
-      </w:r>
-    </w:p>
-    <w:p>
-      <w:pPr>
-        <w:pStyle w:val="ListBullet"/>
-      </w:pPr>
-      <w:r>
-        <w:rPr/>
-        <w:t>Each participant's 3 sessions are scheduled at the same time of day (± 1 hour) to control circadian arousal fluctuations as a confound.</w:t>
-      </w:r>
-    </w:p>
-    <w:p>
-      <w:pPr>
-        <w:pStyle w:val="ListBullet"/>
-      </w:pPr>
-      <w:r>
-        <w:rPr/>
-        <w:t xml:space="preserve">The awareness funnel is administered </w:t>
+        <w:t xml:space="preserve">Assignment is randomized across the </w:t>
       </w:r>
       <w:r>
         <w:rPr>
           <w:b/>
         </w:rPr>
-        <w:t>only after Session 3</w:t>
-      </w:r>
-      <w:r>
-        <w:rPr/>
-        <w:t>. Asking it after Sessions 1 or 2 would alert the participant to the audio manipulation and contaminate the remaining sessions.</w:t>
+        <w:t>entire recruitment window</w:t>
+      </w:r>
+      <w:r>
+        <w:rPr/>
+        <w:t xml:space="preserve"> — not run in condition blocks (e.g. not "all Silence participants in week 1") — to prevent testing-period effects (exam stress, time of year, weather, semester phase) from confounding with group.</w:t>
+      </w:r>
+    </w:p>
+    <w:p>
+      <w:pPr>
+        <w:pStyle w:val="ListBullet"/>
+      </w:pPr>
+      <w:r>
+        <w:rPr/>
+        <w:t>Use a pre-generated randomization list (e.g. blocked randomization in blocks of 6, giving 2 per condition per block) rather than ad-hoc assignment, so group sizes stay balanced throughout recruitment and the sequence is auditable.</w:t>
+      </w:r>
+    </w:p>
+    <w:p>
+      <w:pPr>
+        <w:pStyle w:val="ListBullet"/>
+      </w:pPr>
+      <w:r>
+        <w:rPr/>
+        <w:t>The randomization list is prepared before recruitment begins and is not visible to the person scheduling participants.</w:t>
+      </w:r>
+    </w:p>
+    <w:p>
+      <w:pPr>
+        <w:pStyle w:val="ListBullet"/>
+      </w:pPr>
+      <w:r>
+        <w:rPr/>
+        <w:t>Log the assigned condition against participantID at the moment of assignment, before the session runs, so that a dropout cannot be silently reassigned.</w:t>
       </w:r>
     </w:p>
     <w:p>
@@ -3906,19 +4003,6 @@
       <w:r>
         <w:rPr/>
         <w:t>3.2  Session Structure</w:t>
-      </w:r>
-    </w:p>
-    <w:p>
-      <w:pPr/>
-      <w:r>
-        <w:rPr>
-          <w:b/>
-        </w:rPr>
-        <w:t>Session 1</w:t>
-      </w:r>
-      <w:r>
-        <w:rPr/>
-        <w:t xml:space="preserve"> (includes Familiarization):</w:t>
       </w:r>
     </w:p>
     <w:tbl>
@@ -4018,7 +4102,7 @@
               <w:rPr>
                 <w:sz w:val="18"/>
               </w:rPr>
-              <w:t>Once only, Session 1</w:t>
+              <w:t>Group assignment not disclosed</w:t>
             </w:r>
           </w:p>
         </w:tc>
@@ -4122,7 +4206,7 @@
               <w:rPr>
                 <w:sz w:val="18"/>
               </w:rPr>
-              <w:t>Assessment battery (6 games, this session's music condition playing throughout)</w:t>
+              <w:t>Assessment battery (6 games, assigned condition playing throughout)</w:t>
             </w:r>
           </w:p>
         </w:tc>
@@ -4166,35 +4250,35 @@
               <w:rPr>
                 <w:sz w:val="18"/>
               </w:rPr>
-              <w:t>Post-session SAM (Form 2)</w:t>
-            </w:r>
-          </w:p>
-        </w:tc>
-        <w:tc>
-          <w:tcPr>
-            <w:tcW w:type="dxa" w:w="2880"/>
-          </w:tcPr>
-          <w:p>
-            <w:r/>
-            <w:r>
-              <w:rPr>
-                <w:sz w:val="18"/>
-              </w:rPr>
-              <w:t>2 min</w:t>
-            </w:r>
-          </w:p>
-        </w:tc>
-        <w:tc>
-          <w:tcPr>
-            <w:tcW w:type="dxa" w:w="2880"/>
-          </w:tcPr>
-          <w:p>
-            <w:r/>
-            <w:r>
-              <w:rPr>
-                <w:sz w:val="18"/>
-              </w:rPr>
-              <w:t>Within ~30 s of audio stopping. No awareness funnel yet.</w:t>
+              <w:t>Post-session SAM + awareness funnel (Form 3)</w:t>
+            </w:r>
+          </w:p>
+        </w:tc>
+        <w:tc>
+          <w:tcPr>
+            <w:tcW w:type="dxa" w:w="2880"/>
+          </w:tcPr>
+          <w:p>
+            <w:r/>
+            <w:r>
+              <w:rPr>
+                <w:sz w:val="18"/>
+              </w:rPr>
+              <w:t>8 min</w:t>
+            </w:r>
+          </w:p>
+        </w:tc>
+        <w:tc>
+          <w:tcPr>
+            <w:tcW w:type="dxa" w:w="2880"/>
+          </w:tcPr>
+          <w:p>
+            <w:r/>
+            <w:r>
+              <w:rPr>
+                <w:sz w:val="18"/>
+              </w:rPr>
+              <w:t>SAM first, within ~30 s of audio stopping; funnel after</w:t>
             </w:r>
           </w:p>
         </w:tc>
@@ -4210,6 +4294,50 @@
               <w:rPr>
                 <w:sz w:val="18"/>
               </w:rPr>
+              <w:t>Full debrief + Form 4</w:t>
+            </w:r>
+          </w:p>
+        </w:tc>
+        <w:tc>
+          <w:tcPr>
+            <w:tcW w:type="dxa" w:w="2880"/>
+          </w:tcPr>
+          <w:p>
+            <w:r/>
+            <w:r>
+              <w:rPr>
+                <w:sz w:val="18"/>
+              </w:rPr>
+              <w:t>5 min</w:t>
+            </w:r>
+          </w:p>
+        </w:tc>
+        <w:tc>
+          <w:tcPr>
+            <w:tcW w:type="dxa" w:w="2880"/>
+          </w:tcPr>
+          <w:p>
+            <w:r/>
+            <w:r>
+              <w:rPr>
+                <w:sz w:val="18"/>
+              </w:rPr>
+              <w:t>True purpose disclosed</w:t>
+            </w:r>
+          </w:p>
+        </w:tc>
+      </w:tr>
+      <w:tr>
+        <w:tc>
+          <w:tcPr>
+            <w:tcW w:type="dxa" w:w="2880"/>
+          </w:tcPr>
+          <w:p>
+            <w:r/>
+            <w:r>
+              <w:rPr>
+                <w:sz w:val="18"/>
+              </w:rPr>
               <w:t>Total</w:t>
             </w:r>
           </w:p>
@@ -4224,7 +4352,7 @@
               <w:rPr>
                 <w:sz w:val="18"/>
               </w:rPr>
-              <w:t>~70–75 min</w:t>
+              <w:t>~80–85 min</w:t>
             </w:r>
           </w:p>
         </w:tc>
@@ -4246,16 +4374,91 @@
     </w:tbl>
     <w:p/>
     <w:p>
+      <w:pPr>
+        <w:pStyle w:val="Heading2"/>
+      </w:pPr>
+      <w:r>
+        <w:rPr/>
+        <w:t>3.3  Sample Size</w:t>
+      </w:r>
+    </w:p>
+    <w:p>
       <w:pPr/>
+      <w:r>
+        <w:rPr/>
+        <w:t xml:space="preserve">Target: </w:t>
+      </w:r>
       <w:r>
         <w:rPr>
           <w:b/>
         </w:rPr>
-        <w:t>Sessions 2 and 3</w:t>
-      </w:r>
-      <w:r>
-        <w:rPr/>
-        <w:t xml:space="preserve"> (no Familiarization):</w:t>
+        <w:t>~30 completers per music-condition group (~90 total)</w:t>
+      </w:r>
+      <w:r>
+        <w:rPr/>
+        <w:t>. This is larger than a within-subject crossover would require because a between-subjects music factor loses the within-subject noise cancellation that a crossover design provides (§1.3). Smaller per-group samples (~20, i.e. ~60 total) remain informative for the primary interaction hypothesis (§3.5) but reduce power for the exploratory per-game breakdown and for mediation.</w:t>
+      </w:r>
+    </w:p>
+    <w:p>
+      <w:pPr>
+        <w:pStyle w:val="ListBullet"/>
+      </w:pPr>
+      <w:r>
+        <w:rPr/>
+        <w:t>Recruit to ~30 per group as the target and treat ~20 per group as the minimum acceptable floor, not the plan.</w:t>
+      </w:r>
+    </w:p>
+    <w:p>
+      <w:pPr>
+        <w:pStyle w:val="ListBullet"/>
+      </w:pPr>
+      <w:r>
+        <w:rPr/>
+        <w:t>Over-recruit modestly to absorb exclusions (technical failures, failure to pass the familiarization criterion, data loss).</w:t>
+      </w:r>
+    </w:p>
+    <w:p>
+      <w:pPr>
+        <w:pStyle w:val="ListBullet"/>
+      </w:pPr>
+      <w:r>
+        <w:rPr/>
+        <w:t>Keep group sizes balanced during recruitment via the blocked randomization list (§3.1); do not let one group finish early while another lags.</w:t>
+      </w:r>
+    </w:p>
+    <w:p>
+      <w:pPr>
+        <w:pStyle w:val="ListBullet"/>
+      </w:pPr>
+      <w:r>
+        <w:rPr/>
+        <w:t>Awareness-based exclusions (§4.2) are applied only as a sensitivity analysis, so they do not reduce the primary-analysis N.</w:t>
+      </w:r>
+    </w:p>
+    <w:p>
+      <w:pPr>
+        <w:pStyle w:val="Heading2"/>
+      </w:pPr>
+      <w:r>
+        <w:rPr/>
+        <w:t>3.4  Baseline Covariate &amp; Group Equivalence Check</w:t>
+      </w:r>
+    </w:p>
+    <w:p>
+      <w:pPr/>
+      <w:r>
+        <w:rPr/>
+        <w:t xml:space="preserve">Because groups are compared between-subjects, report a Table-1-style comparability check (one-way ANOVA / chi-square as appropriate) across the three groups </w:t>
+      </w:r>
+      <w:r>
+        <w:rPr>
+          <w:b/>
+        </w:rPr>
+        <w:t>before</w:t>
+      </w:r>
+      <w:r>
+        <w:rPr/>
+        <w:t xml:space="preserve"> presenting the main results, to demonstrate that randomization produced comparable groups. This section carries more weight in this design than any other single check: with each participant in only one condition, a group difference in starting ability or starting mood is directly confusable with a music effect.</w:t>
       </w:r>
     </w:p>
     <w:tbl>
@@ -4283,35 +4486,35 @@
               <w:rPr>
                 <w:sz w:val="18"/>
               </w:rPr>
-              <w:t>Phase</w:t>
-            </w:r>
-          </w:p>
-        </w:tc>
-        <w:tc>
-          <w:tcPr>
-            <w:tcW w:type="dxa" w:w="2880"/>
-          </w:tcPr>
-          <w:p>
-            <w:r/>
-            <w:r>
-              <w:rPr>
-                <w:sz w:val="18"/>
-              </w:rPr>
-              <w:t>Duration</w:t>
-            </w:r>
-          </w:p>
-        </w:tc>
-        <w:tc>
-          <w:tcPr>
-            <w:tcW w:type="dxa" w:w="2880"/>
-          </w:tcPr>
-          <w:p>
-            <w:r/>
-            <w:r>
-              <w:rPr>
-                <w:sz w:val="18"/>
-              </w:rPr>
-              <w:t>Notes</w:t>
+              <w:t>Variable</w:t>
+            </w:r>
+          </w:p>
+        </w:tc>
+        <w:tc>
+          <w:tcPr>
+            <w:tcW w:type="dxa" w:w="2880"/>
+          </w:tcPr>
+          <w:p>
+            <w:r/>
+            <w:r>
+              <w:rPr>
+                <w:sz w:val="18"/>
+              </w:rPr>
+              <w:t>Source</w:t>
+            </w:r>
+          </w:p>
+        </w:tc>
+        <w:tc>
+          <w:tcPr>
+            <w:tcW w:type="dxa" w:w="2880"/>
+          </w:tcPr>
+          <w:p>
+            <w:r/>
+            <w:r>
+              <w:rPr>
+                <w:sz w:val="18"/>
+              </w:rPr>
+              <w:t>Why it is checked</w:t>
             </w:r>
           </w:p>
         </w:tc>
@@ -4327,30 +4530,36 @@
               <w:rPr>
                 <w:sz w:val="18"/>
               </w:rPr>
-              <w:t>Check-in + Form 1b (sleep, caffeine, alertness, time of day)</w:t>
-            </w:r>
-          </w:p>
-        </w:tc>
-        <w:tc>
-          <w:tcPr>
-            <w:tcW w:type="dxa" w:w="2880"/>
-          </w:tcPr>
-          <w:p>
-            <w:r/>
-            <w:r>
-              <w:rPr>
-                <w:sz w:val="18"/>
-              </w:rPr>
-              <w:t>3 min</w:t>
-            </w:r>
-          </w:p>
-        </w:tc>
-        <w:tc>
-          <w:tcPr>
-            <w:tcW w:type="dxa" w:w="2880"/>
-          </w:tcPr>
-          <w:p>
-            <w:r/>
+              <w:t>practiceAccuracyFinal (per game)</w:t>
+            </w:r>
+          </w:p>
+        </w:tc>
+        <w:tc>
+          <w:tcPr>
+            <w:tcW w:type="dxa" w:w="2880"/>
+          </w:tcPr>
+          <w:p>
+            <w:r/>
+            <w:r>
+              <w:rPr>
+                <w:sz w:val="18"/>
+              </w:rPr>
+              <w:t>Familiarization logs</w:t>
+            </w:r>
+          </w:p>
+        </w:tc>
+        <w:tc>
+          <w:tcPr>
+            <w:tcW w:type="dxa" w:w="2880"/>
+          </w:tcPr>
+          <w:p>
+            <w:r/>
+            <w:r>
+              <w:rPr>
+                <w:sz w:val="18"/>
+              </w:rPr>
+              <w:t>Pre-treatment ability — the single most important equivalence check</w:t>
+            </w:r>
           </w:p>
         </w:tc>
       </w:tr>
@@ -4365,35 +4574,35 @@
               <w:rPr>
                 <w:sz w:val="18"/>
               </w:rPr>
-              <w:t>Standardised quiet rest</w:t>
-            </w:r>
-          </w:p>
-        </w:tc>
-        <w:tc>
-          <w:tcPr>
-            <w:tcW w:type="dxa" w:w="2880"/>
-          </w:tcPr>
-          <w:p>
-            <w:r/>
-            <w:r>
-              <w:rPr>
-                <w:sz w:val="18"/>
-              </w:rPr>
-              <w:t>3 min</w:t>
-            </w:r>
-          </w:p>
-        </w:tc>
-        <w:tc>
-          <w:tcPr>
-            <w:tcW w:type="dxa" w:w="2880"/>
-          </w:tcPr>
-          <w:p>
-            <w:r/>
-            <w:r>
-              <w:rPr>
-                <w:sz w:val="18"/>
-              </w:rPr>
-              <w:t>Baseline SAM (Form 2) at the end</w:t>
+              <w:t>Age, sex, handedness</w:t>
+            </w:r>
+          </w:p>
+        </w:tc>
+        <w:tc>
+          <w:tcPr>
+            <w:tcW w:type="dxa" w:w="2880"/>
+          </w:tcPr>
+          <w:p>
+            <w:r/>
+            <w:r>
+              <w:rPr>
+                <w:sz w:val="18"/>
+              </w:rPr>
+              <w:t>Form 1 · B</w:t>
+            </w:r>
+          </w:p>
+        </w:tc>
+        <w:tc>
+          <w:tcPr>
+            <w:tcW w:type="dxa" w:w="2880"/>
+          </w:tcPr>
+          <w:p>
+            <w:r/>
+            <w:r>
+              <w:rPr>
+                <w:sz w:val="18"/>
+              </w:rPr>
+              <w:t>Standard demographic comparability</w:t>
             </w:r>
           </w:p>
         </w:tc>
@@ -4409,35 +4618,35 @@
               <w:rPr>
                 <w:sz w:val="18"/>
               </w:rPr>
-              <w:t>Assessment battery (this session's music condition)</w:t>
-            </w:r>
-          </w:p>
-        </w:tc>
-        <w:tc>
-          <w:tcPr>
-            <w:tcW w:type="dxa" w:w="2880"/>
-          </w:tcPr>
-          <w:p>
-            <w:r/>
-            <w:r>
-              <w:rPr>
-                <w:sz w:val="18"/>
-              </w:rPr>
-              <w:t>~35 min</w:t>
-            </w:r>
-          </w:p>
-        </w:tc>
-        <w:tc>
-          <w:tcPr>
-            <w:tcW w:type="dxa" w:w="2880"/>
-          </w:tcPr>
-          <w:p>
-            <w:r/>
-            <w:r>
-              <w:rPr>
-                <w:sz w:val="18"/>
-              </w:rPr>
-              <w:t>Mid-battery SAM after Game 3</w:t>
+              <w:t>Testing time of day</w:t>
+            </w:r>
+          </w:p>
+        </w:tc>
+        <w:tc>
+          <w:tcPr>
+            <w:tcW w:type="dxa" w:w="2880"/>
+          </w:tcPr>
+          <w:p>
+            <w:r/>
+            <w:r>
+              <w:rPr>
+                <w:sz w:val="18"/>
+              </w:rPr>
+              <w:t>Form 1 · B</w:t>
+            </w:r>
+          </w:p>
+        </w:tc>
+        <w:tc>
+          <w:tcPr>
+            <w:tcW w:type="dxa" w:w="2880"/>
+          </w:tcPr>
+          <w:p>
+            <w:r/>
+            <w:r>
+              <w:rPr>
+                <w:sz w:val="18"/>
+              </w:rPr>
+              <w:t>Circadian arousal differences between groups</w:t>
             </w:r>
           </w:p>
         </w:tc>
@@ -4453,30 +4662,36 @@
               <w:rPr>
                 <w:sz w:val="18"/>
               </w:rPr>
-              <w:t>Post-session SAM (Form 2)</w:t>
-            </w:r>
-          </w:p>
-        </w:tc>
-        <w:tc>
-          <w:tcPr>
-            <w:tcW w:type="dxa" w:w="2880"/>
-          </w:tcPr>
-          <w:p>
-            <w:r/>
-            <w:r>
-              <w:rPr>
-                <w:sz w:val="18"/>
-              </w:rPr>
-              <w:t>2 min</w:t>
-            </w:r>
-          </w:p>
-        </w:tc>
-        <w:tc>
-          <w:tcPr>
-            <w:tcW w:type="dxa" w:w="2880"/>
-          </w:tcPr>
-          <w:p>
-            <w:r/>
+              <w:t>Hours of sleep, caffeine intake, current alertness</w:t>
+            </w:r>
+          </w:p>
+        </w:tc>
+        <w:tc>
+          <w:tcPr>
+            <w:tcW w:type="dxa" w:w="2880"/>
+          </w:tcPr>
+          <w:p>
+            <w:r/>
+            <w:r>
+              <w:rPr>
+                <w:sz w:val="18"/>
+              </w:rPr>
+              <w:t>Form 1 · B</w:t>
+            </w:r>
+          </w:p>
+        </w:tc>
+        <w:tc>
+          <w:tcPr>
+            <w:tcW w:type="dxa" w:w="2880"/>
+          </w:tcPr>
+          <w:p>
+            <w:r/>
+            <w:r>
+              <w:rPr>
+                <w:sz w:val="18"/>
+              </w:rPr>
+              <w:t>Direct arousal confounds — the same construct the manipulation targets</w:t>
+            </w:r>
           </w:p>
         </w:tc>
       </w:tr>
@@ -4491,42 +4706,35 @@
               <w:rPr>
                 <w:sz w:val="18"/>
               </w:rPr>
-              <w:t xml:space="preserve">Awareness funnel (Form 3, part G) — </w:t>
-            </w:r>
-            <w:r>
-              <w:rPr>
-                <w:b/>
-                <w:sz w:val="18"/>
-              </w:rPr>
-              <w:t>Session 3 only</w:t>
-            </w:r>
-          </w:p>
-        </w:tc>
-        <w:tc>
-          <w:tcPr>
-            <w:tcW w:type="dxa" w:w="2880"/>
-          </w:tcPr>
-          <w:p>
-            <w:r/>
-            <w:r>
-              <w:rPr>
-                <w:sz w:val="18"/>
-              </w:rPr>
-              <w:t>6 min</w:t>
-            </w:r>
-          </w:p>
-        </w:tc>
-        <w:tc>
-          <w:tcPr>
-            <w:tcW w:type="dxa" w:w="2880"/>
-          </w:tcPr>
-          <w:p>
-            <w:r/>
-            <w:r>
-              <w:rPr>
-                <w:sz w:val="18"/>
-              </w:rPr>
-              <w:t>Never administered after Sessions 1–2</w:t>
+              <w:t>Baseline SAM arousal and valence</w:t>
+            </w:r>
+          </w:p>
+        </w:tc>
+        <w:tc>
+          <w:tcPr>
+            <w:tcW w:type="dxa" w:w="2880"/>
+          </w:tcPr>
+          <w:p>
+            <w:r/>
+            <w:r>
+              <w:rPr>
+                <w:sz w:val="18"/>
+              </w:rPr>
+              <w:t>Form 2, baseline point</w:t>
+            </w:r>
+          </w:p>
+        </w:tc>
+        <w:tc>
+          <w:tcPr>
+            <w:tcW w:type="dxa" w:w="2880"/>
+          </w:tcPr>
+          <w:p>
+            <w:r/>
+            <w:r>
+              <w:rPr>
+                <w:sz w:val="18"/>
+              </w:rPr>
+              <w:t>Shows the groups did not start out in different moods</w:t>
             </w:r>
           </w:p>
         </w:tc>
@@ -4542,42 +4750,35 @@
               <w:rPr>
                 <w:sz w:val="18"/>
               </w:rPr>
-              <w:t xml:space="preserve">Full debrief + Form 4 — </w:t>
-            </w:r>
-            <w:r>
-              <w:rPr>
-                <w:b/>
-                <w:sz w:val="18"/>
-              </w:rPr>
-              <w:t>Session 3 only</w:t>
-            </w:r>
-          </w:p>
-        </w:tc>
-        <w:tc>
-          <w:tcPr>
-            <w:tcW w:type="dxa" w:w="2880"/>
-          </w:tcPr>
-          <w:p>
-            <w:r/>
-            <w:r>
-              <w:rPr>
-                <w:sz w:val="18"/>
-              </w:rPr>
-              <w:t>5 min</w:t>
-            </w:r>
-          </w:p>
-        </w:tc>
-        <w:tc>
-          <w:tcPr>
-            <w:tcW w:type="dxa" w:w="2880"/>
-          </w:tcPr>
-          <w:p>
-            <w:r/>
-            <w:r>
-              <w:rPr>
-                <w:sz w:val="18"/>
-              </w:rPr>
-              <w:t>True purpose disclosed</w:t>
+              <w:t>Noise Sensitivity score</w:t>
+            </w:r>
+          </w:p>
+        </w:tc>
+        <w:tc>
+          <w:tcPr>
+            <w:tcW w:type="dxa" w:w="2880"/>
+          </w:tcPr>
+          <w:p>
+            <w:r/>
+            <w:r>
+              <w:rPr>
+                <w:sz w:val="18"/>
+              </w:rPr>
+              <w:t>Form 1 · D</w:t>
+            </w:r>
+          </w:p>
+        </w:tc>
+        <w:tc>
+          <w:tcPr>
+            <w:tcW w:type="dxa" w:w="2880"/>
+          </w:tcPr>
+          <w:p>
+            <w:r/>
+            <w:r>
+              <w:rPr>
+                <w:sz w:val="18"/>
+              </w:rPr>
+              <w:t>Differential susceptibility to any audio</w:t>
             </w:r>
           </w:p>
         </w:tc>
@@ -4593,84 +4794,95 @@
               <w:rPr>
                 <w:sz w:val="18"/>
               </w:rPr>
-              <w:t>Total</w:t>
-            </w:r>
-          </w:p>
-        </w:tc>
-        <w:tc>
-          <w:tcPr>
-            <w:tcW w:type="dxa" w:w="2880"/>
-          </w:tcPr>
-          <w:p>
-            <w:r/>
-            <w:r>
-              <w:rPr>
-                <w:sz w:val="18"/>
-              </w:rPr>
-              <w:t>~45 min (Sessions 2) / ~55 min (Session 3)</w:t>
-            </w:r>
-          </w:p>
-        </w:tc>
-        <w:tc>
-          <w:tcPr>
-            <w:tcW w:type="dxa" w:w="2880"/>
-          </w:tcPr>
-          <w:p>
-            <w:r/>
+              <w:t>Musical Training score</w:t>
+            </w:r>
+          </w:p>
+        </w:tc>
+        <w:tc>
+          <w:tcPr>
+            <w:tcW w:type="dxa" w:w="2880"/>
+          </w:tcPr>
+          <w:p>
+            <w:r/>
+            <w:r>
+              <w:rPr>
+                <w:sz w:val="18"/>
+              </w:rPr>
+              <w:t>Form 1 · C</w:t>
+            </w:r>
+          </w:p>
+        </w:tc>
+        <w:tc>
+          <w:tcPr>
+            <w:tcW w:type="dxa" w:w="2880"/>
+          </w:tcPr>
+          <w:p>
+            <w:r/>
+            <w:r>
+              <w:rPr>
+                <w:sz w:val="18"/>
+              </w:rPr>
+              <w:t>Differential processing of and attention to music</w:t>
+            </w:r>
           </w:p>
         </w:tc>
       </w:tr>
     </w:tbl>
     <w:p/>
     <w:p>
+      <w:pPr/>
+      <w:r>
+        <w:rPr/>
+        <w:t>Any variable that differs meaningfully across groups is entered as a covariate in the main model, and this decision is reported. Do not use the equivalence check as a pass/fail gate — report it, then adjust for what is imbalanced.</w:t>
+      </w:r>
+    </w:p>
+    <w:p>
       <w:pPr>
         <w:pStyle w:val="Heading2"/>
       </w:pPr>
       <w:r>
         <w:rPr/>
-        <w:t>3.3  Sample Size</w:t>
+        <w:t>3.5  Analysis Model</w:t>
       </w:r>
     </w:p>
     <w:p>
       <w:pPr/>
       <w:r>
         <w:rPr/>
-        <w:t xml:space="preserve">Target: </w:t>
-      </w:r>
+        <w:t>Mixed model per derived measure:</w:t>
+      </w:r>
+    </w:p>
+    <w:p>
+      <w:pPr>
+        <w:ind w:left="360"/>
+      </w:pPr>
+      <w:r>
+        <w:rPr/>
+        <w:t>DV ~ Group(between) × Level(within) × Game(within) + practiceAccuracyFinal + NoiseSensitivity + MusicalTraining + (1 | Participant)</w:t>
+      </w:r>
+    </w:p>
+    <w:p>
+      <w:pPr>
+        <w:pStyle w:val="ListBullet"/>
+      </w:pPr>
       <w:r>
         <w:rPr>
           <w:b/>
         </w:rPr>
-        <w:t>24–30 completers in total</w:t>
-      </w:r>
-      <w:r>
-        <w:rPr/>
-        <w:t xml:space="preserve"> (24 or 30 divide evenly across the 6 counterbalancing orders). This range is a practical, achievable target for a within-subject crossover design at the moderate-to-large interaction effect sizes typically reported in this literature. Over-recruit by ~15% to absorb attrition across the three visits; a participant who does not complete all three sessions is excluded from the within-subject model.</w:t>
-      </w:r>
-    </w:p>
-    <w:p>
-      <w:pPr>
-        <w:pStyle w:val="Heading2"/>
-      </w:pPr>
-      <w:r>
-        <w:rPr/>
-        <w:t>3.4  Analysis Model</w:t>
-      </w:r>
-    </w:p>
-    <w:p>
-      <w:pPr/>
-      <w:r>
-        <w:rPr/>
-        <w:t>Linear mixed-effects model per derived measure:</w:t>
-      </w:r>
-    </w:p>
-    <w:p>
-      <w:pPr>
-        <w:ind w:left="360"/>
-      </w:pPr>
-      <w:r>
-        <w:rPr/>
-        <w:t>DV ~ MusicCondition × Level × Game + SessionOrder + practiceAccuracyFinal + NoiseSensitivity + MusicalTraining + (1 + MusicCondition | Participant)</w:t>
+        <w:t>Primary, confirmatory hypothesis:</w:t>
+      </w:r>
+      <w:r>
+        <w:rPr/>
+        <w:t xml:space="preserve"> the Group × Level interaction (does the music effect scale with cognitive load?). This is both the most novel and the most statistically efficient test available under a between-subjects music factor, because the within-subject Level term cancels each participant's own baseline ability.</w:t>
+      </w:r>
+    </w:p>
+    <w:p>
+      <w:pPr>
+        <w:pStyle w:val="ListBullet"/>
+      </w:pPr>
+      <w:r>
+        <w:rPr/>
+        <w:t>The Group main effect (an overall music effect, collapsing across difficulty) is reported but is *not* the primary test — it is the term most vulnerable to between-person noise and to any residual group imbalance.</w:t>
       </w:r>
     </w:p>
     <w:p>
@@ -4681,11 +4893,29 @@
         <w:rPr>
           <w:b/>
         </w:rPr>
-        <w:t>Primary confirmatory test:</w:t>
-      </w:r>
-      <w:r>
-        <w:rPr/>
-        <w:t xml:space="preserve"> the MusicCondition × Level interaction (does the music effect scale with cognitive load?).</w:t>
+        <w:t>Secondary, exploratory:</w:t>
+      </w:r>
+      <w:r>
+        <w:rPr/>
+        <w:t xml:space="preserve"> the per-game (functional-selectivity) breakdown, corrected for multiple comparisons across the six games (Benjamini–Hochberg FDR), reported and interpreted as exploratory rather than confirmatory.</w:t>
+      </w:r>
+    </w:p>
+    <w:p>
+      <w:pPr>
+        <w:pStyle w:val="ListBullet"/>
+      </w:pPr>
+      <w:r>
+        <w:rPr/>
+        <w:t>The predicted inverted-U is tested by the *pattern* of the Group × Level interaction (E helping at Easy and hurting at Hard), not by a Group main effect; specify the planned contrasts in advance.</w:t>
+      </w:r>
+    </w:p>
+    <w:p>
+      <w:pPr>
+        <w:pStyle w:val="ListBullet"/>
+      </w:pPr>
+      <w:r>
+        <w:rPr/>
+        <w:t>Arousal-confound covariates (sleep, caffeine, alertness, time of day) are entered if imbalanced across groups (§3.4) or predictive of the DV.</w:t>
       </w:r>
     </w:p>
     <w:p>
@@ -4696,38 +4926,11 @@
         <w:rPr>
           <w:b/>
         </w:rPr>
-        <w:t>Secondary:</w:t>
-      </w:r>
-      <w:r>
-        <w:rPr/>
-        <w:t xml:space="preserve"> the MusicCondition × Game interaction (functional selectivity), with per-game follow-ups FDR-corrected (Benjamini–Hochberg) across the six games and reported as exploratory.</w:t>
-      </w:r>
-    </w:p>
-    <w:p>
-      <w:pPr>
-        <w:pStyle w:val="ListBullet"/>
-      </w:pPr>
-      <w:r>
-        <w:rPr/>
-        <w:t>SessionOrder enters as a fixed effect to absorb any residual practice trend across a participant's three visits.</w:t>
-      </w:r>
-    </w:p>
-    <w:p>
-      <w:pPr>
-        <w:pStyle w:val="ListBullet"/>
-      </w:pPr>
-      <w:r>
-        <w:rPr/>
-        <w:t>SAM ratings enter as a time-varying covariate/mediator; the formal mediation model is specified in §5.3.</w:t>
-      </w:r>
-    </w:p>
-    <w:p>
-      <w:pPr>
-        <w:pStyle w:val="ListBullet"/>
-      </w:pPr>
-      <w:r>
-        <w:rPr/>
-        <w:t>Arousal-confound covariates (sleep, caffeine, alertness, time of day) are available from Form 1/1b and are entered if they are imbalanced across conditions or predictive of the DV.</w:t>
+        <w:t>Do not reduce to 2 music conditions to save sample size:</w:t>
+      </w:r>
+      <w:r>
+        <w:rPr/>
+        <w:t xml:space="preserve"> the arousal × load hypothesis specifically predicts an inverted-U (peaked) pattern, which requires three points on the arousal axis (S, C, E) to distinguish from a simple monotonic effect.</w:t>
       </w:r>
     </w:p>
     <w:p>
@@ -4736,7 +4939,14 @@
       </w:pPr>
       <w:r>
         <w:rPr/>
-        <w:t>4 — Protocol Variant B: One Session (Between-Subjects Music)</w:t>
+        <w:t>4 — Manipulation Check, Awareness Screening, Mediation &amp; Sensitivity Analyses</w:t>
+      </w:r>
+    </w:p>
+    <w:p>
+      <w:pPr/>
+      <w:r>
+        <w:rPr/>
+        <w:t>This section should be pre-registered before data collection, so that the exclusion and mediation decisions are not made after seeing the results.</w:t>
       </w:r>
     </w:p>
     <w:p>
@@ -4745,21 +4955,51 @@
       </w:pPr>
       <w:r>
         <w:rPr/>
-        <w:t>4.1  Design</w:t>
+        <w:t>4.1  Manipulation check</w:t>
       </w:r>
     </w:p>
     <w:p>
       <w:pPr/>
       <w:r>
         <w:rPr/>
-        <w:t>Each participant is randomly assigned, at intake, to exactly one of the three music-condition groups (S, C or E) and plays all six games once, under that assigned condition. Assignment is randomized across the entire recruitment window (not run in condition blocks — e.g. not "all Silence participants in week 1") to prevent testing-period effects (exam stress, time of year, etc.) from confounding with group.</w:t>
+        <w:t xml:space="preserve">Before any performance analysis, confirm that the music manipulation moved arousal in the intended direction: test SAM arousal (post-battery, or post minus baseline change) across groups, predicting </w:t>
+      </w:r>
+      <w:r>
+        <w:rPr>
+          <w:b/>
+        </w:rPr>
+        <w:t>E &gt; C &gt; S</w:t>
+      </w:r>
+      <w:r>
+        <w:rPr/>
+        <w:t xml:space="preserve">, and confirm that SAM valence does </w:t>
+      </w:r>
+      <w:r>
+        <w:rPr>
+          <w:b/>
+        </w:rPr>
+        <w:t>not</w:t>
+      </w:r>
+      <w:r>
+        <w:rPr/>
+        <w:t xml:space="preserve"> differ across C and E (valence was held constant by design). A failed manipulation check makes the performance analysis uninterpretable and must be reported either way.</w:t>
       </w:r>
     </w:p>
     <w:p>
       <w:pPr/>
       <w:r>
         <w:rPr/>
-        <w:t>Group assignment is not disclosed to the participant, and — where the setup allows it — the experimenter running the session should not know which condition is loaded until playback starts.</w:t>
+        <w:t xml:space="preserve">Use the </w:t>
+      </w:r>
+      <w:r>
+        <w:rPr>
+          <w:b/>
+        </w:rPr>
+        <w:t>change score</w:t>
+      </w:r>
+      <w:r>
+        <w:rPr/>
+        <w:t xml:space="preserve"> (post minus baseline) rather than the post-battery value alone. In a between-subjects design the post-battery value confounds the manipulation with whatever mood the participant walked in with; the change score removes that, and the baseline value is available separately as the equivalence check of §3.4.</w:t>
       </w:r>
     </w:p>
     <w:p>
@@ -4768,7 +5008,14 @@
       </w:pPr>
       <w:r>
         <w:rPr/>
-        <w:t>4.2  Session Structure</w:t>
+        <w:t>4.2  Awareness screening and classification</w:t>
+      </w:r>
+    </w:p>
+    <w:p>
+      <w:pPr/>
+      <w:r>
+        <w:rPr/>
+        <w:t>The awareness funnel (Appendix A, section F) is a standard requirement for any claim about an *unconscious* effect. Classify each participant from their open-ended and closed responses into one of three tiers:</w:t>
       </w:r>
     </w:p>
     <w:tbl>
@@ -4796,35 +5043,35 @@
               <w:rPr>
                 <w:sz w:val="18"/>
               </w:rPr>
-              <w:t>Phase</w:t>
-            </w:r>
-          </w:p>
-        </w:tc>
-        <w:tc>
-          <w:tcPr>
-            <w:tcW w:type="dxa" w:w="2880"/>
-          </w:tcPr>
-          <w:p>
-            <w:r/>
-            <w:r>
-              <w:rPr>
-                <w:sz w:val="18"/>
-              </w:rPr>
-              <w:t>Duration</w:t>
-            </w:r>
-          </w:p>
-        </w:tc>
-        <w:tc>
-          <w:tcPr>
-            <w:tcW w:type="dxa" w:w="2880"/>
-          </w:tcPr>
-          <w:p>
-            <w:r/>
-            <w:r>
-              <w:rPr>
-                <w:sz w:val="18"/>
-              </w:rPr>
-              <w:t>Notes</w:t>
+              <w:t>Tier</w:t>
+            </w:r>
+          </w:p>
+        </w:tc>
+        <w:tc>
+          <w:tcPr>
+            <w:tcW w:type="dxa" w:w="2880"/>
+          </w:tcPr>
+          <w:p>
+            <w:r/>
+            <w:r>
+              <w:rPr>
+                <w:sz w:val="18"/>
+              </w:rPr>
+              <w:t>Definition</w:t>
+            </w:r>
+          </w:p>
+        </w:tc>
+        <w:tc>
+          <w:tcPr>
+            <w:tcW w:type="dxa" w:w="2880"/>
+          </w:tcPr>
+          <w:p>
+            <w:r/>
+            <w:r>
+              <w:rPr>
+                <w:sz w:val="18"/>
+              </w:rPr>
+              <w:t>Handling</w:t>
             </w:r>
           </w:p>
         </w:tc>
@@ -4840,35 +5087,35 @@
               <w:rPr>
                 <w:sz w:val="18"/>
               </w:rPr>
-              <w:t>Consent + Form 1 (intake, §2.6.1)</w:t>
-            </w:r>
-          </w:p>
-        </w:tc>
-        <w:tc>
-          <w:tcPr>
-            <w:tcW w:type="dxa" w:w="2880"/>
-          </w:tcPr>
-          <w:p>
-            <w:r/>
-            <w:r>
-              <w:rPr>
-                <w:sz w:val="18"/>
-              </w:rPr>
-              <w:t>12 min</w:t>
-            </w:r>
-          </w:p>
-        </w:tc>
-        <w:tc>
-          <w:tcPr>
-            <w:tcW w:type="dxa" w:w="2880"/>
-          </w:tcPr>
-          <w:p>
-            <w:r/>
-            <w:r>
-              <w:rPr>
-                <w:sz w:val="18"/>
-              </w:rPr>
-              <w:t>Group assignment not disclosed</w:t>
+              <w:t>0 — Unaware of the audio</w:t>
+            </w:r>
+          </w:p>
+        </w:tc>
+        <w:tc>
+          <w:tcPr>
+            <w:tcW w:type="dxa" w:w="2880"/>
+          </w:tcPr>
+          <w:p>
+            <w:r/>
+            <w:r>
+              <w:rPr>
+                <w:sz w:val="18"/>
+              </w:rPr>
+              <w:t>Did not notice background audio at all (or was in the Silence group)</w:t>
+            </w:r>
+          </w:p>
+        </w:tc>
+        <w:tc>
+          <w:tcPr>
+            <w:tcW w:type="dxa" w:w="2880"/>
+          </w:tcPr>
+          <w:p>
+            <w:r/>
+            <w:r>
+              <w:rPr>
+                <w:sz w:val="18"/>
+              </w:rPr>
+              <w:t>Retained; strongest evidence for an unconscious effect</w:t>
             </w:r>
           </w:p>
         </w:tc>
@@ -4884,35 +5131,35 @@
               <w:rPr>
                 <w:sz w:val="18"/>
               </w:rPr>
-              <w:t>Familiarization (all 6 games, silence)</w:t>
-            </w:r>
-          </w:p>
-        </w:tc>
-        <w:tc>
-          <w:tcPr>
-            <w:tcW w:type="dxa" w:w="2880"/>
-          </w:tcPr>
-          <w:p>
-            <w:r/>
-            <w:r>
-              <w:rPr>
-                <w:sz w:val="18"/>
-              </w:rPr>
-              <w:t>15–20 min</w:t>
-            </w:r>
-          </w:p>
-        </w:tc>
-        <w:tc>
-          <w:tcPr>
-            <w:tcW w:type="dxa" w:w="2880"/>
-          </w:tcPr>
-          <w:p>
-            <w:r/>
-            <w:r>
-              <w:rPr>
-                <w:sz w:val="18"/>
-              </w:rPr>
-              <w:t>practiceAccuracyFinal logged as covariate</w:t>
+              <w:t>1 — Aware of audio, unaware of hypothesis</w:t>
+            </w:r>
+          </w:p>
+        </w:tc>
+        <w:tc>
+          <w:tcPr>
+            <w:tcW w:type="dxa" w:w="2880"/>
+          </w:tcPr>
+          <w:p>
+            <w:r/>
+            <w:r>
+              <w:rPr>
+                <w:sz w:val="18"/>
+              </w:rPr>
+              <w:t>Noticed the audio but did not connect it to the study's purpose</w:t>
+            </w:r>
+          </w:p>
+        </w:tc>
+        <w:tc>
+          <w:tcPr>
+            <w:tcW w:type="dxa" w:w="2880"/>
+          </w:tcPr>
+          <w:p>
+            <w:r/>
+            <w:r>
+              <w:rPr>
+                <w:sz w:val="18"/>
+              </w:rPr>
+              <w:t>Retained in the primary analysis; attention-paid rating available as a covariate</w:t>
             </w:r>
           </w:p>
         </w:tc>
@@ -4928,211 +5175,42 @@
               <w:rPr>
                 <w:sz w:val="18"/>
               </w:rPr>
-              <w:t>Break — standardised quiet rest (§2.8)</w:t>
-            </w:r>
-          </w:p>
-        </w:tc>
-        <w:tc>
-          <w:tcPr>
-            <w:tcW w:type="dxa" w:w="2880"/>
-          </w:tcPr>
-          <w:p>
-            <w:r/>
-            <w:r>
-              <w:rPr>
-                <w:sz w:val="18"/>
-              </w:rPr>
-              <w:t>5 min</w:t>
-            </w:r>
-          </w:p>
-        </w:tc>
-        <w:tc>
-          <w:tcPr>
-            <w:tcW w:type="dxa" w:w="2880"/>
-          </w:tcPr>
-          <w:p>
-            <w:r/>
-            <w:r>
-              <w:rPr>
-                <w:sz w:val="18"/>
-              </w:rPr>
-              <w:t>Baseline SAM (Form 2) at the end of the break</w:t>
-            </w:r>
-          </w:p>
-        </w:tc>
-      </w:tr>
-      <w:tr>
-        <w:tc>
-          <w:tcPr>
-            <w:tcW w:type="dxa" w:w="2880"/>
-          </w:tcPr>
-          <w:p>
-            <w:r/>
-            <w:r>
-              <w:rPr>
-                <w:sz w:val="18"/>
-              </w:rPr>
-              <w:t>Assessment battery (6 games, assigned condition playing throughout)</w:t>
-            </w:r>
-          </w:p>
-        </w:tc>
-        <w:tc>
-          <w:tcPr>
-            <w:tcW w:type="dxa" w:w="2880"/>
-          </w:tcPr>
-          <w:p>
-            <w:r/>
-            <w:r>
-              <w:rPr>
-                <w:sz w:val="18"/>
-              </w:rPr>
-              <w:t>~35 min</w:t>
-            </w:r>
-          </w:p>
-        </w:tc>
-        <w:tc>
-          <w:tcPr>
-            <w:tcW w:type="dxa" w:w="2880"/>
-          </w:tcPr>
-          <w:p>
-            <w:r/>
-            <w:r>
-              <w:rPr>
-                <w:sz w:val="18"/>
-              </w:rPr>
-              <w:t>Mid-battery SAM (Form 2) immediately after Game 3, music continuing</w:t>
-            </w:r>
-          </w:p>
-        </w:tc>
-      </w:tr>
-      <w:tr>
-        <w:tc>
-          <w:tcPr>
-            <w:tcW w:type="dxa" w:w="2880"/>
-          </w:tcPr>
-          <w:p>
-            <w:r/>
-            <w:r>
-              <w:rPr>
-                <w:sz w:val="18"/>
-              </w:rPr>
-              <w:t>Post-session SAM + awareness funnel (Form 3)</w:t>
-            </w:r>
-          </w:p>
-        </w:tc>
-        <w:tc>
-          <w:tcPr>
-            <w:tcW w:type="dxa" w:w="2880"/>
-          </w:tcPr>
-          <w:p>
-            <w:r/>
-            <w:r>
-              <w:rPr>
-                <w:sz w:val="18"/>
-              </w:rPr>
-              <w:t>8 min</w:t>
-            </w:r>
-          </w:p>
-        </w:tc>
-        <w:tc>
-          <w:tcPr>
-            <w:tcW w:type="dxa" w:w="2880"/>
-          </w:tcPr>
-          <w:p>
-            <w:r/>
-            <w:r>
-              <w:rPr>
-                <w:sz w:val="18"/>
-              </w:rPr>
-              <w:t>SAM first, within ~30 s of audio stopping; funnel after</w:t>
-            </w:r>
-          </w:p>
-        </w:tc>
-      </w:tr>
-      <w:tr>
-        <w:tc>
-          <w:tcPr>
-            <w:tcW w:type="dxa" w:w="2880"/>
-          </w:tcPr>
-          <w:p>
-            <w:r/>
-            <w:r>
-              <w:rPr>
-                <w:sz w:val="18"/>
-              </w:rPr>
-              <w:t>Full debrief + Form 4</w:t>
-            </w:r>
-          </w:p>
-        </w:tc>
-        <w:tc>
-          <w:tcPr>
-            <w:tcW w:type="dxa" w:w="2880"/>
-          </w:tcPr>
-          <w:p>
-            <w:r/>
-            <w:r>
-              <w:rPr>
-                <w:sz w:val="18"/>
-              </w:rPr>
-              <w:t>5 min</w:t>
-            </w:r>
-          </w:p>
-        </w:tc>
-        <w:tc>
-          <w:tcPr>
-            <w:tcW w:type="dxa" w:w="2880"/>
-          </w:tcPr>
-          <w:p>
-            <w:r/>
-            <w:r>
-              <w:rPr>
-                <w:sz w:val="18"/>
-              </w:rPr>
-              <w:t>True purpose disclosed</w:t>
-            </w:r>
-          </w:p>
-        </w:tc>
-      </w:tr>
-      <w:tr>
-        <w:tc>
-          <w:tcPr>
-            <w:tcW w:type="dxa" w:w="2880"/>
-          </w:tcPr>
-          <w:p>
-            <w:r/>
-            <w:r>
-              <w:rPr>
-                <w:sz w:val="18"/>
-              </w:rPr>
-              <w:t>Total</w:t>
-            </w:r>
-          </w:p>
-        </w:tc>
-        <w:tc>
-          <w:tcPr>
-            <w:tcW w:type="dxa" w:w="2880"/>
-          </w:tcPr>
-          <w:p>
-            <w:r/>
-            <w:r>
-              <w:rPr>
-                <w:sz w:val="18"/>
-              </w:rPr>
-              <w:t>~80–85 min</w:t>
-            </w:r>
-          </w:p>
-        </w:tc>
-        <w:tc>
-          <w:tcPr>
-            <w:tcW w:type="dxa" w:w="2880"/>
-          </w:tcPr>
-          <w:p>
-            <w:r/>
-            <w:r>
-              <w:rPr>
-                <w:sz w:val="18"/>
-              </w:rPr>
-              <w:t>Under the 90-min cap</w:t>
+              <w:t>2 — Hypothesis-aware</w:t>
+            </w:r>
+          </w:p>
+        </w:tc>
+        <w:tc>
+          <w:tcPr>
+            <w:tcW w:type="dxa" w:w="2880"/>
+          </w:tcPr>
+          <w:p>
+            <w:r/>
+            <w:r>
+              <w:rPr>
+                <w:sz w:val="18"/>
+              </w:rPr>
+              <w:t>Stated or clearly implied that the study was about music/audio affecting performance</w:t>
+            </w:r>
+          </w:p>
+        </w:tc>
+        <w:tc>
+          <w:tcPr>
+            <w:tcW w:type="dxa" w:w="2880"/>
+          </w:tcPr>
+          <w:p>
+            <w:r/>
+            <w:r>
+              <w:rPr>
+                <w:sz w:val="18"/>
+              </w:rPr>
+              <w:t xml:space="preserve">Retained in the primary analysis, </w:t>
+            </w:r>
+            <w:r>
+              <w:rPr>
+                <w:b/>
+                <w:sz w:val="18"/>
+              </w:rPr>
+              <w:t>excluded in a pre-registered sensitivity analysis</w:t>
             </w:r>
           </w:p>
         </w:tc>
@@ -5141,92 +5219,84 @@
     <w:p/>
     <w:p>
       <w:pPr>
-        <w:pStyle w:val="Heading2"/>
-      </w:pPr>
-      <w:r>
-        <w:rPr/>
-        <w:t>4.3  Sample Size</w:t>
-      </w:r>
-    </w:p>
-    <w:p>
-      <w:pPr/>
-      <w:r>
-        <w:rPr/>
-        <w:t xml:space="preserve">Target: </w:t>
+        <w:pStyle w:val="ListBullet"/>
+      </w:pPr>
+      <w:r>
+        <w:rPr/>
+        <w:t>Two raters classify independently from the open-text responses, blind to condition and to performance; disagreements are resolved by discussion, and inter-rater agreement is reported.</w:t>
+      </w:r>
+    </w:p>
+    <w:p>
+      <w:pPr>
+        <w:pStyle w:val="ListBullet"/>
+      </w:pPr>
+      <w:r>
+        <w:rPr/>
+        <w:t xml:space="preserve">The </w:t>
       </w:r>
       <w:r>
         <w:rPr>
           <w:b/>
         </w:rPr>
-        <w:t>~30 completers per music-condition group (~90 total)</w:t>
-      </w:r>
-      <w:r>
-        <w:rPr/>
-        <w:t>. This is substantially larger than Variant A's total N because a between-subjects music factor loses the within-subject noise cancellation that a crossover design provides; smaller per-group samples (~20) remain informative for the primary interaction hypothesis (§4.5) but reduce power for the exploratory per-game breakdown.</w:t>
-      </w:r>
-    </w:p>
-    <w:p>
-      <w:pPr>
-        <w:pStyle w:val="Heading2"/>
-      </w:pPr>
-      <w:r>
-        <w:rPr/>
-        <w:t>4.4  Baseline Covariate &amp; Group Equivalence Check</w:t>
-      </w:r>
-    </w:p>
-    <w:p>
-      <w:pPr/>
-      <w:r>
-        <w:rPr/>
-        <w:t>Because groups are compared between-subjects, report a Table-1-style comparability check (one-way ANOVA / chi-square as appropriate) across the three groups on: age, sex, handedness, testing time of day, hours of sleep, caffeine intake, current alertness, baseline SAM (arousal and valence), Noise Sensitivity score, Musical Training score, and practiceAccuracyFinal — before presenting the main results, to demonstrate that randomization produced comparable groups. Any variable that differs meaningfully is entered as a covariate in the main model.</w:t>
-      </w:r>
-    </w:p>
-    <w:p>
-      <w:pPr>
-        <w:pStyle w:val="Heading2"/>
-      </w:pPr>
-      <w:r>
-        <w:rPr/>
-        <w:t>4.5  Analysis Model</w:t>
-      </w:r>
-    </w:p>
-    <w:p>
-      <w:pPr>
-        <w:ind w:left="360"/>
-      </w:pPr>
-      <w:r>
-        <w:rPr/>
-        <w:t>DV ~ Group(between) × Level(within) × Game(within) + practiceAccuracyFinal + NoiseSensitivity + MusicalTraining + (1 | Participant)</w:t>
-      </w:r>
-    </w:p>
-    <w:p>
-      <w:pPr>
-        <w:pStyle w:val="ListBullet"/>
-      </w:pPr>
+        <w:t>primary analysis uses the full sample</w:t>
+      </w:r>
+      <w:r>
+        <w:rPr/>
+        <w:t xml:space="preserve">; the sensitivity analysis re-runs the primary model excluding Tier 2. </w:t>
+      </w:r>
       <w:r>
         <w:rPr>
           <w:b/>
         </w:rPr>
-        <w:t>Primary, confirmatory hypothesis:</w:t>
-      </w:r>
-      <w:r>
-        <w:rPr/>
-        <w:t xml:space="preserve"> the Group × Level interaction (does the music effect scale with cognitive load?). This is both the most novel and the most statistically efficient test available under a between-subjects music factor, because the within-subject Level term cancels each participant's own baseline ability.</w:t>
+        <w:t>Both are reported</w:t>
+      </w:r>
+      <w:r>
+        <w:rPr/>
+        <w:t>, whether or not they agree. Silently dropping aware participants is not acceptable.</w:t>
       </w:r>
     </w:p>
     <w:p>
       <w:pPr>
         <w:pStyle w:val="ListBullet"/>
       </w:pPr>
+      <w:r>
+        <w:rPr/>
+        <w:t xml:space="preserve">Report the tier distribution by group. Note that the tiers are not comparable across groups by construction — Silence participants are almost all Tier 0 because there was nothing to notice — so the informative comparison is Tier 2 rate in </w:t>
+      </w:r>
       <w:r>
         <w:rPr>
           <w:b/>
         </w:rPr>
-        <w:t>Secondary, exploratory:</w:t>
-      </w:r>
-      <w:r>
-        <w:rPr/>
-        <w:t xml:space="preserve"> the per-game (functional-selectivity) breakdown, corrected for multiple comparisons across the six games (Benjamini–Hochberg FDR), reported and interpreted as exploratory rather than confirmatory.</w:t>
+        <w:t>C vs. E</w:t>
+      </w:r>
+      <w:r>
+        <w:rPr/>
+        <w:t>. A large imbalance there (e.g. many more hypothesis-aware participants in the Energizing group) is itself an interpretable finding about the manipulation's subtlety.</w:t>
+      </w:r>
+    </w:p>
+    <w:p>
+      <w:pPr>
+        <w:pStyle w:val="ListBullet"/>
+      </w:pPr>
+      <w:r>
+        <w:rPr/>
+        <w:t>Self-reported liking, familiarity, attention paid to the audio, and the demand-characteristics item are entered as covariates or reported as robustness checks, so that an effect cannot be dismissed as a liking or expectancy artifact. These items apply only to the C and E groups; the Silence group is excluded from those specific analyses.</w:t>
+      </w:r>
+    </w:p>
+    <w:p>
+      <w:pPr>
+        <w:pStyle w:val="Heading2"/>
+      </w:pPr>
+      <w:r>
+        <w:rPr/>
+        <w:t>4.3  Mediation analysis (Layer 3 of the research question) — exploratory</w:t>
+      </w:r>
+    </w:p>
+    <w:p>
+      <w:pPr/>
+      <w:r>
+        <w:rPr/>
+        <w:t>Test whether the music effect on performance is transmitted through felt state, using ΔSAM (post minus baseline) as the mediator:</w:t>
       </w:r>
     </w:p>
     <w:p>
@@ -5237,63 +5307,80 @@
         <w:rPr>
           <w:b/>
         </w:rPr>
-        <w:t>Do not reduce to 2 music conditions to save sample size:</w:t>
-      </w:r>
-      <w:r>
-        <w:rPr/>
-        <w:t xml:space="preserve"> the arousal × load hypothesis specifically predicts an inverted-U (peaked) pattern, which requires three points on the arousal axis (S, C, E) to distinguish from a simple monotonic effect.</w:t>
-      </w:r>
-    </w:p>
-    <w:p>
-      <w:pPr>
-        <w:pStyle w:val="Heading1"/>
-      </w:pPr>
-      <w:r>
-        <w:rPr/>
-        <w:t>5 — Manipulation Check, Awareness Screening, Mediation &amp; Sensitivity Analyses</w:t>
-      </w:r>
-    </w:p>
-    <w:p>
-      <w:pPr/>
-      <w:r>
-        <w:rPr/>
-        <w:t>This section applies to both variants and should be pre-registered before data collection, so that the exclusion and mediation decisions are not made after seeing the results.</w:t>
-      </w:r>
-    </w:p>
-    <w:p>
-      <w:pPr>
-        <w:pStyle w:val="Heading2"/>
-      </w:pPr>
-      <w:r>
-        <w:rPr/>
-        <w:t>5.1  Manipulation check</w:t>
-      </w:r>
-    </w:p>
-    <w:p>
-      <w:pPr/>
-      <w:r>
-        <w:rPr/>
-        <w:t xml:space="preserve">Before any performance analysis, confirm that the music manipulation moved arousal in the intended direction: test SAM arousal (post-battery, or post minus baseline change) across conditions, predicting </w:t>
-      </w:r>
+        <w:t>Path a:</w:t>
+      </w:r>
+      <w:r>
+        <w:rPr/>
+        <w:t xml:space="preserve"> Group → ΔSAM arousal (this is the manipulation check of §4.1).</w:t>
+      </w:r>
+    </w:p>
+    <w:p>
+      <w:pPr>
+        <w:pStyle w:val="ListBullet"/>
+      </w:pPr>
       <w:r>
         <w:rPr>
           <w:b/>
         </w:rPr>
-        <w:t>E &gt; C &gt; S</w:t>
-      </w:r>
-      <w:r>
-        <w:rPr/>
-        <w:t xml:space="preserve">, and confirm that SAM valence does </w:t>
-      </w:r>
+        <w:t>Path b:</w:t>
+      </w:r>
+      <w:r>
+        <w:rPr/>
+        <w:t xml:space="preserve"> ΔSAM arousal → DV, controlling for group.</w:t>
+      </w:r>
+    </w:p>
+    <w:p>
+      <w:pPr>
+        <w:pStyle w:val="ListBullet"/>
+      </w:pPr>
       <w:r>
         <w:rPr>
           <w:b/>
         </w:rPr>
-        <w:t>not</w:t>
-      </w:r>
-      <w:r>
-        <w:rPr/>
-        <w:t xml:space="preserve"> differ across C and E (valence was held constant by design). A failed manipulation check makes the performance analysis uninterpretable and must be reported either way.</w:t>
+        <w:t>Indirect effect</w:t>
+      </w:r>
+      <w:r>
+        <w:rPr/>
+        <w:t xml:space="preserve"> estimated with bootstrapped confidence intervals (e.g. the R `mediation` or `lavaan` packages).</w:t>
+      </w:r>
+    </w:p>
+    <w:p>
+      <w:pPr>
+        <w:pStyle w:val="ListBullet"/>
+      </w:pPr>
+      <w:r>
+        <w:rPr>
+          <w:b/>
+        </w:rPr>
+        <w:t>Interpretation:</w:t>
+      </w:r>
+      <w:r>
+        <w:rPr/>
+        <w:t xml:space="preserve"> a significant indirect effect with a residual direct effect indicates cognitive modulation beyond mood; a fully mediated effect indicates the mood/arousal artifact account is sufficient.</w:t>
+      </w:r>
+    </w:p>
+    <w:p>
+      <w:pPr>
+        <w:pStyle w:val="ListBullet"/>
+      </w:pPr>
+      <w:r>
+        <w:rPr>
+          <w:b/>
+        </w:rPr>
+        <w:t>Status and limits — state these in the manuscript.</w:t>
+      </w:r>
+      <w:r>
+        <w:rPr/>
+        <w:t xml:space="preserve"> With a between-subjects manipulation, mediation is estimated across people rather than within them. This makes the estimate vulnerable to confounding between the mediator and the outcome (a person who is more aroused may also differ in other ways) and gives it lower power than a within-subject design would. Label this analysis exploratory, report it with its confidence intervals rather than a bare significance verdict, and do not build the paper's main claim on it.</w:t>
+      </w:r>
+    </w:p>
+    <w:p>
+      <w:pPr>
+        <w:pStyle w:val="ListBullet"/>
+      </w:pPr>
+      <w:r>
+        <w:rPr/>
+        <w:t>The ΔSAM change score, the silent-familiarization ability covariate and the baseline equivalence check (§3.4) are what make this analysis worth running at all in a between-subjects design; without them it would be uninterpretable.</w:t>
       </w:r>
     </w:p>
     <w:p>
@@ -5302,14 +5389,7 @@
       </w:pPr>
       <w:r>
         <w:rPr/>
-        <w:t>5.2  Awareness screening and classification</w:t>
-      </w:r>
-    </w:p>
-    <w:p>
-      <w:pPr/>
-      <w:r>
-        <w:rPr/>
-        <w:t>The awareness funnel (Appendix A, section G) is a standard requirement for any claim about an *unconscious* effect. Classify each participant from their open-ended and closed responses into one of three tiers:</w:t>
+        <w:t>4.4  Confound covariates available</w:t>
       </w:r>
     </w:p>
     <w:tbl>
@@ -5337,35 +5417,35 @@
               <w:rPr>
                 <w:sz w:val="18"/>
               </w:rPr>
-              <w:t>Tier</w:t>
-            </w:r>
-          </w:p>
-        </w:tc>
-        <w:tc>
-          <w:tcPr>
-            <w:tcW w:type="dxa" w:w="2880"/>
-          </w:tcPr>
-          <w:p>
-            <w:r/>
-            <w:r>
-              <w:rPr>
-                <w:sz w:val="18"/>
-              </w:rPr>
-              <w:t>Definition</w:t>
-            </w:r>
-          </w:p>
-        </w:tc>
-        <w:tc>
-          <w:tcPr>
-            <w:tcW w:type="dxa" w:w="2880"/>
-          </w:tcPr>
-          <w:p>
-            <w:r/>
-            <w:r>
-              <w:rPr>
-                <w:sz w:val="18"/>
-              </w:rPr>
-              <w:t>Handling</w:t>
+              <w:t>Covariate</w:t>
+            </w:r>
+          </w:p>
+        </w:tc>
+        <w:tc>
+          <w:tcPr>
+            <w:tcW w:type="dxa" w:w="2880"/>
+          </w:tcPr>
+          <w:p>
+            <w:r/>
+            <w:r>
+              <w:rPr>
+                <w:sz w:val="18"/>
+              </w:rPr>
+              <w:t>Source</w:t>
+            </w:r>
+          </w:p>
+        </w:tc>
+        <w:tc>
+          <w:tcPr>
+            <w:tcW w:type="dxa" w:w="2880"/>
+          </w:tcPr>
+          <w:p>
+            <w:r/>
+            <w:r>
+              <w:rPr>
+                <w:sz w:val="18"/>
+              </w:rPr>
+              <w:t>Why it matters</w:t>
             </w:r>
           </w:p>
         </w:tc>
@@ -5381,35 +5461,35 @@
               <w:rPr>
                 <w:sz w:val="18"/>
               </w:rPr>
-              <w:t>0 — Unaware of the audio</w:t>
-            </w:r>
-          </w:p>
-        </w:tc>
-        <w:tc>
-          <w:tcPr>
-            <w:tcW w:type="dxa" w:w="2880"/>
-          </w:tcPr>
-          <w:p>
-            <w:r/>
-            <w:r>
-              <w:rPr>
-                <w:sz w:val="18"/>
-              </w:rPr>
-              <w:t>Did not notice background audio at all (or was in the Silence group)</w:t>
-            </w:r>
-          </w:p>
-        </w:tc>
-        <w:tc>
-          <w:tcPr>
-            <w:tcW w:type="dxa" w:w="2880"/>
-          </w:tcPr>
-          <w:p>
-            <w:r/>
-            <w:r>
-              <w:rPr>
-                <w:sz w:val="18"/>
-              </w:rPr>
-              <w:t>Retained; strongest evidence for an unconscious effect</w:t>
+              <w:t>practiceAccuracyFinal</w:t>
+            </w:r>
+          </w:p>
+        </w:tc>
+        <w:tc>
+          <w:tcPr>
+            <w:tcW w:type="dxa" w:w="2880"/>
+          </w:tcPr>
+          <w:p>
+            <w:r/>
+            <w:r>
+              <w:rPr>
+                <w:sz w:val="18"/>
+              </w:rPr>
+              <w:t>Familiarization logs (§2.3)</w:t>
+            </w:r>
+          </w:p>
+        </w:tc>
+        <w:tc>
+          <w:tcPr>
+            <w:tcW w:type="dxa" w:w="2880"/>
+          </w:tcPr>
+          <w:p>
+            <w:r/>
+            <w:r>
+              <w:rPr>
+                <w:sz w:val="18"/>
+              </w:rPr>
+              <w:t>Pre-treatment, in-silence ability — the largest single source of between-person variance, and the main reason this design is viable</w:t>
             </w:r>
           </w:p>
         </w:tc>
@@ -5425,35 +5505,35 @@
               <w:rPr>
                 <w:sz w:val="18"/>
               </w:rPr>
-              <w:t>1 — Aware of audio, unaware of hypothesis</w:t>
-            </w:r>
-          </w:p>
-        </w:tc>
-        <w:tc>
-          <w:tcPr>
-            <w:tcW w:type="dxa" w:w="2880"/>
-          </w:tcPr>
-          <w:p>
-            <w:r/>
-            <w:r>
-              <w:rPr>
-                <w:sz w:val="18"/>
-              </w:rPr>
-              <w:t>Noticed the audio but did not connect it to the study's purpose</w:t>
-            </w:r>
-          </w:p>
-        </w:tc>
-        <w:tc>
-          <w:tcPr>
-            <w:tcW w:type="dxa" w:w="2880"/>
-          </w:tcPr>
-          <w:p>
-            <w:r/>
-            <w:r>
-              <w:rPr>
-                <w:sz w:val="18"/>
-              </w:rPr>
-              <w:t>Retained in the primary analysis; attention-paid rating available as a covariate</w:t>
+              <w:t>Noise Sensitivity (Weinstein)</w:t>
+            </w:r>
+          </w:p>
+        </w:tc>
+        <w:tc>
+          <w:tcPr>
+            <w:tcW w:type="dxa" w:w="2880"/>
+          </w:tcPr>
+          <w:p>
+            <w:r/>
+            <w:r>
+              <w:rPr>
+                <w:sz w:val="18"/>
+              </w:rPr>
+              <w:t>Form 1, Appendix A · D</w:t>
+            </w:r>
+          </w:p>
+        </w:tc>
+        <w:tc>
+          <w:tcPr>
+            <w:tcW w:type="dxa" w:w="2880"/>
+          </w:tcPr>
+          <w:p>
+            <w:r/>
+            <w:r>
+              <w:rPr>
+                <w:sz w:val="18"/>
+              </w:rPr>
+              <w:t>Sensitive individuals may be disrupted by any audio regardless of arousal</w:t>
             </w:r>
           </w:p>
         </w:tc>
@@ -5469,42 +5549,211 @@
               <w:rPr>
                 <w:sz w:val="18"/>
               </w:rPr>
-              <w:t>2 — Hypothesis-aware</w:t>
-            </w:r>
-          </w:p>
-        </w:tc>
-        <w:tc>
-          <w:tcPr>
-            <w:tcW w:type="dxa" w:w="2880"/>
-          </w:tcPr>
-          <w:p>
-            <w:r/>
-            <w:r>
-              <w:rPr>
-                <w:sz w:val="18"/>
-              </w:rPr>
-              <w:t>Stated or clearly implied that the study was about music/audio affecting performance</w:t>
-            </w:r>
-          </w:p>
-        </w:tc>
-        <w:tc>
-          <w:tcPr>
-            <w:tcW w:type="dxa" w:w="2880"/>
-          </w:tcPr>
-          <w:p>
-            <w:r/>
-            <w:r>
-              <w:rPr>
-                <w:sz w:val="18"/>
-              </w:rPr>
-              <w:t xml:space="preserve">Retained in the primary analysis, </w:t>
-            </w:r>
-            <w:r>
-              <w:rPr>
-                <w:b/>
-                <w:sz w:val="18"/>
-              </w:rPr>
-              <w:t>excluded in a pre-registered sensitivity analysis</w:t>
+              <w:t>Musical Training (Gold-MSI)</w:t>
+            </w:r>
+          </w:p>
+        </w:tc>
+        <w:tc>
+          <w:tcPr>
+            <w:tcW w:type="dxa" w:w="2880"/>
+          </w:tcPr>
+          <w:p>
+            <w:r/>
+            <w:r>
+              <w:rPr>
+                <w:sz w:val="18"/>
+              </w:rPr>
+              <w:t>Form 1, Appendix A · C</w:t>
+            </w:r>
+          </w:p>
+        </w:tc>
+        <w:tc>
+          <w:tcPr>
+            <w:tcW w:type="dxa" w:w="2880"/>
+          </w:tcPr>
+          <w:p>
+            <w:r/>
+            <w:r>
+              <w:rPr>
+                <w:sz w:val="18"/>
+              </w:rPr>
+              <w:t>Trained listeners process music differently and may attend to it more</w:t>
+            </w:r>
+          </w:p>
+        </w:tc>
+      </w:tr>
+      <w:tr>
+        <w:tc>
+          <w:tcPr>
+            <w:tcW w:type="dxa" w:w="2880"/>
+          </w:tcPr>
+          <w:p>
+            <w:r/>
+            <w:r>
+              <w:rPr>
+                <w:sz w:val="18"/>
+              </w:rPr>
+              <w:t>Sleep, caffeine, alertness, time of day</w:t>
+            </w:r>
+          </w:p>
+        </w:tc>
+        <w:tc>
+          <w:tcPr>
+            <w:tcW w:type="dxa" w:w="2880"/>
+          </w:tcPr>
+          <w:p>
+            <w:r/>
+            <w:r>
+              <w:rPr>
+                <w:sz w:val="18"/>
+              </w:rPr>
+              <w:t>Form 1, Appendix A · B</w:t>
+            </w:r>
+          </w:p>
+        </w:tc>
+        <w:tc>
+          <w:tcPr>
+            <w:tcW w:type="dxa" w:w="2880"/>
+          </w:tcPr>
+          <w:p>
+            <w:r/>
+            <w:r>
+              <w:rPr>
+                <w:sz w:val="18"/>
+              </w:rPr>
+              <w:t>Direct arousal confounds — the same construct the manipulation targets</w:t>
+            </w:r>
+          </w:p>
+        </w:tc>
+      </w:tr>
+      <w:tr>
+        <w:tc>
+          <w:tcPr>
+            <w:tcW w:type="dxa" w:w="2880"/>
+          </w:tcPr>
+          <w:p>
+            <w:r/>
+            <w:r>
+              <w:rPr>
+                <w:sz w:val="18"/>
+              </w:rPr>
+              <w:t>Baseline SAM arousal and valence</w:t>
+            </w:r>
+          </w:p>
+        </w:tc>
+        <w:tc>
+          <w:tcPr>
+            <w:tcW w:type="dxa" w:w="2880"/>
+          </w:tcPr>
+          <w:p>
+            <w:r/>
+            <w:r>
+              <w:rPr>
+                <w:sz w:val="18"/>
+              </w:rPr>
+              <w:t>Form 2, baseline point</w:t>
+            </w:r>
+          </w:p>
+        </w:tc>
+        <w:tc>
+          <w:tcPr>
+            <w:tcW w:type="dxa" w:w="2880"/>
+          </w:tcPr>
+          <w:p>
+            <w:r/>
+            <w:r>
+              <w:rPr>
+                <w:sz w:val="18"/>
+              </w:rPr>
+              <w:t>Starting mood; also the equivalence check of §3.4</w:t>
+            </w:r>
+          </w:p>
+        </w:tc>
+      </w:tr>
+      <w:tr>
+        <w:tc>
+          <w:tcPr>
+            <w:tcW w:type="dxa" w:w="2880"/>
+          </w:tcPr>
+          <w:p>
+            <w:r/>
+            <w:r>
+              <w:rPr>
+                <w:sz w:val="18"/>
+              </w:rPr>
+              <w:t>Liking, familiarity, attention paid</w:t>
+            </w:r>
+          </w:p>
+        </w:tc>
+        <w:tc>
+          <w:tcPr>
+            <w:tcW w:type="dxa" w:w="2880"/>
+          </w:tcPr>
+          <w:p>
+            <w:r/>
+            <w:r>
+              <w:rPr>
+                <w:sz w:val="18"/>
+              </w:rPr>
+              <w:t>Form 3, Appendix A · F</w:t>
+            </w:r>
+          </w:p>
+        </w:tc>
+        <w:tc>
+          <w:tcPr>
+            <w:tcW w:type="dxa" w:w="2880"/>
+          </w:tcPr>
+          <w:p>
+            <w:r/>
+            <w:r>
+              <w:rPr>
+                <w:sz w:val="18"/>
+              </w:rPr>
+              <w:t>Rules out preference/attention artifacts (C and E groups only)</w:t>
+            </w:r>
+          </w:p>
+        </w:tc>
+      </w:tr>
+      <w:tr>
+        <w:tc>
+          <w:tcPr>
+            <w:tcW w:type="dxa" w:w="2880"/>
+          </w:tcPr>
+          <w:p>
+            <w:r/>
+            <w:r>
+              <w:rPr>
+                <w:sz w:val="18"/>
+              </w:rPr>
+              <w:t>Fatigue, effort, engagement</w:t>
+            </w:r>
+          </w:p>
+        </w:tc>
+        <w:tc>
+          <w:tcPr>
+            <w:tcW w:type="dxa" w:w="2880"/>
+          </w:tcPr>
+          <w:p>
+            <w:r/>
+            <w:r>
+              <w:rPr>
+                <w:sz w:val="18"/>
+              </w:rPr>
+              <w:t>Form 3, Appendix A · F</w:t>
+            </w:r>
+          </w:p>
+        </w:tc>
+        <w:tc>
+          <w:tcPr>
+            <w:tcW w:type="dxa" w:w="2880"/>
+          </w:tcPr>
+          <w:p>
+            <w:r/>
+            <w:r>
+              <w:rPr>
+                <w:sz w:val="18"/>
+              </w:rPr>
+              <w:t>Distinguishes a music effect from end-of-session fatigue</w:t>
             </w:r>
           </w:p>
         </w:tc>
@@ -5513,11 +5762,20 @@
     <w:p/>
     <w:p>
       <w:pPr>
+        <w:pStyle w:val="Heading1"/>
+      </w:pPr>
+      <w:r>
+        <w:rPr/>
+        <w:t>5 — Data Management</w:t>
+      </w:r>
+    </w:p>
+    <w:p>
+      <w:pPr>
         <w:pStyle w:val="ListBullet"/>
       </w:pPr>
       <w:r>
         <w:rPr/>
-        <w:t>Two raters classify independently from the open-text responses, blind to condition and to performance; disagreements are resolved by discussion, and inter-rater agreement is reported.</w:t>
+        <w:t>Every game session exports a per-game trial CSV (plus a mouse-trajectory CSV for Memory Matrix and Star Search); see CogGames_Documentation.docx §0.9–0.10 for the full field list.</w:t>
       </w:r>
     </w:p>
     <w:p>
@@ -5526,27 +5784,7 @@
       </w:pPr>
       <w:r>
         <w:rPr/>
-        <w:t xml:space="preserve">The </w:t>
-      </w:r>
-      <w:r>
-        <w:rPr>
-          <w:b/>
-        </w:rPr>
-        <w:t>primary analysis uses the full sample</w:t>
-      </w:r>
-      <w:r>
-        <w:rPr/>
-        <w:t xml:space="preserve">; the sensitivity analysis re-runs the primary model excluding Tier 2. </w:t>
-      </w:r>
-      <w:r>
-        <w:rPr>
-          <w:b/>
-        </w:rPr>
-        <w:t>Both are reported</w:t>
-      </w:r>
-      <w:r>
-        <w:rPr/>
-        <w:t>, whether or not they agree. Silently dropping aware participants is not acceptable.</w:t>
+        <w:t>Files are named by participantID and sessionID as emitted by the game code, and backed up immediately after each session.</w:t>
       </w:r>
     </w:p>
     <w:p>
@@ -5555,7 +5793,7 @@
       </w:pPr>
       <w:r>
         <w:rPr/>
-        <w:t>Report the tier distribution by condition — an imbalance (e.g. many more Tier 2 participants in the Energizing group) is itself an interpretable finding about the manipulation's subtlety.</w:t>
+        <w:t>Each questionnaire form is exported to CSV and joined to the trial-level logs on participantID. Form 2 yields three rows per participant, distinguished by the rating-point field (§2.6.4). All scale items are exported as numeric codes (SAM 1–9; Likert 1–N).</w:t>
       </w:r>
     </w:p>
     <w:p>
@@ -5564,7 +5802,55 @@
       </w:pPr>
       <w:r>
         <w:rPr/>
-        <w:t>Self-reported liking, familiarity, attention paid to the audio, and the demand-characteristics item are entered as covariates or reported as robustness checks, so that an effect cannot be dismissed as a liking or expectancy artifact.</w:t>
+        <w:t>The group-assignment log (§3.1) is a separate file mapping participantID to condition; it is the authoritative record of assignment and is written before the session, not after.</w:t>
+      </w:r>
+    </w:p>
+    <w:p>
+      <w:pPr>
+        <w:pStyle w:val="ListBullet"/>
+      </w:pPr>
+      <w:r>
+        <w:rPr/>
+        <w:t>The participantID ↔ identity key, and the signed consent records, are stored separately from the response and log data, with restricted access.</w:t>
+      </w:r>
+    </w:p>
+    <w:p>
+      <w:pPr>
+        <w:pStyle w:val="ListBullet"/>
+      </w:pPr>
+      <w:r>
+        <w:rPr/>
+        <w:t>Open-text funnel responses are stored verbatim for the awareness classification (§4.2) and retained with the coded tier for audit.</w:t>
+      </w:r>
+    </w:p>
+    <w:p>
+      <w:pPr>
+        <w:pStyle w:val="ListBullet"/>
+      </w:pPr>
+      <w:r>
+        <w:rPr/>
+        <w:t>A single analysis-ready master file is built by script (not by hand), and the build script is version-controlled alongside the game code.</w:t>
+      </w:r>
+    </w:p>
+    <w:p>
+      <w:r>
+        <w:br w:type="page"/>
+      </w:r>
+    </w:p>
+    <w:p>
+      <w:pPr>
+        <w:pStyle w:val="Heading1"/>
+      </w:pPr>
+      <w:r>
+        <w:rPr/>
+        <w:t>Appendix A — Complete Self-Report Item List</w:t>
+      </w:r>
+    </w:p>
+    <w:p>
+      <w:pPr/>
+      <w:r>
+        <w:rPr/>
+        <w:t>All items are administered in Persian. Response codes shown here are the values stored in the export; participants see labelled options, not numbers. Nothing in this appendix is timed — all reaction-time and accuracy measures come from the game CSVs and are joined by participant ID.</w:t>
       </w:r>
     </w:p>
     <w:p>
@@ -5573,14 +5859,7 @@
       </w:pPr>
       <w:r>
         <w:rPr/>
-        <w:t>5.3  Mediation analysis (Layer 3 of the research question)</w:t>
-      </w:r>
-    </w:p>
-    <w:p>
-      <w:pPr/>
-      <w:r>
-        <w:rPr/>
-        <w:t>Test whether the music effect on performance is transmitted through felt state. Use ΔSAM (post minus baseline) as the mediator:</w:t>
+        <w:t>A · Consent (own form; Form 1, section 1)</w:t>
       </w:r>
     </w:p>
     <w:p>
@@ -5588,14 +5867,8 @@
         <w:pStyle w:val="ListBullet"/>
       </w:pPr>
       <w:r>
-        <w:rPr>
-          <w:b/>
-        </w:rPr>
-        <w:t>Path a:</w:t>
-      </w:r>
-      <w:r>
-        <w:rPr/>
-        <w:t xml:space="preserve"> MusicCondition → ΔSAM arousal (this is the manipulation check of §5.1).</w:t>
+        <w:rPr/>
+        <w:t>Study description using the cover story of §2.10 — "a set of short cognitive games, during which background audio may or may not be present" — with duration, procedures and what data are collected.</w:t>
       </w:r>
     </w:p>
     <w:p>
@@ -5603,14 +5876,8 @@
         <w:pStyle w:val="ListBullet"/>
       </w:pPr>
       <w:r>
-        <w:rPr>
-          <w:b/>
-        </w:rPr>
-        <w:t>Path b:</w:t>
-      </w:r>
-      <w:r>
-        <w:rPr/>
-        <w:t xml:space="preserve"> ΔSAM arousal → DV, controlling for condition.</w:t>
+        <w:rPr/>
+        <w:t>Voluntariness and the right to withdraw at any time without penalty or loss of compensation.</w:t>
       </w:r>
     </w:p>
     <w:p>
@@ -5618,14 +5885,8 @@
         <w:pStyle w:val="ListBullet"/>
       </w:pPr>
       <w:r>
-        <w:rPr>
-          <w:b/>
-        </w:rPr>
-        <w:t>Indirect effect</w:t>
-      </w:r>
-      <w:r>
-        <w:rPr/>
-        <w:t xml:space="preserve"> estimated with bootstrapped confidence intervals (e.g. R `mediation`/`lavaan`, or a multilevel Bayesian mediation model such as `bmlm` for Variant A's within-subject structure, which respects the repeated-measures nesting).</w:t>
+        <w:rPr/>
+        <w:t>Data handling: pseudonymization, storage, retention period, who has access, how results will be reported.</w:t>
       </w:r>
     </w:p>
     <w:p>
@@ -5633,14 +5894,8 @@
         <w:pStyle w:val="ListBullet"/>
       </w:pPr>
       <w:r>
-        <w:rPr>
-          <w:b/>
-        </w:rPr>
-        <w:t>Interpretation:</w:t>
-      </w:r>
-      <w:r>
-        <w:rPr/>
-        <w:t xml:space="preserve"> a significant indirect effect with a residual direct effect indicates cognitive modulation beyond mood; a fully mediated effect indicates the mood/arousal artifact account is sufficient. Both outcomes are publishable; the analysis is only informative if pre-registered.</w:t>
+        <w:rPr/>
+        <w:t>Contact details of the researcher and the ethics committee.</w:t>
       </w:r>
     </w:p>
     <w:p>
@@ -5649,7 +5904,16 @@
       </w:pPr>
       <w:r>
         <w:rPr/>
-        <w:t>Mediation with a between-subjects design (Variant B) is weaker and should be labelled exploratory; Variant A's within-subject repeated measurement of both mediator and outcome is substantially better suited to it.</w:t>
+        <w:t>Statement that some details of the study's purpose will be disclosed only at the end (deception disclosure notice, as required for a cover story), and that participants may withdraw their data after the debrief.</w:t>
+      </w:r>
+    </w:p>
+    <w:p>
+      <w:pPr>
+        <w:pStyle w:val="ListBullet"/>
+      </w:pPr>
+      <w:r>
+        <w:rPr/>
+        <w:t>Single required checkbox: "I have read and understood the above and I consent to participate." + date.</w:t>
       </w:r>
     </w:p>
     <w:p>
@@ -5658,7 +5922,7 @@
       </w:pPr>
       <w:r>
         <w:rPr/>
-        <w:t>5.4  Confound covariates available</w:t>
+        <w:t>B · Intake / demographics &amp; screening (Form 1, section 2)</w:t>
       </w:r>
     </w:p>
     <w:tbl>
@@ -5686,35 +5950,35 @@
               <w:rPr>
                 <w:sz w:val="18"/>
               </w:rPr>
-              <w:t>Covariate</w:t>
-            </w:r>
-          </w:p>
-        </w:tc>
-        <w:tc>
-          <w:tcPr>
-            <w:tcW w:type="dxa" w:w="2880"/>
-          </w:tcPr>
-          <w:p>
-            <w:r/>
-            <w:r>
-              <w:rPr>
-                <w:sz w:val="18"/>
-              </w:rPr>
-              <w:t>Source</w:t>
-            </w:r>
-          </w:p>
-        </w:tc>
-        <w:tc>
-          <w:tcPr>
-            <w:tcW w:type="dxa" w:w="2880"/>
-          </w:tcPr>
-          <w:p>
-            <w:r/>
-            <w:r>
-              <w:rPr>
-                <w:sz w:val="18"/>
-              </w:rPr>
-              <w:t>Why it matters</w:t>
+              <w:t>#</w:t>
+            </w:r>
+          </w:p>
+        </w:tc>
+        <w:tc>
+          <w:tcPr>
+            <w:tcW w:type="dxa" w:w="2880"/>
+          </w:tcPr>
+          <w:p>
+            <w:r/>
+            <w:r>
+              <w:rPr>
+                <w:sz w:val="18"/>
+              </w:rPr>
+              <w:t>Item</w:t>
+            </w:r>
+          </w:p>
+        </w:tc>
+        <w:tc>
+          <w:tcPr>
+            <w:tcW w:type="dxa" w:w="2880"/>
+          </w:tcPr>
+          <w:p>
+            <w:r/>
+            <w:r>
+              <w:rPr>
+                <w:sz w:val="18"/>
+              </w:rPr>
+              <w:t>Response options</w:t>
             </w:r>
           </w:p>
         </w:tc>
@@ -5730,35 +5994,35 @@
               <w:rPr>
                 <w:sz w:val="18"/>
               </w:rPr>
-              <w:t>practiceAccuracyFinal</w:t>
-            </w:r>
-          </w:p>
-        </w:tc>
-        <w:tc>
-          <w:tcPr>
-            <w:tcW w:type="dxa" w:w="2880"/>
-          </w:tcPr>
-          <w:p>
-            <w:r/>
-            <w:r>
-              <w:rPr>
-                <w:sz w:val="18"/>
-              </w:rPr>
-              <w:t>Familiarization logs (§2.3)</w:t>
-            </w:r>
-          </w:p>
-        </w:tc>
-        <w:tc>
-          <w:tcPr>
-            <w:tcW w:type="dxa" w:w="2880"/>
-          </w:tcPr>
-          <w:p>
-            <w:r/>
-            <w:r>
-              <w:rPr>
-                <w:sz w:val="18"/>
-              </w:rPr>
-              <w:t>Pre-treatment, in-silence ability — the largest single source of between-person variance</w:t>
+              <w:t>B1</w:t>
+            </w:r>
+          </w:p>
+        </w:tc>
+        <w:tc>
+          <w:tcPr>
+            <w:tcW w:type="dxa" w:w="2880"/>
+          </w:tcPr>
+          <w:p>
+            <w:r/>
+            <w:r>
+              <w:rPr>
+                <w:sz w:val="18"/>
+              </w:rPr>
+              <w:t>Participant ID</w:t>
+            </w:r>
+          </w:p>
+        </w:tc>
+        <w:tc>
+          <w:tcPr>
+            <w:tcW w:type="dxa" w:w="2880"/>
+          </w:tcPr>
+          <w:p>
+            <w:r/>
+            <w:r>
+              <w:rPr>
+                <w:sz w:val="18"/>
+              </w:rPr>
+              <w:t>Short text (assigned by experimenter; format-validated)</w:t>
             </w:r>
           </w:p>
         </w:tc>
@@ -5774,35 +6038,35 @@
               <w:rPr>
                 <w:sz w:val="18"/>
               </w:rPr>
-              <w:t>Noise Sensitivity (Weinstein)</w:t>
-            </w:r>
-          </w:p>
-        </w:tc>
-        <w:tc>
-          <w:tcPr>
-            <w:tcW w:type="dxa" w:w="2880"/>
-          </w:tcPr>
-          <w:p>
-            <w:r/>
-            <w:r>
-              <w:rPr>
-                <w:sz w:val="18"/>
-              </w:rPr>
-              <w:t>Form 1, Appendix A · D</w:t>
-            </w:r>
-          </w:p>
-        </w:tc>
-        <w:tc>
-          <w:tcPr>
-            <w:tcW w:type="dxa" w:w="2880"/>
-          </w:tcPr>
-          <w:p>
-            <w:r/>
-            <w:r>
-              <w:rPr>
-                <w:sz w:val="18"/>
-              </w:rPr>
-              <w:t>Sensitive individuals may be disrupted by any audio regardless of arousal</w:t>
+              <w:t>B2</w:t>
+            </w:r>
+          </w:p>
+        </w:tc>
+        <w:tc>
+          <w:tcPr>
+            <w:tcW w:type="dxa" w:w="2880"/>
+          </w:tcPr>
+          <w:p>
+            <w:r/>
+            <w:r>
+              <w:rPr>
+                <w:sz w:val="18"/>
+              </w:rPr>
+              <w:t>Date</w:t>
+            </w:r>
+          </w:p>
+        </w:tc>
+        <w:tc>
+          <w:tcPr>
+            <w:tcW w:type="dxa" w:w="2880"/>
+          </w:tcPr>
+          <w:p>
+            <w:r/>
+            <w:r>
+              <w:rPr>
+                <w:sz w:val="18"/>
+              </w:rPr>
+              <w:t>Date</w:t>
             </w:r>
           </w:p>
         </w:tc>
@@ -5818,35 +6082,35 @@
               <w:rPr>
                 <w:sz w:val="18"/>
               </w:rPr>
-              <w:t>Musical Training (Gold-MSI)</w:t>
-            </w:r>
-          </w:p>
-        </w:tc>
-        <w:tc>
-          <w:tcPr>
-            <w:tcW w:type="dxa" w:w="2880"/>
-          </w:tcPr>
-          <w:p>
-            <w:r/>
-            <w:r>
-              <w:rPr>
-                <w:sz w:val="18"/>
-              </w:rPr>
-              <w:t>Form 1, Appendix A · C</w:t>
-            </w:r>
-          </w:p>
-        </w:tc>
-        <w:tc>
-          <w:tcPr>
-            <w:tcW w:type="dxa" w:w="2880"/>
-          </w:tcPr>
-          <w:p>
-            <w:r/>
-            <w:r>
-              <w:rPr>
-                <w:sz w:val="18"/>
-              </w:rPr>
-              <w:t>Trained listeners process music differently and may attend to it more</w:t>
+              <w:t>B3</w:t>
+            </w:r>
+          </w:p>
+        </w:tc>
+        <w:tc>
+          <w:tcPr>
+            <w:tcW w:type="dxa" w:w="2880"/>
+          </w:tcPr>
+          <w:p>
+            <w:r/>
+            <w:r>
+              <w:rPr>
+                <w:sz w:val="18"/>
+              </w:rPr>
+              <w:t>Time of day of testing</w:t>
+            </w:r>
+          </w:p>
+        </w:tc>
+        <w:tc>
+          <w:tcPr>
+            <w:tcW w:type="dxa" w:w="2880"/>
+          </w:tcPr>
+          <w:p>
+            <w:r/>
+            <w:r>
+              <w:rPr>
+                <w:sz w:val="18"/>
+              </w:rPr>
+              <w:t>Time (or: Morning / Midday / Afternoon / Evening)</w:t>
             </w:r>
           </w:p>
         </w:tc>
@@ -5862,35 +6126,35 @@
               <w:rPr>
                 <w:sz w:val="18"/>
               </w:rPr>
-              <w:t>Sleep, caffeine, alertness, time of day</w:t>
-            </w:r>
-          </w:p>
-        </w:tc>
-        <w:tc>
-          <w:tcPr>
-            <w:tcW w:type="dxa" w:w="2880"/>
-          </w:tcPr>
-          <w:p>
-            <w:r/>
-            <w:r>
-              <w:rPr>
-                <w:sz w:val="18"/>
-              </w:rPr>
-              <w:t>Form 1 / Form 1b</w:t>
-            </w:r>
-          </w:p>
-        </w:tc>
-        <w:tc>
-          <w:tcPr>
-            <w:tcW w:type="dxa" w:w="2880"/>
-          </w:tcPr>
-          <w:p>
-            <w:r/>
-            <w:r>
-              <w:rPr>
-                <w:sz w:val="18"/>
-              </w:rPr>
-              <w:t>Direct arousal confounds — the same construct the manipulation targets</w:t>
+              <w:t>B4</w:t>
+            </w:r>
+          </w:p>
+        </w:tc>
+        <w:tc>
+          <w:tcPr>
+            <w:tcW w:type="dxa" w:w="2880"/>
+          </w:tcPr>
+          <w:p>
+            <w:r/>
+            <w:r>
+              <w:rPr>
+                <w:sz w:val="18"/>
+              </w:rPr>
+              <w:t>Age (years)</w:t>
+            </w:r>
+          </w:p>
+        </w:tc>
+        <w:tc>
+          <w:tcPr>
+            <w:tcW w:type="dxa" w:w="2880"/>
+          </w:tcPr>
+          <w:p>
+            <w:r/>
+            <w:r>
+              <w:rPr>
+                <w:sz w:val="18"/>
+              </w:rPr>
+              <w:t>Number, 18–35</w:t>
             </w:r>
           </w:p>
         </w:tc>
@@ -5906,35 +6170,35 @@
               <w:rPr>
                 <w:sz w:val="18"/>
               </w:rPr>
-              <w:t>Liking, familiarity, attention paid</w:t>
-            </w:r>
-          </w:p>
-        </w:tc>
-        <w:tc>
-          <w:tcPr>
-            <w:tcW w:type="dxa" w:w="2880"/>
-          </w:tcPr>
-          <w:p>
-            <w:r/>
-            <w:r>
-              <w:rPr>
-                <w:sz w:val="18"/>
-              </w:rPr>
-              <w:t>Form 3, Appendix A · G</w:t>
-            </w:r>
-          </w:p>
-        </w:tc>
-        <w:tc>
-          <w:tcPr>
-            <w:tcW w:type="dxa" w:w="2880"/>
-          </w:tcPr>
-          <w:p>
-            <w:r/>
-            <w:r>
-              <w:rPr>
-                <w:sz w:val="18"/>
-              </w:rPr>
-              <w:t>Rules out preference/attention artifacts</w:t>
+              <w:t>B5</w:t>
+            </w:r>
+          </w:p>
+        </w:tc>
+        <w:tc>
+          <w:tcPr>
+            <w:tcW w:type="dxa" w:w="2880"/>
+          </w:tcPr>
+          <w:p>
+            <w:r/>
+            <w:r>
+              <w:rPr>
+                <w:sz w:val="18"/>
+              </w:rPr>
+              <w:t>Sex / gender</w:t>
+            </w:r>
+          </w:p>
+        </w:tc>
+        <w:tc>
+          <w:tcPr>
+            <w:tcW w:type="dxa" w:w="2880"/>
+          </w:tcPr>
+          <w:p>
+            <w:r/>
+            <w:r>
+              <w:rPr>
+                <w:sz w:val="18"/>
+              </w:rPr>
+              <w:t>Male / Female / Other / Prefer not to say</w:t>
             </w:r>
           </w:p>
         </w:tc>
@@ -5950,35 +6214,475 @@
               <w:rPr>
                 <w:sz w:val="18"/>
               </w:rPr>
-              <w:t>Fatigue, effort, engagement</w:t>
-            </w:r>
-          </w:p>
-        </w:tc>
-        <w:tc>
-          <w:tcPr>
-            <w:tcW w:type="dxa" w:w="2880"/>
-          </w:tcPr>
-          <w:p>
-            <w:r/>
-            <w:r>
-              <w:rPr>
-                <w:sz w:val="18"/>
-              </w:rPr>
-              <w:t>Form 3, Appendix A · G</w:t>
-            </w:r>
-          </w:p>
-        </w:tc>
-        <w:tc>
-          <w:tcPr>
-            <w:tcW w:type="dxa" w:w="2880"/>
-          </w:tcPr>
-          <w:p>
-            <w:r/>
-            <w:r>
-              <w:rPr>
-                <w:sz w:val="18"/>
-              </w:rPr>
-              <w:t>Distinguishes a music effect from end-of-session fatigue</w:t>
+              <w:t>B6</w:t>
+            </w:r>
+          </w:p>
+        </w:tc>
+        <w:tc>
+          <w:tcPr>
+            <w:tcW w:type="dxa" w:w="2880"/>
+          </w:tcPr>
+          <w:p>
+            <w:r/>
+            <w:r>
+              <w:rPr>
+                <w:sz w:val="18"/>
+              </w:rPr>
+              <w:t>Handedness</w:t>
+            </w:r>
+          </w:p>
+        </w:tc>
+        <w:tc>
+          <w:tcPr>
+            <w:tcW w:type="dxa" w:w="2880"/>
+          </w:tcPr>
+          <w:p>
+            <w:r/>
+            <w:r>
+              <w:rPr>
+                <w:sz w:val="18"/>
+              </w:rPr>
+              <w:t>Right / Left / Both (or the 4-item Edinburgh short form, each: Always left / Usually left / No preference / Usually right / Always right)</w:t>
+            </w:r>
+          </w:p>
+        </w:tc>
+      </w:tr>
+      <w:tr>
+        <w:tc>
+          <w:tcPr>
+            <w:tcW w:type="dxa" w:w="2880"/>
+          </w:tcPr>
+          <w:p>
+            <w:r/>
+            <w:r>
+              <w:rPr>
+                <w:sz w:val="18"/>
+              </w:rPr>
+              <w:t>B7</w:t>
+            </w:r>
+          </w:p>
+        </w:tc>
+        <w:tc>
+          <w:tcPr>
+            <w:tcW w:type="dxa" w:w="2880"/>
+          </w:tcPr>
+          <w:p>
+            <w:r/>
+            <w:r>
+              <w:rPr>
+                <w:sz w:val="18"/>
+              </w:rPr>
+              <w:t>Is Persian your native language?</w:t>
+            </w:r>
+          </w:p>
+        </w:tc>
+        <w:tc>
+          <w:tcPr>
+            <w:tcW w:type="dxa" w:w="2880"/>
+          </w:tcPr>
+          <w:p>
+            <w:r/>
+            <w:r>
+              <w:rPr>
+                <w:sz w:val="18"/>
+              </w:rPr>
+              <w:t>Yes / No (No → exclude)</w:t>
+            </w:r>
+          </w:p>
+        </w:tc>
+      </w:tr>
+      <w:tr>
+        <w:tc>
+          <w:tcPr>
+            <w:tcW w:type="dxa" w:w="2880"/>
+          </w:tcPr>
+          <w:p>
+            <w:r/>
+            <w:r>
+              <w:rPr>
+                <w:sz w:val="18"/>
+              </w:rPr>
+              <w:t>B8</w:t>
+            </w:r>
+          </w:p>
+        </w:tc>
+        <w:tc>
+          <w:tcPr>
+            <w:tcW w:type="dxa" w:w="2880"/>
+          </w:tcPr>
+          <w:p>
+            <w:r/>
+            <w:r>
+              <w:rPr>
+                <w:sz w:val="18"/>
+              </w:rPr>
+              <w:t>Vision</w:t>
+            </w:r>
+          </w:p>
+        </w:tc>
+        <w:tc>
+          <w:tcPr>
+            <w:tcW w:type="dxa" w:w="2880"/>
+          </w:tcPr>
+          <w:p>
+            <w:r/>
+            <w:r>
+              <w:rPr>
+                <w:sz w:val="18"/>
+              </w:rPr>
+              <w:t>Normal / Corrected with glasses / Corrected with contact lenses / Uncorrected problem (→ exclude)</w:t>
+            </w:r>
+          </w:p>
+        </w:tc>
+      </w:tr>
+      <w:tr>
+        <w:tc>
+          <w:tcPr>
+            <w:tcW w:type="dxa" w:w="2880"/>
+          </w:tcPr>
+          <w:p>
+            <w:r/>
+            <w:r>
+              <w:rPr>
+                <w:sz w:val="18"/>
+              </w:rPr>
+              <w:t>B9</w:t>
+            </w:r>
+          </w:p>
+        </w:tc>
+        <w:tc>
+          <w:tcPr>
+            <w:tcW w:type="dxa" w:w="2880"/>
+          </w:tcPr>
+          <w:p>
+            <w:r/>
+            <w:r>
+              <w:rPr>
+                <w:sz w:val="18"/>
+              </w:rPr>
+              <w:t>Are you wearing your vision correction now?</w:t>
+            </w:r>
+          </w:p>
+        </w:tc>
+        <w:tc>
+          <w:tcPr>
+            <w:tcW w:type="dxa" w:w="2880"/>
+          </w:tcPr>
+          <w:p>
+            <w:r/>
+            <w:r>
+              <w:rPr>
+                <w:sz w:val="18"/>
+              </w:rPr>
+              <w:t>Yes / No / Not applicable</w:t>
+            </w:r>
+          </w:p>
+        </w:tc>
+      </w:tr>
+      <w:tr>
+        <w:tc>
+          <w:tcPr>
+            <w:tcW w:type="dxa" w:w="2880"/>
+          </w:tcPr>
+          <w:p>
+            <w:r/>
+            <w:r>
+              <w:rPr>
+                <w:sz w:val="18"/>
+              </w:rPr>
+              <w:t>B10</w:t>
+            </w:r>
+          </w:p>
+        </w:tc>
+        <w:tc>
+          <w:tcPr>
+            <w:tcW w:type="dxa" w:w="2880"/>
+          </w:tcPr>
+          <w:p>
+            <w:r/>
+            <w:r>
+              <w:rPr>
+                <w:sz w:val="18"/>
+              </w:rPr>
+              <w:t>Hearing</w:t>
+            </w:r>
+          </w:p>
+        </w:tc>
+        <w:tc>
+          <w:tcPr>
+            <w:tcW w:type="dxa" w:w="2880"/>
+          </w:tcPr>
+          <w:p>
+            <w:r/>
+            <w:r>
+              <w:rPr>
+                <w:sz w:val="18"/>
+              </w:rPr>
+              <w:t>Normal / Known hearing problem (specify: short text) (problem → exclude)</w:t>
+            </w:r>
+          </w:p>
+        </w:tc>
+      </w:tr>
+      <w:tr>
+        <w:tc>
+          <w:tcPr>
+            <w:tcW w:type="dxa" w:w="2880"/>
+          </w:tcPr>
+          <w:p>
+            <w:r/>
+            <w:r>
+              <w:rPr>
+                <w:sz w:val="18"/>
+              </w:rPr>
+              <w:t>B11</w:t>
+            </w:r>
+          </w:p>
+        </w:tc>
+        <w:tc>
+          <w:tcPr>
+            <w:tcW w:type="dxa" w:w="2880"/>
+          </w:tcPr>
+          <w:p>
+            <w:r/>
+            <w:r>
+              <w:rPr>
+                <w:sz w:val="18"/>
+              </w:rPr>
+              <w:t>Diagnosed neurological, attentional or psychiatric condition?</w:t>
+            </w:r>
+          </w:p>
+        </w:tc>
+        <w:tc>
+          <w:tcPr>
+            <w:tcW w:type="dxa" w:w="2880"/>
+          </w:tcPr>
+          <w:p>
+            <w:r/>
+            <w:r>
+              <w:rPr>
+                <w:sz w:val="18"/>
+              </w:rPr>
+              <w:t>Yes (→ exclude) / No / Prefer not to say</w:t>
+            </w:r>
+          </w:p>
+        </w:tc>
+      </w:tr>
+      <w:tr>
+        <w:tc>
+          <w:tcPr>
+            <w:tcW w:type="dxa" w:w="2880"/>
+          </w:tcPr>
+          <w:p>
+            <w:r/>
+            <w:r>
+              <w:rPr>
+                <w:sz w:val="18"/>
+              </w:rPr>
+              <w:t>B12</w:t>
+            </w:r>
+          </w:p>
+        </w:tc>
+        <w:tc>
+          <w:tcPr>
+            <w:tcW w:type="dxa" w:w="2880"/>
+          </w:tcPr>
+          <w:p>
+            <w:r/>
+            <w:r>
+              <w:rPr>
+                <w:sz w:val="18"/>
+              </w:rPr>
+              <w:t>Hours of sleep last night</w:t>
+            </w:r>
+          </w:p>
+        </w:tc>
+        <w:tc>
+          <w:tcPr>
+            <w:tcW w:type="dxa" w:w="2880"/>
+          </w:tcPr>
+          <w:p>
+            <w:r/>
+            <w:r>
+              <w:rPr>
+                <w:sz w:val="18"/>
+              </w:rPr>
+              <w:t>Number (0–14, one decimal allowed)</w:t>
+            </w:r>
+          </w:p>
+        </w:tc>
+      </w:tr>
+      <w:tr>
+        <w:tc>
+          <w:tcPr>
+            <w:tcW w:type="dxa" w:w="2880"/>
+          </w:tcPr>
+          <w:p>
+            <w:r/>
+            <w:r>
+              <w:rPr>
+                <w:sz w:val="18"/>
+              </w:rPr>
+              <w:t>B13</w:t>
+            </w:r>
+          </w:p>
+        </w:tc>
+        <w:tc>
+          <w:tcPr>
+            <w:tcW w:type="dxa" w:w="2880"/>
+          </w:tcPr>
+          <w:p>
+            <w:r/>
+            <w:r>
+              <w:rPr>
+                <w:sz w:val="18"/>
+              </w:rPr>
+              <w:t>Caffeine in the last 3 hours?</w:t>
+            </w:r>
+          </w:p>
+        </w:tc>
+        <w:tc>
+          <w:tcPr>
+            <w:tcW w:type="dxa" w:w="2880"/>
+          </w:tcPr>
+          <w:p>
+            <w:r/>
+            <w:r>
+              <w:rPr>
+                <w:sz w:val="18"/>
+              </w:rPr>
+              <w:t>No / Yes → what and roughly how much (short text)</w:t>
+            </w:r>
+          </w:p>
+        </w:tc>
+      </w:tr>
+      <w:tr>
+        <w:tc>
+          <w:tcPr>
+            <w:tcW w:type="dxa" w:w="2880"/>
+          </w:tcPr>
+          <w:p>
+            <w:r/>
+            <w:r>
+              <w:rPr>
+                <w:sz w:val="18"/>
+              </w:rPr>
+              <w:t>B14</w:t>
+            </w:r>
+          </w:p>
+        </w:tc>
+        <w:tc>
+          <w:tcPr>
+            <w:tcW w:type="dxa" w:w="2880"/>
+          </w:tcPr>
+          <w:p>
+            <w:r/>
+            <w:r>
+              <w:rPr>
+                <w:sz w:val="18"/>
+              </w:rPr>
+              <w:t>How alert do you feel right now?</w:t>
+            </w:r>
+          </w:p>
+        </w:tc>
+        <w:tc>
+          <w:tcPr>
+            <w:tcW w:type="dxa" w:w="2880"/>
+          </w:tcPr>
+          <w:p>
+            <w:r/>
+            <w:r>
+              <w:rPr>
+                <w:sz w:val="18"/>
+              </w:rPr>
+              <w:t>1 = very sleepy … 7 = very alert</w:t>
+            </w:r>
+          </w:p>
+        </w:tc>
+      </w:tr>
+      <w:tr>
+        <w:tc>
+          <w:tcPr>
+            <w:tcW w:type="dxa" w:w="2880"/>
+          </w:tcPr>
+          <w:p>
+            <w:r/>
+            <w:r>
+              <w:rPr>
+                <w:sz w:val="18"/>
+              </w:rPr>
+              <w:t>B15</w:t>
+            </w:r>
+          </w:p>
+        </w:tc>
+        <w:tc>
+          <w:tcPr>
+            <w:tcW w:type="dxa" w:w="2880"/>
+          </w:tcPr>
+          <w:p>
+            <w:r/>
+            <w:r>
+              <w:rPr>
+                <w:sz w:val="18"/>
+              </w:rPr>
+              <w:t>Any hearing-related discomfort with over-ear headphones?</w:t>
+            </w:r>
+          </w:p>
+        </w:tc>
+        <w:tc>
+          <w:tcPr>
+            <w:tcW w:type="dxa" w:w="2880"/>
+          </w:tcPr>
+          <w:p>
+            <w:r/>
+            <w:r>
+              <w:rPr>
+                <w:sz w:val="18"/>
+              </w:rPr>
+              <w:t>No / Yes (specify)</w:t>
+            </w:r>
+          </w:p>
+        </w:tc>
+      </w:tr>
+      <w:tr>
+        <w:tc>
+          <w:tcPr>
+            <w:tcW w:type="dxa" w:w="2880"/>
+          </w:tcPr>
+          <w:p>
+            <w:r/>
+            <w:r>
+              <w:rPr>
+                <w:sz w:val="18"/>
+              </w:rPr>
+              <w:t>B16</w:t>
+            </w:r>
+          </w:p>
+        </w:tc>
+        <w:tc>
+          <w:tcPr>
+            <w:tcW w:type="dxa" w:w="2880"/>
+          </w:tcPr>
+          <w:p>
+            <w:r/>
+            <w:r>
+              <w:rPr>
+                <w:sz w:val="18"/>
+              </w:rPr>
+              <w:t>Have you heard anything about this study from someone who has already taken part?</w:t>
+            </w:r>
+          </w:p>
+        </w:tc>
+        <w:tc>
+          <w:tcPr>
+            <w:tcW w:type="dxa" w:w="2880"/>
+          </w:tcPr>
+          <w:p>
+            <w:r/>
+            <w:r>
+              <w:rPr>
+                <w:sz w:val="18"/>
+              </w:rPr>
+              <w:t>No / Yes (specify) — recorded per §2.10, not an automatic exclusion</w:t>
             </w:r>
           </w:p>
         </w:tc>
@@ -5987,158 +6691,18 @@
     <w:p/>
     <w:p>
       <w:pPr>
-        <w:pStyle w:val="Heading1"/>
-      </w:pPr>
-      <w:r>
-        <w:rPr/>
-        <w:t>6 — Data Management</w:t>
-      </w:r>
-    </w:p>
-    <w:p>
-      <w:pPr>
-        <w:pStyle w:val="ListBullet"/>
-      </w:pPr>
-      <w:r>
-        <w:rPr/>
-        <w:t>Every game session exports a per-game trial CSV (plus a mouse-trajectory CSV for Memory Matrix and Star Search); see CogGames_Documentation.docx §0.9–0.10 for the full field list.</w:t>
-      </w:r>
-    </w:p>
-    <w:p>
-      <w:pPr>
-        <w:pStyle w:val="ListBullet"/>
-      </w:pPr>
-      <w:r>
-        <w:rPr/>
-        <w:t>Files are named by participantID and sessionID and backed up immediately after each session.</w:t>
-      </w:r>
-    </w:p>
-    <w:p>
-      <w:pPr>
-        <w:pStyle w:val="ListBullet"/>
-      </w:pPr>
-      <w:r>
-        <w:rPr/>
-        <w:t>Each questionnaire form is exported to CSV and joined to the trial-level logs on participantID (+ sessionID in Variant A). All scale items are exported as numeric codes (SAM 1–9; Likert 1–N).</w:t>
-      </w:r>
-    </w:p>
-    <w:p>
-      <w:pPr>
-        <w:pStyle w:val="ListBullet"/>
-      </w:pPr>
-      <w:r>
-        <w:rPr/>
-        <w:t>The participantID ↔ identity key, and the signed consent records, are stored separately from the response and log data, with restricted access.</w:t>
-      </w:r>
-    </w:p>
-    <w:p>
-      <w:pPr>
-        <w:pStyle w:val="ListBullet"/>
-      </w:pPr>
-      <w:r>
-        <w:rPr/>
-        <w:t>Open-text funnel responses are stored verbatim for the awareness classification (§5.2) and retained with the coded tier for audit.</w:t>
-      </w:r>
-    </w:p>
-    <w:p>
-      <w:pPr>
-        <w:pStyle w:val="ListBullet"/>
-      </w:pPr>
-      <w:r>
-        <w:rPr/>
-        <w:t>A single analysis-ready master file is built by script (not by hand), and the build script is version-controlled alongside the game code.</w:t>
-      </w:r>
-    </w:p>
-    <w:p>
-      <w:r>
-        <w:br w:type="page"/>
-      </w:r>
-    </w:p>
-    <w:p>
-      <w:pPr>
-        <w:pStyle w:val="Heading1"/>
-      </w:pPr>
-      <w:r>
-        <w:rPr/>
-        <w:t>Appendix A — Complete Self-Report Item List</w:t>
+        <w:pStyle w:val="Heading2"/>
+      </w:pPr>
+      <w:r>
+        <w:rPr/>
+        <w:t>C · Musical background — Gold-MSI Musical Training subscale (Form 1, section 3)</w:t>
       </w:r>
     </w:p>
     <w:p>
       <w:pPr/>
       <w:r>
         <w:rPr/>
-        <w:t>All items are administered in Persian. Response codes shown here are the values stored in the export; participants see labelled options, not numbers. Nothing in this appendix is timed — all reaction-time and accuracy measures come from the game CSVs and are joined by participant ID.</w:t>
-      </w:r>
-    </w:p>
-    <w:p>
-      <w:pPr>
-        <w:pStyle w:val="Heading2"/>
-      </w:pPr>
-      <w:r>
-        <w:rPr/>
-        <w:t>A · Consent (own form; Form 1, section 1)</w:t>
-      </w:r>
-    </w:p>
-    <w:p>
-      <w:pPr>
-        <w:pStyle w:val="ListBullet"/>
-      </w:pPr>
-      <w:r>
-        <w:rPr/>
-        <w:t>Study description using the cover story of §2.10 — "a set of short cognitive games, during which background audio may or may not be present" — with duration, procedures and what data are collected.</w:t>
-      </w:r>
-    </w:p>
-    <w:p>
-      <w:pPr>
-        <w:pStyle w:val="ListBullet"/>
-      </w:pPr>
-      <w:r>
-        <w:rPr/>
-        <w:t>Voluntariness and the right to withdraw at any time without penalty or loss of compensation.</w:t>
-      </w:r>
-    </w:p>
-    <w:p>
-      <w:pPr>
-        <w:pStyle w:val="ListBullet"/>
-      </w:pPr>
-      <w:r>
-        <w:rPr/>
-        <w:t>Data handling: pseudonymization, storage, retention period, who has access, how results will be reported.</w:t>
-      </w:r>
-    </w:p>
-    <w:p>
-      <w:pPr>
-        <w:pStyle w:val="ListBullet"/>
-      </w:pPr>
-      <w:r>
-        <w:rPr/>
-        <w:t>Contact details of the researcher and the ethics committee.</w:t>
-      </w:r>
-    </w:p>
-    <w:p>
-      <w:pPr>
-        <w:pStyle w:val="ListBullet"/>
-      </w:pPr>
-      <w:r>
-        <w:rPr/>
-        <w:t>Statement that some details of the study's purpose will be disclosed only at the end (deception disclosure notice, as required for a cover story), and that participants may withdraw their data after the debrief.</w:t>
-      </w:r>
-    </w:p>
-    <w:p>
-      <w:pPr>
-        <w:pStyle w:val="ListBullet"/>
-      </w:pPr>
-      <w:r>
-        <w:rPr/>
-        <w:t>Single required checkbox: "I have read and understood the above and I consent to participate." + date.</w:t>
-      </w:r>
-    </w:p>
-    <w:p>
-      <w:pPr>
-        <w:pStyle w:val="Heading2"/>
-      </w:pPr>
-      <w:r>
-        <w:rPr/>
-        <w:t>B · Intake / demographics &amp; screening (Form 1, section 2)</w:t>
+        <w:t>Seven items; entered as a single subscale score used as a covariate, never as an exclusion criterion. Items C1–C5 use the frequency/duration options shown; C6–C7 use a 7-point agreement scale (1 = completely disagree … 7 = completely agree) and are reverse-scored.</w:t>
       </w:r>
     </w:p>
     <w:tbl>
@@ -6210,35 +6774,35 @@
               <w:rPr>
                 <w:sz w:val="18"/>
               </w:rPr>
-              <w:t>B1</w:t>
-            </w:r>
-          </w:p>
-        </w:tc>
-        <w:tc>
-          <w:tcPr>
-            <w:tcW w:type="dxa" w:w="2880"/>
-          </w:tcPr>
-          <w:p>
-            <w:r/>
-            <w:r>
-              <w:rPr>
-                <w:sz w:val="18"/>
-              </w:rPr>
-              <w:t>Participant ID</w:t>
-            </w:r>
-          </w:p>
-        </w:tc>
-        <w:tc>
-          <w:tcPr>
-            <w:tcW w:type="dxa" w:w="2880"/>
-          </w:tcPr>
-          <w:p>
-            <w:r/>
-            <w:r>
-              <w:rPr>
-                <w:sz w:val="18"/>
-              </w:rPr>
-              <w:t>Short text (assigned by experimenter; format-validated)</w:t>
+              <w:t>C1</w:t>
+            </w:r>
+          </w:p>
+        </w:tc>
+        <w:tc>
+          <w:tcPr>
+            <w:tcW w:type="dxa" w:w="2880"/>
+          </w:tcPr>
+          <w:p>
+            <w:r/>
+            <w:r>
+              <w:rPr>
+                <w:sz w:val="18"/>
+              </w:rPr>
+              <w:t>I engaged in regular, daily practice of a musical instrument (including voice) for __ years.</w:t>
+            </w:r>
+          </w:p>
+        </w:tc>
+        <w:tc>
+          <w:tcPr>
+            <w:tcW w:type="dxa" w:w="2880"/>
+          </w:tcPr>
+          <w:p>
+            <w:r/>
+            <w:r>
+              <w:rPr>
+                <w:sz w:val="18"/>
+              </w:rPr>
+              <w:t>0 / 1 / 2 / 3 / 4–5 / 6–9 / 10 or more</w:t>
             </w:r>
           </w:p>
         </w:tc>
@@ -6254,35 +6818,35 @@
               <w:rPr>
                 <w:sz w:val="18"/>
               </w:rPr>
-              <w:t>B2</w:t>
-            </w:r>
-          </w:p>
-        </w:tc>
-        <w:tc>
-          <w:tcPr>
-            <w:tcW w:type="dxa" w:w="2880"/>
-          </w:tcPr>
-          <w:p>
-            <w:r/>
-            <w:r>
-              <w:rPr>
-                <w:sz w:val="18"/>
-              </w:rPr>
-              <w:t>Date</w:t>
-            </w:r>
-          </w:p>
-        </w:tc>
-        <w:tc>
-          <w:tcPr>
-            <w:tcW w:type="dxa" w:w="2880"/>
-          </w:tcPr>
-          <w:p>
-            <w:r/>
-            <w:r>
-              <w:rPr>
-                <w:sz w:val="18"/>
-              </w:rPr>
-              <w:t>Date</w:t>
+              <w:t>C2</w:t>
+            </w:r>
+          </w:p>
+        </w:tc>
+        <w:tc>
+          <w:tcPr>
+            <w:tcW w:type="dxa" w:w="2880"/>
+          </w:tcPr>
+          <w:p>
+            <w:r/>
+            <w:r>
+              <w:rPr>
+                <w:sz w:val="18"/>
+              </w:rPr>
+              <w:t>At the peak of my interest, I practised __ hours per day on my primary instrument.</w:t>
+            </w:r>
+          </w:p>
+        </w:tc>
+        <w:tc>
+          <w:tcPr>
+            <w:tcW w:type="dxa" w:w="2880"/>
+          </w:tcPr>
+          <w:p>
+            <w:r/>
+            <w:r>
+              <w:rPr>
+                <w:sz w:val="18"/>
+              </w:rPr>
+              <w:t>0 / 0.5 / 1 / 1.5 / 2 / 3–4 / 5 or more</w:t>
             </w:r>
           </w:p>
         </w:tc>
@@ -6298,35 +6862,35 @@
               <w:rPr>
                 <w:sz w:val="18"/>
               </w:rPr>
-              <w:t>B3</w:t>
-            </w:r>
-          </w:p>
-        </w:tc>
-        <w:tc>
-          <w:tcPr>
-            <w:tcW w:type="dxa" w:w="2880"/>
-          </w:tcPr>
-          <w:p>
-            <w:r/>
-            <w:r>
-              <w:rPr>
-                <w:sz w:val="18"/>
-              </w:rPr>
-              <w:t>Time of day of testing</w:t>
-            </w:r>
-          </w:p>
-        </w:tc>
-        <w:tc>
-          <w:tcPr>
-            <w:tcW w:type="dxa" w:w="2880"/>
-          </w:tcPr>
-          <w:p>
-            <w:r/>
-            <w:r>
-              <w:rPr>
-                <w:sz w:val="18"/>
-              </w:rPr>
-              <w:t>Time (or: Morning / Midday / Afternoon / Evening)</w:t>
+              <w:t>C3</w:t>
+            </w:r>
+          </w:p>
+        </w:tc>
+        <w:tc>
+          <w:tcPr>
+            <w:tcW w:type="dxa" w:w="2880"/>
+          </w:tcPr>
+          <w:p>
+            <w:r/>
+            <w:r>
+              <w:rPr>
+                <w:sz w:val="18"/>
+              </w:rPr>
+              <w:t>I have had formal training in music theory for __ years.</w:t>
+            </w:r>
+          </w:p>
+        </w:tc>
+        <w:tc>
+          <w:tcPr>
+            <w:tcW w:type="dxa" w:w="2880"/>
+          </w:tcPr>
+          <w:p>
+            <w:r/>
+            <w:r>
+              <w:rPr>
+                <w:sz w:val="18"/>
+              </w:rPr>
+              <w:t>0 / 0.5 / 1 / 2 / 3 / 4–6 / 7 or more</w:t>
             </w:r>
           </w:p>
         </w:tc>
@@ -6342,35 +6906,35 @@
               <w:rPr>
                 <w:sz w:val="18"/>
               </w:rPr>
-              <w:t>B4</w:t>
-            </w:r>
-          </w:p>
-        </w:tc>
-        <w:tc>
-          <w:tcPr>
-            <w:tcW w:type="dxa" w:w="2880"/>
-          </w:tcPr>
-          <w:p>
-            <w:r/>
-            <w:r>
-              <w:rPr>
-                <w:sz w:val="18"/>
-              </w:rPr>
-              <w:t>Session number</w:t>
-            </w:r>
-          </w:p>
-        </w:tc>
-        <w:tc>
-          <w:tcPr>
-            <w:tcW w:type="dxa" w:w="2880"/>
-          </w:tcPr>
-          <w:p>
-            <w:r/>
-            <w:r>
-              <w:rPr>
-                <w:sz w:val="18"/>
-              </w:rPr>
-              <w:t>1 / 2 / 3 (Variant A) — fixed at 1 in Variant B</w:t>
+              <w:t>C4</w:t>
+            </w:r>
+          </w:p>
+        </w:tc>
+        <w:tc>
+          <w:tcPr>
+            <w:tcW w:type="dxa" w:w="2880"/>
+          </w:tcPr>
+          <w:p>
+            <w:r/>
+            <w:r>
+              <w:rPr>
+                <w:sz w:val="18"/>
+              </w:rPr>
+              <w:t>I have had __ years of formal training on a musical instrument (including voice) during my lifetime.</w:t>
+            </w:r>
+          </w:p>
+        </w:tc>
+        <w:tc>
+          <w:tcPr>
+            <w:tcW w:type="dxa" w:w="2880"/>
+          </w:tcPr>
+          <w:p>
+            <w:r/>
+            <w:r>
+              <w:rPr>
+                <w:sz w:val="18"/>
+              </w:rPr>
+              <w:t>0 / 0.5 / 1 / 2 / 3–5 / 6–9 / 10 or more</w:t>
             </w:r>
           </w:p>
         </w:tc>
@@ -6386,35 +6950,35 @@
               <w:rPr>
                 <w:sz w:val="18"/>
               </w:rPr>
-              <w:t>B5</w:t>
-            </w:r>
-          </w:p>
-        </w:tc>
-        <w:tc>
-          <w:tcPr>
-            <w:tcW w:type="dxa" w:w="2880"/>
-          </w:tcPr>
-          <w:p>
-            <w:r/>
-            <w:r>
-              <w:rPr>
-                <w:sz w:val="18"/>
-              </w:rPr>
-              <w:t>Age (years)</w:t>
-            </w:r>
-          </w:p>
-        </w:tc>
-        <w:tc>
-          <w:tcPr>
-            <w:tcW w:type="dxa" w:w="2880"/>
-          </w:tcPr>
-          <w:p>
-            <w:r/>
-            <w:r>
-              <w:rPr>
-                <w:sz w:val="18"/>
-              </w:rPr>
-              <w:t>Number, 18–35</w:t>
+              <w:t>C5</w:t>
+            </w:r>
+          </w:p>
+        </w:tc>
+        <w:tc>
+          <w:tcPr>
+            <w:tcW w:type="dxa" w:w="2880"/>
+          </w:tcPr>
+          <w:p>
+            <w:r/>
+            <w:r>
+              <w:rPr>
+                <w:sz w:val="18"/>
+              </w:rPr>
+              <w:t>I can play __ musical instruments.</w:t>
+            </w:r>
+          </w:p>
+        </w:tc>
+        <w:tc>
+          <w:tcPr>
+            <w:tcW w:type="dxa" w:w="2880"/>
+          </w:tcPr>
+          <w:p>
+            <w:r/>
+            <w:r>
+              <w:rPr>
+                <w:sz w:val="18"/>
+              </w:rPr>
+              <w:t>0 / 1 / 2 / 3 / 4 / 5 / 6 or more</w:t>
             </w:r>
           </w:p>
         </w:tc>
@@ -6430,35 +6994,35 @@
               <w:rPr>
                 <w:sz w:val="18"/>
               </w:rPr>
-              <w:t>B6</w:t>
-            </w:r>
-          </w:p>
-        </w:tc>
-        <w:tc>
-          <w:tcPr>
-            <w:tcW w:type="dxa" w:w="2880"/>
-          </w:tcPr>
-          <w:p>
-            <w:r/>
-            <w:r>
-              <w:rPr>
-                <w:sz w:val="18"/>
-              </w:rPr>
-              <w:t>Sex / gender</w:t>
-            </w:r>
-          </w:p>
-        </w:tc>
-        <w:tc>
-          <w:tcPr>
-            <w:tcW w:type="dxa" w:w="2880"/>
-          </w:tcPr>
-          <w:p>
-            <w:r/>
-            <w:r>
-              <w:rPr>
-                <w:sz w:val="18"/>
-              </w:rPr>
-              <w:t>Male / Female / Other / Prefer not to say</w:t>
+              <w:t>C6</w:t>
+            </w:r>
+          </w:p>
+        </w:tc>
+        <w:tc>
+          <w:tcPr>
+            <w:tcW w:type="dxa" w:w="2880"/>
+          </w:tcPr>
+          <w:p>
+            <w:r/>
+            <w:r>
+              <w:rPr>
+                <w:sz w:val="18"/>
+              </w:rPr>
+              <w:t>I would not consider myself a musician. (reverse-scored)</w:t>
+            </w:r>
+          </w:p>
+        </w:tc>
+        <w:tc>
+          <w:tcPr>
+            <w:tcW w:type="dxa" w:w="2880"/>
+          </w:tcPr>
+          <w:p>
+            <w:r/>
+            <w:r>
+              <w:rPr>
+                <w:sz w:val="18"/>
+              </w:rPr>
+              <w:t>1 … 7 agreement</w:t>
             </w:r>
           </w:p>
         </w:tc>
@@ -6474,431 +7038,35 @@
               <w:rPr>
                 <w:sz w:val="18"/>
               </w:rPr>
-              <w:t>B7</w:t>
-            </w:r>
-          </w:p>
-        </w:tc>
-        <w:tc>
-          <w:tcPr>
-            <w:tcW w:type="dxa" w:w="2880"/>
-          </w:tcPr>
-          <w:p>
-            <w:r/>
-            <w:r>
-              <w:rPr>
-                <w:sz w:val="18"/>
-              </w:rPr>
-              <w:t>Handedness</w:t>
-            </w:r>
-          </w:p>
-        </w:tc>
-        <w:tc>
-          <w:tcPr>
-            <w:tcW w:type="dxa" w:w="2880"/>
-          </w:tcPr>
-          <w:p>
-            <w:r/>
-            <w:r>
-              <w:rPr>
-                <w:sz w:val="18"/>
-              </w:rPr>
-              <w:t>Right / Left / Both (or the 4-item Edinburgh short form, each: Always left / Usually left / No preference / Usually right / Always right)</w:t>
-            </w:r>
-          </w:p>
-        </w:tc>
-      </w:tr>
-      <w:tr>
-        <w:tc>
-          <w:tcPr>
-            <w:tcW w:type="dxa" w:w="2880"/>
-          </w:tcPr>
-          <w:p>
-            <w:r/>
-            <w:r>
-              <w:rPr>
-                <w:sz w:val="18"/>
-              </w:rPr>
-              <w:t>B8</w:t>
-            </w:r>
-          </w:p>
-        </w:tc>
-        <w:tc>
-          <w:tcPr>
-            <w:tcW w:type="dxa" w:w="2880"/>
-          </w:tcPr>
-          <w:p>
-            <w:r/>
-            <w:r>
-              <w:rPr>
-                <w:sz w:val="18"/>
-              </w:rPr>
-              <w:t>Is Persian your native language?</w:t>
-            </w:r>
-          </w:p>
-        </w:tc>
-        <w:tc>
-          <w:tcPr>
-            <w:tcW w:type="dxa" w:w="2880"/>
-          </w:tcPr>
-          <w:p>
-            <w:r/>
-            <w:r>
-              <w:rPr>
-                <w:sz w:val="18"/>
-              </w:rPr>
-              <w:t>Yes / No (No → exclude)</w:t>
-            </w:r>
-          </w:p>
-        </w:tc>
-      </w:tr>
-      <w:tr>
-        <w:tc>
-          <w:tcPr>
-            <w:tcW w:type="dxa" w:w="2880"/>
-          </w:tcPr>
-          <w:p>
-            <w:r/>
-            <w:r>
-              <w:rPr>
-                <w:sz w:val="18"/>
-              </w:rPr>
-              <w:t>B9</w:t>
-            </w:r>
-          </w:p>
-        </w:tc>
-        <w:tc>
-          <w:tcPr>
-            <w:tcW w:type="dxa" w:w="2880"/>
-          </w:tcPr>
-          <w:p>
-            <w:r/>
-            <w:r>
-              <w:rPr>
-                <w:sz w:val="18"/>
-              </w:rPr>
-              <w:t>Vision</w:t>
-            </w:r>
-          </w:p>
-        </w:tc>
-        <w:tc>
-          <w:tcPr>
-            <w:tcW w:type="dxa" w:w="2880"/>
-          </w:tcPr>
-          <w:p>
-            <w:r/>
-            <w:r>
-              <w:rPr>
-                <w:sz w:val="18"/>
-              </w:rPr>
-              <w:t>Normal / Corrected with glasses / Corrected with contact lenses / Uncorrected problem (→ exclude)</w:t>
-            </w:r>
-          </w:p>
-        </w:tc>
-      </w:tr>
-      <w:tr>
-        <w:tc>
-          <w:tcPr>
-            <w:tcW w:type="dxa" w:w="2880"/>
-          </w:tcPr>
-          <w:p>
-            <w:r/>
-            <w:r>
-              <w:rPr>
-                <w:sz w:val="18"/>
-              </w:rPr>
-              <w:t>B10</w:t>
-            </w:r>
-          </w:p>
-        </w:tc>
-        <w:tc>
-          <w:tcPr>
-            <w:tcW w:type="dxa" w:w="2880"/>
-          </w:tcPr>
-          <w:p>
-            <w:r/>
-            <w:r>
-              <w:rPr>
-                <w:sz w:val="18"/>
-              </w:rPr>
-              <w:t>Are you wearing your vision correction now?</w:t>
-            </w:r>
-          </w:p>
-        </w:tc>
-        <w:tc>
-          <w:tcPr>
-            <w:tcW w:type="dxa" w:w="2880"/>
-          </w:tcPr>
-          <w:p>
-            <w:r/>
-            <w:r>
-              <w:rPr>
-                <w:sz w:val="18"/>
-              </w:rPr>
-              <w:t>Yes / No / Not applicable</w:t>
-            </w:r>
-          </w:p>
-        </w:tc>
-      </w:tr>
-      <w:tr>
-        <w:tc>
-          <w:tcPr>
-            <w:tcW w:type="dxa" w:w="2880"/>
-          </w:tcPr>
-          <w:p>
-            <w:r/>
-            <w:r>
-              <w:rPr>
-                <w:sz w:val="18"/>
-              </w:rPr>
-              <w:t>B11</w:t>
-            </w:r>
-          </w:p>
-        </w:tc>
-        <w:tc>
-          <w:tcPr>
-            <w:tcW w:type="dxa" w:w="2880"/>
-          </w:tcPr>
-          <w:p>
-            <w:r/>
-            <w:r>
-              <w:rPr>
-                <w:sz w:val="18"/>
-              </w:rPr>
-              <w:t>Hearing</w:t>
-            </w:r>
-          </w:p>
-        </w:tc>
-        <w:tc>
-          <w:tcPr>
-            <w:tcW w:type="dxa" w:w="2880"/>
-          </w:tcPr>
-          <w:p>
-            <w:r/>
-            <w:r>
-              <w:rPr>
-                <w:sz w:val="18"/>
-              </w:rPr>
-              <w:t>Normal / Known hearing problem (specify: short text) (problem → exclude)</w:t>
-            </w:r>
-          </w:p>
-        </w:tc>
-      </w:tr>
-      <w:tr>
-        <w:tc>
-          <w:tcPr>
-            <w:tcW w:type="dxa" w:w="2880"/>
-          </w:tcPr>
-          <w:p>
-            <w:r/>
-            <w:r>
-              <w:rPr>
-                <w:sz w:val="18"/>
-              </w:rPr>
-              <w:t>B12</w:t>
-            </w:r>
-          </w:p>
-        </w:tc>
-        <w:tc>
-          <w:tcPr>
-            <w:tcW w:type="dxa" w:w="2880"/>
-          </w:tcPr>
-          <w:p>
-            <w:r/>
-            <w:r>
-              <w:rPr>
-                <w:sz w:val="18"/>
-              </w:rPr>
-              <w:t>Diagnosed neurological, attentional or psychiatric condition?</w:t>
-            </w:r>
-          </w:p>
-        </w:tc>
-        <w:tc>
-          <w:tcPr>
-            <w:tcW w:type="dxa" w:w="2880"/>
-          </w:tcPr>
-          <w:p>
-            <w:r/>
-            <w:r>
-              <w:rPr>
-                <w:sz w:val="18"/>
-              </w:rPr>
-              <w:t>Yes (→ exclude) / No / Prefer not to say</w:t>
-            </w:r>
-          </w:p>
-        </w:tc>
-      </w:tr>
-      <w:tr>
-        <w:tc>
-          <w:tcPr>
-            <w:tcW w:type="dxa" w:w="2880"/>
-          </w:tcPr>
-          <w:p>
-            <w:r/>
-            <w:r>
-              <w:rPr>
-                <w:sz w:val="18"/>
-              </w:rPr>
-              <w:t>B13</w:t>
-            </w:r>
-          </w:p>
-        </w:tc>
-        <w:tc>
-          <w:tcPr>
-            <w:tcW w:type="dxa" w:w="2880"/>
-          </w:tcPr>
-          <w:p>
-            <w:r/>
-            <w:r>
-              <w:rPr>
-                <w:sz w:val="18"/>
-              </w:rPr>
-              <w:t>Hours of sleep last night</w:t>
-            </w:r>
-          </w:p>
-        </w:tc>
-        <w:tc>
-          <w:tcPr>
-            <w:tcW w:type="dxa" w:w="2880"/>
-          </w:tcPr>
-          <w:p>
-            <w:r/>
-            <w:r>
-              <w:rPr>
-                <w:sz w:val="18"/>
-              </w:rPr>
-              <w:t>Number (0–14, one decimal allowed)</w:t>
-            </w:r>
-          </w:p>
-        </w:tc>
-      </w:tr>
-      <w:tr>
-        <w:tc>
-          <w:tcPr>
-            <w:tcW w:type="dxa" w:w="2880"/>
-          </w:tcPr>
-          <w:p>
-            <w:r/>
-            <w:r>
-              <w:rPr>
-                <w:sz w:val="18"/>
-              </w:rPr>
-              <w:t>B14</w:t>
-            </w:r>
-          </w:p>
-        </w:tc>
-        <w:tc>
-          <w:tcPr>
-            <w:tcW w:type="dxa" w:w="2880"/>
-          </w:tcPr>
-          <w:p>
-            <w:r/>
-            <w:r>
-              <w:rPr>
-                <w:sz w:val="18"/>
-              </w:rPr>
-              <w:t>Caffeine in the last 3 hours?</w:t>
-            </w:r>
-          </w:p>
-        </w:tc>
-        <w:tc>
-          <w:tcPr>
-            <w:tcW w:type="dxa" w:w="2880"/>
-          </w:tcPr>
-          <w:p>
-            <w:r/>
-            <w:r>
-              <w:rPr>
-                <w:sz w:val="18"/>
-              </w:rPr>
-              <w:t>No / Yes → what and roughly how much (short text)</w:t>
-            </w:r>
-          </w:p>
-        </w:tc>
-      </w:tr>
-      <w:tr>
-        <w:tc>
-          <w:tcPr>
-            <w:tcW w:type="dxa" w:w="2880"/>
-          </w:tcPr>
-          <w:p>
-            <w:r/>
-            <w:r>
-              <w:rPr>
-                <w:sz w:val="18"/>
-              </w:rPr>
-              <w:t>B15</w:t>
-            </w:r>
-          </w:p>
-        </w:tc>
-        <w:tc>
-          <w:tcPr>
-            <w:tcW w:type="dxa" w:w="2880"/>
-          </w:tcPr>
-          <w:p>
-            <w:r/>
-            <w:r>
-              <w:rPr>
-                <w:sz w:val="18"/>
-              </w:rPr>
-              <w:t>How alert do you feel right now?</w:t>
-            </w:r>
-          </w:p>
-        </w:tc>
-        <w:tc>
-          <w:tcPr>
-            <w:tcW w:type="dxa" w:w="2880"/>
-          </w:tcPr>
-          <w:p>
-            <w:r/>
-            <w:r>
-              <w:rPr>
-                <w:sz w:val="18"/>
-              </w:rPr>
-              <w:t>1 = very sleepy … 7 = very alert</w:t>
-            </w:r>
-          </w:p>
-        </w:tc>
-      </w:tr>
-      <w:tr>
-        <w:tc>
-          <w:tcPr>
-            <w:tcW w:type="dxa" w:w="2880"/>
-          </w:tcPr>
-          <w:p>
-            <w:r/>
-            <w:r>
-              <w:rPr>
-                <w:sz w:val="18"/>
-              </w:rPr>
-              <w:t>B16</w:t>
-            </w:r>
-          </w:p>
-        </w:tc>
-        <w:tc>
-          <w:tcPr>
-            <w:tcW w:type="dxa" w:w="2880"/>
-          </w:tcPr>
-          <w:p>
-            <w:r/>
-            <w:r>
-              <w:rPr>
-                <w:sz w:val="18"/>
-              </w:rPr>
-              <w:t>Any hearing-related discomfort with over-ear headphones?</w:t>
-            </w:r>
-          </w:p>
-        </w:tc>
-        <w:tc>
-          <w:tcPr>
-            <w:tcW w:type="dxa" w:w="2880"/>
-          </w:tcPr>
-          <w:p>
-            <w:r/>
-            <w:r>
-              <w:rPr>
-                <w:sz w:val="18"/>
-              </w:rPr>
-              <w:t>No / Yes (specify)</w:t>
+              <w:t>C7</w:t>
+            </w:r>
+          </w:p>
+        </w:tc>
+        <w:tc>
+          <w:tcPr>
+            <w:tcW w:type="dxa" w:w="2880"/>
+          </w:tcPr>
+          <w:p>
+            <w:r/>
+            <w:r>
+              <w:rPr>
+                <w:sz w:val="18"/>
+              </w:rPr>
+              <w:t>I have never been complimented for my talents as a musical performer. (reverse-scored)</w:t>
+            </w:r>
+          </w:p>
+        </w:tc>
+        <w:tc>
+          <w:tcPr>
+            <w:tcW w:type="dxa" w:w="2880"/>
+          </w:tcPr>
+          <w:p>
+            <w:r/>
+            <w:r>
+              <w:rPr>
+                <w:sz w:val="18"/>
+              </w:rPr>
+              <w:t>1 … 7 agreement</w:t>
             </w:r>
           </w:p>
         </w:tc>
@@ -6906,19 +7074,243 @@
     </w:tbl>
     <w:p/>
     <w:p>
+      <w:pPr/>
+      <w:r>
+        <w:rPr>
+          <w:b/>
+        </w:rPr>
+        <w:t>Minimal fallback</w:t>
+      </w:r>
+      <w:r>
+        <w:rPr/>
+        <w:t xml:space="preserve"> if the licensed/validated Persian Gold-MSI is unavailable: years of formal musical training (number), currently playing an instrument (Yes/No), hours of practice per week (number), and hours of deliberate music listening per day (number).</w:t>
+      </w:r>
+    </w:p>
+    <w:p>
       <w:pPr>
         <w:pStyle w:val="Heading2"/>
       </w:pPr>
       <w:r>
         <w:rPr/>
-        <w:t>C · Musical background — Gold-MSI Musical Training subscale (Form 1, section 3)</w:t>
+        <w:t>D · Noise sensitivity — Weinstein Noise Sensitivity Scale, short form (Form 1, section 4)</w:t>
       </w:r>
     </w:p>
     <w:p>
       <w:pPr/>
       <w:r>
         <w:rPr/>
-        <w:t>Seven items; entered as a single subscale score used as a covariate, never as an exclusion criterion. Items C1–C5 use the frequency/duration options shown; C6–C7 use a 7-point agreement scale (1 = completely disagree … 7 = completely agree) and are reverse-scored.</w:t>
+        <w:t>Five items, 6-point agreement scale: 1 = strongly disagree … 6 = strongly agree. Item D5 is reverse-scored. Scored as a mean; used as a covariate.</w:t>
+      </w:r>
+    </w:p>
+    <w:tbl>
+      <w:tblPr>
+        <w:tblStyle w:val="LightGrid-Accent1"/>
+        <w:tblW w:type="auto" w:w="0"/>
+        <w:tblLook w:firstColumn="1" w:firstRow="1" w:lastColumn="0" w:lastRow="0" w:noHBand="0" w:noVBand="1" w:val="04A0"/>
+      </w:tblPr>
+      <w:tblGrid>
+        <w:gridCol w:w="4320"/>
+        <w:gridCol w:w="4320"/>
+      </w:tblGrid>
+      <w:tr>
+        <w:trPr>
+          <w:tblHeader/>
+        </w:trPr>
+        <w:tc>
+          <w:tcPr>
+            <w:tcW w:type="dxa" w:w="4320"/>
+          </w:tcPr>
+          <w:p>
+            <w:r/>
+            <w:r>
+              <w:rPr>
+                <w:sz w:val="18"/>
+              </w:rPr>
+              <w:t>#</w:t>
+            </w:r>
+          </w:p>
+        </w:tc>
+        <w:tc>
+          <w:tcPr>
+            <w:tcW w:type="dxa" w:w="4320"/>
+          </w:tcPr>
+          <w:p>
+            <w:r/>
+            <w:r>
+              <w:rPr>
+                <w:sz w:val="18"/>
+              </w:rPr>
+              <w:t>Item</w:t>
+            </w:r>
+          </w:p>
+        </w:tc>
+      </w:tr>
+      <w:tr>
+        <w:tc>
+          <w:tcPr>
+            <w:tcW w:type="dxa" w:w="4320"/>
+          </w:tcPr>
+          <w:p>
+            <w:r/>
+            <w:r>
+              <w:rPr>
+                <w:sz w:val="18"/>
+              </w:rPr>
+              <w:t>D1</w:t>
+            </w:r>
+          </w:p>
+        </w:tc>
+        <w:tc>
+          <w:tcPr>
+            <w:tcW w:type="dxa" w:w="4320"/>
+          </w:tcPr>
+          <w:p>
+            <w:r/>
+            <w:r>
+              <w:rPr>
+                <w:sz w:val="18"/>
+              </w:rPr>
+              <w:t>I am sensitive to noise.</w:t>
+            </w:r>
+          </w:p>
+        </w:tc>
+      </w:tr>
+      <w:tr>
+        <w:tc>
+          <w:tcPr>
+            <w:tcW w:type="dxa" w:w="4320"/>
+          </w:tcPr>
+          <w:p>
+            <w:r/>
+            <w:r>
+              <w:rPr>
+                <w:sz w:val="18"/>
+              </w:rPr>
+              <w:t>D2</w:t>
+            </w:r>
+          </w:p>
+        </w:tc>
+        <w:tc>
+          <w:tcPr>
+            <w:tcW w:type="dxa" w:w="4320"/>
+          </w:tcPr>
+          <w:p>
+            <w:r/>
+            <w:r>
+              <w:rPr>
+                <w:sz w:val="18"/>
+              </w:rPr>
+              <w:t>I find it hard to relax in a place that is noisy.</w:t>
+            </w:r>
+          </w:p>
+        </w:tc>
+      </w:tr>
+      <w:tr>
+        <w:tc>
+          <w:tcPr>
+            <w:tcW w:type="dxa" w:w="4320"/>
+          </w:tcPr>
+          <w:p>
+            <w:r/>
+            <w:r>
+              <w:rPr>
+                <w:sz w:val="18"/>
+              </w:rPr>
+              <w:t>D3</w:t>
+            </w:r>
+          </w:p>
+        </w:tc>
+        <w:tc>
+          <w:tcPr>
+            <w:tcW w:type="dxa" w:w="4320"/>
+          </w:tcPr>
+          <w:p>
+            <w:r/>
+            <w:r>
+              <w:rPr>
+                <w:sz w:val="18"/>
+              </w:rPr>
+              <w:t>I get annoyed when my neighbours are noisy.</w:t>
+            </w:r>
+          </w:p>
+        </w:tc>
+      </w:tr>
+      <w:tr>
+        <w:tc>
+          <w:tcPr>
+            <w:tcW w:type="dxa" w:w="4320"/>
+          </w:tcPr>
+          <w:p>
+            <w:r/>
+            <w:r>
+              <w:rPr>
+                <w:sz w:val="18"/>
+              </w:rPr>
+              <w:t>D4</w:t>
+            </w:r>
+          </w:p>
+        </w:tc>
+        <w:tc>
+          <w:tcPr>
+            <w:tcW w:type="dxa" w:w="4320"/>
+          </w:tcPr>
+          <w:p>
+            <w:r/>
+            <w:r>
+              <w:rPr>
+                <w:sz w:val="18"/>
+              </w:rPr>
+              <w:t>I get mad at people who make noise that keeps me from falling asleep or getting work done.</w:t>
+            </w:r>
+          </w:p>
+        </w:tc>
+      </w:tr>
+      <w:tr>
+        <w:tc>
+          <w:tcPr>
+            <w:tcW w:type="dxa" w:w="4320"/>
+          </w:tcPr>
+          <w:p>
+            <w:r/>
+            <w:r>
+              <w:rPr>
+                <w:sz w:val="18"/>
+              </w:rPr>
+              <w:t>D5</w:t>
+            </w:r>
+          </w:p>
+        </w:tc>
+        <w:tc>
+          <w:tcPr>
+            <w:tcW w:type="dxa" w:w="4320"/>
+          </w:tcPr>
+          <w:p>
+            <w:r/>
+            <w:r>
+              <w:rPr>
+                <w:sz w:val="18"/>
+              </w:rPr>
+              <w:t>I get used to most noises without much difficulty. (reverse-scored)</w:t>
+            </w:r>
+          </w:p>
+        </w:tc>
+      </w:tr>
+    </w:tbl>
+    <w:p/>
+    <w:p>
+      <w:pPr>
+        <w:pStyle w:val="Heading2"/>
+      </w:pPr>
+      <w:r>
+        <w:rPr/>
+        <w:t>E · SAM state rating (Form 2; also opens Form 3)</w:t>
+      </w:r>
+    </w:p>
+    <w:p>
+      <w:pPr/>
+      <w:r>
+        <w:rPr/>
+        <w:t>Self-Assessment Manikin, presented as an image-choice grid of 9 manikin figures per dimension. Administered at baseline, mid-battery and post-battery (§2.6.3). Takes ~10–20 s. Never mentions the audio.</w:t>
       </w:r>
     </w:p>
     <w:tbl>
@@ -6990,35 +7382,35 @@
               <w:rPr>
                 <w:sz w:val="18"/>
               </w:rPr>
-              <w:t>C1</w:t>
-            </w:r>
-          </w:p>
-        </w:tc>
-        <w:tc>
-          <w:tcPr>
-            <w:tcW w:type="dxa" w:w="2880"/>
-          </w:tcPr>
-          <w:p>
-            <w:r/>
-            <w:r>
-              <w:rPr>
-                <w:sz w:val="18"/>
-              </w:rPr>
-              <w:t>I engaged in regular, daily practice of a musical instrument (including voice) for __ years.</w:t>
-            </w:r>
-          </w:p>
-        </w:tc>
-        <w:tc>
-          <w:tcPr>
-            <w:tcW w:type="dxa" w:w="2880"/>
-          </w:tcPr>
-          <w:p>
-            <w:r/>
-            <w:r>
-              <w:rPr>
-                <w:sz w:val="18"/>
-              </w:rPr>
-              <w:t>0 / 1 / 2 / 3 / 4–5 / 6–9 / 10 or more</w:t>
+              <w:t>E0</w:t>
+            </w:r>
+          </w:p>
+        </w:tc>
+        <w:tc>
+          <w:tcPr>
+            <w:tcW w:type="dxa" w:w="2880"/>
+          </w:tcPr>
+          <w:p>
+            <w:r/>
+            <w:r>
+              <w:rPr>
+                <w:sz w:val="18"/>
+              </w:rPr>
+              <w:t>Participant ID / rating point</w:t>
+            </w:r>
+          </w:p>
+        </w:tc>
+        <w:tc>
+          <w:tcPr>
+            <w:tcW w:type="dxa" w:w="2880"/>
+          </w:tcPr>
+          <w:p>
+            <w:r/>
+            <w:r>
+              <w:rPr>
+                <w:sz w:val="18"/>
+              </w:rPr>
+              <w:t>Short text / Baseline · Mid · Post (required, so the three submissions can be told apart)</w:t>
             </w:r>
           </w:p>
         </w:tc>
@@ -7034,35 +7426,42 @@
               <w:rPr>
                 <w:sz w:val="18"/>
               </w:rPr>
-              <w:t>C2</w:t>
-            </w:r>
-          </w:p>
-        </w:tc>
-        <w:tc>
-          <w:tcPr>
-            <w:tcW w:type="dxa" w:w="2880"/>
-          </w:tcPr>
-          <w:p>
-            <w:r/>
-            <w:r>
-              <w:rPr>
-                <w:sz w:val="18"/>
-              </w:rPr>
-              <w:t>At the peak of my interest, I practised __ hours per day on my primary instrument.</w:t>
-            </w:r>
-          </w:p>
-        </w:tc>
-        <w:tc>
-          <w:tcPr>
-            <w:tcW w:type="dxa" w:w="2880"/>
-          </w:tcPr>
-          <w:p>
-            <w:r/>
-            <w:r>
-              <w:rPr>
-                <w:sz w:val="18"/>
-              </w:rPr>
-              <w:t>0 / 0.5 / 1 / 1.5 / 2 / 3–4 / 5 or more</w:t>
+              <w:t>E1</w:t>
+            </w:r>
+          </w:p>
+        </w:tc>
+        <w:tc>
+          <w:tcPr>
+            <w:tcW w:type="dxa" w:w="2880"/>
+          </w:tcPr>
+          <w:p>
+            <w:r/>
+            <w:r>
+              <w:rPr>
+                <w:b/>
+                <w:sz w:val="18"/>
+              </w:rPr>
+              <w:t>Arousal</w:t>
+            </w:r>
+            <w:r>
+              <w:rPr>
+                <w:sz w:val="18"/>
+              </w:rPr>
+              <w:t xml:space="preserve"> — how activated do you feel right now?</w:t>
+            </w:r>
+          </w:p>
+        </w:tc>
+        <w:tc>
+          <w:tcPr>
+            <w:tcW w:type="dxa" w:w="2880"/>
+          </w:tcPr>
+          <w:p>
+            <w:r/>
+            <w:r>
+              <w:rPr>
+                <w:sz w:val="18"/>
+              </w:rPr>
+              <w:t>9-point pictorial SAM row, 1 = calm/sleepy … 9 = excited/activated</w:t>
             </w:r>
           </w:p>
         </w:tc>
@@ -7078,211 +7477,42 @@
               <w:rPr>
                 <w:sz w:val="18"/>
               </w:rPr>
-              <w:t>C3</w:t>
-            </w:r>
-          </w:p>
-        </w:tc>
-        <w:tc>
-          <w:tcPr>
-            <w:tcW w:type="dxa" w:w="2880"/>
-          </w:tcPr>
-          <w:p>
-            <w:r/>
-            <w:r>
-              <w:rPr>
-                <w:sz w:val="18"/>
-              </w:rPr>
-              <w:t>I have had formal training in music theory for __ years.</w:t>
-            </w:r>
-          </w:p>
-        </w:tc>
-        <w:tc>
-          <w:tcPr>
-            <w:tcW w:type="dxa" w:w="2880"/>
-          </w:tcPr>
-          <w:p>
-            <w:r/>
-            <w:r>
-              <w:rPr>
-                <w:sz w:val="18"/>
-              </w:rPr>
-              <w:t>0 / 0.5 / 1 / 2 / 3 / 4–6 / 7 or more</w:t>
-            </w:r>
-          </w:p>
-        </w:tc>
-      </w:tr>
-      <w:tr>
-        <w:tc>
-          <w:tcPr>
-            <w:tcW w:type="dxa" w:w="2880"/>
-          </w:tcPr>
-          <w:p>
-            <w:r/>
-            <w:r>
-              <w:rPr>
-                <w:sz w:val="18"/>
-              </w:rPr>
-              <w:t>C4</w:t>
-            </w:r>
-          </w:p>
-        </w:tc>
-        <w:tc>
-          <w:tcPr>
-            <w:tcW w:type="dxa" w:w="2880"/>
-          </w:tcPr>
-          <w:p>
-            <w:r/>
-            <w:r>
-              <w:rPr>
-                <w:sz w:val="18"/>
-              </w:rPr>
-              <w:t>I have had __ years of formal training on a musical instrument (including voice) during my lifetime.</w:t>
-            </w:r>
-          </w:p>
-        </w:tc>
-        <w:tc>
-          <w:tcPr>
-            <w:tcW w:type="dxa" w:w="2880"/>
-          </w:tcPr>
-          <w:p>
-            <w:r/>
-            <w:r>
-              <w:rPr>
-                <w:sz w:val="18"/>
-              </w:rPr>
-              <w:t>0 / 0.5 / 1 / 2 / 3–5 / 6–9 / 10 or more</w:t>
-            </w:r>
-          </w:p>
-        </w:tc>
-      </w:tr>
-      <w:tr>
-        <w:tc>
-          <w:tcPr>
-            <w:tcW w:type="dxa" w:w="2880"/>
-          </w:tcPr>
-          <w:p>
-            <w:r/>
-            <w:r>
-              <w:rPr>
-                <w:sz w:val="18"/>
-              </w:rPr>
-              <w:t>C5</w:t>
-            </w:r>
-          </w:p>
-        </w:tc>
-        <w:tc>
-          <w:tcPr>
-            <w:tcW w:type="dxa" w:w="2880"/>
-          </w:tcPr>
-          <w:p>
-            <w:r/>
-            <w:r>
-              <w:rPr>
-                <w:sz w:val="18"/>
-              </w:rPr>
-              <w:t>I can play __ musical instruments.</w:t>
-            </w:r>
-          </w:p>
-        </w:tc>
-        <w:tc>
-          <w:tcPr>
-            <w:tcW w:type="dxa" w:w="2880"/>
-          </w:tcPr>
-          <w:p>
-            <w:r/>
-            <w:r>
-              <w:rPr>
-                <w:sz w:val="18"/>
-              </w:rPr>
-              <w:t>0 / 1 / 2 / 3 / 4 / 5 / 6 or more</w:t>
-            </w:r>
-          </w:p>
-        </w:tc>
-      </w:tr>
-      <w:tr>
-        <w:tc>
-          <w:tcPr>
-            <w:tcW w:type="dxa" w:w="2880"/>
-          </w:tcPr>
-          <w:p>
-            <w:r/>
-            <w:r>
-              <w:rPr>
-                <w:sz w:val="18"/>
-              </w:rPr>
-              <w:t>C6</w:t>
-            </w:r>
-          </w:p>
-        </w:tc>
-        <w:tc>
-          <w:tcPr>
-            <w:tcW w:type="dxa" w:w="2880"/>
-          </w:tcPr>
-          <w:p>
-            <w:r/>
-            <w:r>
-              <w:rPr>
-                <w:sz w:val="18"/>
-              </w:rPr>
-              <w:t>I would not consider myself a musician. (reverse-scored)</w:t>
-            </w:r>
-          </w:p>
-        </w:tc>
-        <w:tc>
-          <w:tcPr>
-            <w:tcW w:type="dxa" w:w="2880"/>
-          </w:tcPr>
-          <w:p>
-            <w:r/>
-            <w:r>
-              <w:rPr>
-                <w:sz w:val="18"/>
-              </w:rPr>
-              <w:t>1 … 7 agreement</w:t>
-            </w:r>
-          </w:p>
-        </w:tc>
-      </w:tr>
-      <w:tr>
-        <w:tc>
-          <w:tcPr>
-            <w:tcW w:type="dxa" w:w="2880"/>
-          </w:tcPr>
-          <w:p>
-            <w:r/>
-            <w:r>
-              <w:rPr>
-                <w:sz w:val="18"/>
-              </w:rPr>
-              <w:t>C7</w:t>
-            </w:r>
-          </w:p>
-        </w:tc>
-        <w:tc>
-          <w:tcPr>
-            <w:tcW w:type="dxa" w:w="2880"/>
-          </w:tcPr>
-          <w:p>
-            <w:r/>
-            <w:r>
-              <w:rPr>
-                <w:sz w:val="18"/>
-              </w:rPr>
-              <w:t>I have never been complimented for my talents as a musical performer. (reverse-scored)</w:t>
-            </w:r>
-          </w:p>
-        </w:tc>
-        <w:tc>
-          <w:tcPr>
-            <w:tcW w:type="dxa" w:w="2880"/>
-          </w:tcPr>
-          <w:p>
-            <w:r/>
-            <w:r>
-              <w:rPr>
-                <w:sz w:val="18"/>
-              </w:rPr>
-              <w:t>1 … 7 agreement</w:t>
+              <w:t>E2</w:t>
+            </w:r>
+          </w:p>
+        </w:tc>
+        <w:tc>
+          <w:tcPr>
+            <w:tcW w:type="dxa" w:w="2880"/>
+          </w:tcPr>
+          <w:p>
+            <w:r/>
+            <w:r>
+              <w:rPr>
+                <w:b/>
+                <w:sz w:val="18"/>
+              </w:rPr>
+              <w:t>Valence</w:t>
+            </w:r>
+            <w:r>
+              <w:rPr>
+                <w:sz w:val="18"/>
+              </w:rPr>
+              <w:t xml:space="preserve"> — how pleasant do you feel right now?</w:t>
+            </w:r>
+          </w:p>
+        </w:tc>
+        <w:tc>
+          <w:tcPr>
+            <w:tcW w:type="dxa" w:w="2880"/>
+          </w:tcPr>
+          <w:p>
+            <w:r/>
+            <w:r>
+              <w:rPr>
+                <w:sz w:val="18"/>
+              </w:rPr>
+              <w:t>9-point pictorial SAM row, 1 = unhappy/unpleasant … 9 = happy/pleasant</w:t>
             </w:r>
           </w:p>
         </w:tc>
@@ -7290,243 +7520,39 @@
     </w:tbl>
     <w:p/>
     <w:p>
+      <w:pPr>
+        <w:pStyle w:val="Heading2"/>
+      </w:pPr>
+      <w:r>
+        <w:rPr/>
+        <w:t>F · Post-session awareness funnel (Form 3)</w:t>
+      </w:r>
+    </w:p>
+    <w:p>
       <w:pPr/>
+      <w:r>
+        <w:rPr/>
+        <w:t xml:space="preserve">Administered </w:t>
+      </w:r>
       <w:r>
         <w:rPr>
           <w:b/>
         </w:rPr>
-        <w:t>Minimal fallback</w:t>
-      </w:r>
-      <w:r>
-        <w:rPr/>
-        <w:t xml:space="preserve"> if the licensed/validated Persian Gold-MSI is unavailable: years of formal musical training (number), currently playing an instrument (Yes/No), hours of practice per week (number), and hours of deliberate music listening per day (number).</w:t>
-      </w:r>
-    </w:p>
-    <w:p>
-      <w:pPr>
-        <w:pStyle w:val="Heading2"/>
-      </w:pPr>
-      <w:r>
-        <w:rPr/>
-        <w:t>D · Noise sensitivity — Weinstein Noise Sensitivity Scale, short form (Form 1, section 4)</w:t>
-      </w:r>
-    </w:p>
-    <w:p>
-      <w:pPr/>
-      <w:r>
-        <w:rPr/>
-        <w:t>Five items, 6-point agreement scale: 1 = strongly disagree … 6 = strongly agree. Item D5 is reverse-scored. Scored as a mean; used as a covariate.</w:t>
-      </w:r>
-    </w:p>
-    <w:tbl>
-      <w:tblPr>
-        <w:tblStyle w:val="LightGrid-Accent1"/>
-        <w:tblW w:type="auto" w:w="0"/>
-        <w:tblLook w:firstColumn="1" w:firstRow="1" w:lastColumn="0" w:lastRow="0" w:noHBand="0" w:noVBand="1" w:val="04A0"/>
-      </w:tblPr>
-      <w:tblGrid>
-        <w:gridCol w:w="4320"/>
-        <w:gridCol w:w="4320"/>
-      </w:tblGrid>
-      <w:tr>
-        <w:trPr>
-          <w:tblHeader/>
-        </w:trPr>
-        <w:tc>
-          <w:tcPr>
-            <w:tcW w:type="dxa" w:w="4320"/>
-          </w:tcPr>
-          <w:p>
-            <w:r/>
-            <w:r>
-              <w:rPr>
-                <w:sz w:val="18"/>
-              </w:rPr>
-              <w:t>#</w:t>
-            </w:r>
-          </w:p>
-        </w:tc>
-        <w:tc>
-          <w:tcPr>
-            <w:tcW w:type="dxa" w:w="4320"/>
-          </w:tcPr>
-          <w:p>
-            <w:r/>
-            <w:r>
-              <w:rPr>
-                <w:sz w:val="18"/>
-              </w:rPr>
-              <w:t>Item</w:t>
-            </w:r>
-          </w:p>
-        </w:tc>
-      </w:tr>
-      <w:tr>
-        <w:tc>
-          <w:tcPr>
-            <w:tcW w:type="dxa" w:w="4320"/>
-          </w:tcPr>
-          <w:p>
-            <w:r/>
-            <w:r>
-              <w:rPr>
-                <w:sz w:val="18"/>
-              </w:rPr>
-              <w:t>D1</w:t>
-            </w:r>
-          </w:p>
-        </w:tc>
-        <w:tc>
-          <w:tcPr>
-            <w:tcW w:type="dxa" w:w="4320"/>
-          </w:tcPr>
-          <w:p>
-            <w:r/>
-            <w:r>
-              <w:rPr>
-                <w:sz w:val="18"/>
-              </w:rPr>
-              <w:t>I am sensitive to noise.</w:t>
-            </w:r>
-          </w:p>
-        </w:tc>
-      </w:tr>
-      <w:tr>
-        <w:tc>
-          <w:tcPr>
-            <w:tcW w:type="dxa" w:w="4320"/>
-          </w:tcPr>
-          <w:p>
-            <w:r/>
-            <w:r>
-              <w:rPr>
-                <w:sz w:val="18"/>
-              </w:rPr>
-              <w:t>D2</w:t>
-            </w:r>
-          </w:p>
-        </w:tc>
-        <w:tc>
-          <w:tcPr>
-            <w:tcW w:type="dxa" w:w="4320"/>
-          </w:tcPr>
-          <w:p>
-            <w:r/>
-            <w:r>
-              <w:rPr>
-                <w:sz w:val="18"/>
-              </w:rPr>
-              <w:t>I find it hard to relax in a place that is noisy.</w:t>
-            </w:r>
-          </w:p>
-        </w:tc>
-      </w:tr>
-      <w:tr>
-        <w:tc>
-          <w:tcPr>
-            <w:tcW w:type="dxa" w:w="4320"/>
-          </w:tcPr>
-          <w:p>
-            <w:r/>
-            <w:r>
-              <w:rPr>
-                <w:sz w:val="18"/>
-              </w:rPr>
-              <w:t>D3</w:t>
-            </w:r>
-          </w:p>
-        </w:tc>
-        <w:tc>
-          <w:tcPr>
-            <w:tcW w:type="dxa" w:w="4320"/>
-          </w:tcPr>
-          <w:p>
-            <w:r/>
-            <w:r>
-              <w:rPr>
-                <w:sz w:val="18"/>
-              </w:rPr>
-              <w:t>I get annoyed when my neighbours are noisy.</w:t>
-            </w:r>
-          </w:p>
-        </w:tc>
-      </w:tr>
-      <w:tr>
-        <w:tc>
-          <w:tcPr>
-            <w:tcW w:type="dxa" w:w="4320"/>
-          </w:tcPr>
-          <w:p>
-            <w:r/>
-            <w:r>
-              <w:rPr>
-                <w:sz w:val="18"/>
-              </w:rPr>
-              <w:t>D4</w:t>
-            </w:r>
-          </w:p>
-        </w:tc>
-        <w:tc>
-          <w:tcPr>
-            <w:tcW w:type="dxa" w:w="4320"/>
-          </w:tcPr>
-          <w:p>
-            <w:r/>
-            <w:r>
-              <w:rPr>
-                <w:sz w:val="18"/>
-              </w:rPr>
-              <w:t>I get mad at people who make noise that keeps me from falling asleep or getting work done.</w:t>
-            </w:r>
-          </w:p>
-        </w:tc>
-      </w:tr>
-      <w:tr>
-        <w:tc>
-          <w:tcPr>
-            <w:tcW w:type="dxa" w:w="4320"/>
-          </w:tcPr>
-          <w:p>
-            <w:r/>
-            <w:r>
-              <w:rPr>
-                <w:sz w:val="18"/>
-              </w:rPr>
-              <w:t>D5</w:t>
-            </w:r>
-          </w:p>
-        </w:tc>
-        <w:tc>
-          <w:tcPr>
-            <w:tcW w:type="dxa" w:w="4320"/>
-          </w:tcPr>
-          <w:p>
-            <w:r/>
-            <w:r>
-              <w:rPr>
-                <w:sz w:val="18"/>
-              </w:rPr>
-              <w:t>I get used to most noises without much difficulty. (reverse-scored)</w:t>
-            </w:r>
-          </w:p>
-        </w:tc>
-      </w:tr>
-    </w:tbl>
-    <w:p/>
-    <w:p>
-      <w:pPr>
-        <w:pStyle w:val="Heading2"/>
-      </w:pPr>
-      <w:r>
-        <w:rPr/>
-        <w:t>E · SAM state rating (Form 2; also opens Form 3)</w:t>
-      </w:r>
-    </w:p>
-    <w:p>
-      <w:pPr/>
-      <w:r>
-        <w:rPr/>
-        <w:t>Self-Assessment Manikin, presented as an image-choice grid of 9 manikin figures per dimension. Administered at baseline, mid-battery and post-battery (§2.6.3). Takes ~10–20 s. Never mentions the audio.</w:t>
+        <w:t>after</w:t>
+      </w:r>
+      <w:r>
+        <w:rPr/>
+        <w:t xml:space="preserve"> the post-battery SAM and </w:t>
+      </w:r>
+      <w:r>
+        <w:rPr>
+          <w:b/>
+        </w:rPr>
+        <w:t>before</w:t>
+      </w:r>
+      <w:r>
+        <w:rPr/>
+        <w:t xml:space="preserve"> the debrief. The items are deliberately ordered from most open to most specific (a "funnel"), so that earlier items do not cue later ones. This ordering must not be changed. Items F4–F9 are branched from F3 and are not shown to participants who report no audio.</w:t>
       </w:r>
     </w:p>
     <w:tbl>
@@ -7598,35 +7624,35 @@
               <w:rPr>
                 <w:sz w:val="18"/>
               </w:rPr>
-              <w:t>E0</w:t>
-            </w:r>
-          </w:p>
-        </w:tc>
-        <w:tc>
-          <w:tcPr>
-            <w:tcW w:type="dxa" w:w="2880"/>
-          </w:tcPr>
-          <w:p>
-            <w:r/>
-            <w:r>
-              <w:rPr>
-                <w:sz w:val="18"/>
-              </w:rPr>
-              <w:t>Participant ID / session number / rating point</w:t>
-            </w:r>
-          </w:p>
-        </w:tc>
-        <w:tc>
-          <w:tcPr>
-            <w:tcW w:type="dxa" w:w="2880"/>
-          </w:tcPr>
-          <w:p>
-            <w:r/>
-            <w:r>
-              <w:rPr>
-                <w:sz w:val="18"/>
-              </w:rPr>
-              <w:t>Short text / 1–3 / Baseline · Mid · Post</w:t>
+              <w:t>F1</w:t>
+            </w:r>
+          </w:p>
+        </w:tc>
+        <w:tc>
+          <w:tcPr>
+            <w:tcW w:type="dxa" w:w="2880"/>
+          </w:tcPr>
+          <w:p>
+            <w:r/>
+            <w:r>
+              <w:rPr>
+                <w:sz w:val="18"/>
+              </w:rPr>
+              <w:t>What do you think this study was about?</w:t>
+            </w:r>
+          </w:p>
+        </w:tc>
+        <w:tc>
+          <w:tcPr>
+            <w:tcW w:type="dxa" w:w="2880"/>
+          </w:tcPr>
+          <w:p>
+            <w:r/>
+            <w:r>
+              <w:rPr>
+                <w:sz w:val="18"/>
+              </w:rPr>
+              <w:t>Long text (required)</w:t>
             </w:r>
           </w:p>
         </w:tc>
@@ -7642,42 +7668,35 @@
               <w:rPr>
                 <w:sz w:val="18"/>
               </w:rPr>
-              <w:t>E1</w:t>
-            </w:r>
-          </w:p>
-        </w:tc>
-        <w:tc>
-          <w:tcPr>
-            <w:tcW w:type="dxa" w:w="2880"/>
-          </w:tcPr>
-          <w:p>
-            <w:r/>
-            <w:r>
-              <w:rPr>
-                <w:b/>
-                <w:sz w:val="18"/>
-              </w:rPr>
-              <w:t>Arousal</w:t>
-            </w:r>
-            <w:r>
-              <w:rPr>
-                <w:sz w:val="18"/>
-              </w:rPr>
-              <w:t xml:space="preserve"> — how activated do you feel right now?</w:t>
-            </w:r>
-          </w:p>
-        </w:tc>
-        <w:tc>
-          <w:tcPr>
-            <w:tcW w:type="dxa" w:w="2880"/>
-          </w:tcPr>
-          <w:p>
-            <w:r/>
-            <w:r>
-              <w:rPr>
-                <w:sz w:val="18"/>
-              </w:rPr>
-              <w:t>9-point pictorial SAM row, 1 = calm/sleepy … 9 = excited/activated</w:t>
+              <w:t>F2</w:t>
+            </w:r>
+          </w:p>
+        </w:tc>
+        <w:tc>
+          <w:tcPr>
+            <w:tcW w:type="dxa" w:w="2880"/>
+          </w:tcPr>
+          <w:p>
+            <w:r/>
+            <w:r>
+              <w:rPr>
+                <w:sz w:val="18"/>
+              </w:rPr>
+              <w:t>Did anything about the session strike you as unusual?</w:t>
+            </w:r>
+          </w:p>
+        </w:tc>
+        <w:tc>
+          <w:tcPr>
+            <w:tcW w:type="dxa" w:w="2880"/>
+          </w:tcPr>
+          <w:p>
+            <w:r/>
+            <w:r>
+              <w:rPr>
+                <w:sz w:val="18"/>
+              </w:rPr>
+              <w:t>Long text</w:t>
             </w:r>
           </w:p>
         </w:tc>
@@ -7693,42 +7712,475 @@
               <w:rPr>
                 <w:sz w:val="18"/>
               </w:rPr>
-              <w:t>E2</w:t>
-            </w:r>
-          </w:p>
-        </w:tc>
-        <w:tc>
-          <w:tcPr>
-            <w:tcW w:type="dxa" w:w="2880"/>
-          </w:tcPr>
-          <w:p>
-            <w:r/>
-            <w:r>
-              <w:rPr>
-                <w:b/>
-                <w:sz w:val="18"/>
-              </w:rPr>
-              <w:t>Valence</w:t>
-            </w:r>
-            <w:r>
-              <w:rPr>
-                <w:sz w:val="18"/>
-              </w:rPr>
-              <w:t xml:space="preserve"> — how pleasant do you feel right now?</w:t>
-            </w:r>
-          </w:p>
-        </w:tc>
-        <w:tc>
-          <w:tcPr>
-            <w:tcW w:type="dxa" w:w="2880"/>
-          </w:tcPr>
-          <w:p>
-            <w:r/>
-            <w:r>
-              <w:rPr>
-                <w:sz w:val="18"/>
-              </w:rPr>
-              <w:t>9-point pictorial SAM row, 1 = unhappy/unpleasant … 9 = happy/pleasant</w:t>
+              <w:t>F3</w:t>
+            </w:r>
+          </w:p>
+        </w:tc>
+        <w:tc>
+          <w:tcPr>
+            <w:tcW w:type="dxa" w:w="2880"/>
+          </w:tcPr>
+          <w:p>
+            <w:r/>
+            <w:r>
+              <w:rPr>
+                <w:sz w:val="18"/>
+              </w:rPr>
+              <w:t>Did you notice any background audio during the games?</w:t>
+            </w:r>
+          </w:p>
+        </w:tc>
+        <w:tc>
+          <w:tcPr>
+            <w:tcW w:type="dxa" w:w="2880"/>
+          </w:tcPr>
+          <w:p>
+            <w:r/>
+            <w:r>
+              <w:rPr>
+                <w:sz w:val="18"/>
+              </w:rPr>
+              <w:t>Yes / No / Not sure</w:t>
+            </w:r>
+          </w:p>
+        </w:tc>
+      </w:tr>
+      <w:tr>
+        <w:tc>
+          <w:tcPr>
+            <w:tcW w:type="dxa" w:w="2880"/>
+          </w:tcPr>
+          <w:p>
+            <w:r/>
+            <w:r>
+              <w:rPr>
+                <w:sz w:val="18"/>
+              </w:rPr>
+              <w:t>F4</w:t>
+            </w:r>
+          </w:p>
+        </w:tc>
+        <w:tc>
+          <w:tcPr>
+            <w:tcW w:type="dxa" w:w="2880"/>
+          </w:tcPr>
+          <w:p>
+            <w:r/>
+            <w:r>
+              <w:rPr>
+                <w:sz w:val="18"/>
+              </w:rPr>
+              <w:t>If yes: please describe what you heard.</w:t>
+            </w:r>
+          </w:p>
+        </w:tc>
+        <w:tc>
+          <w:tcPr>
+            <w:tcW w:type="dxa" w:w="2880"/>
+          </w:tcPr>
+          <w:p>
+            <w:r/>
+            <w:r>
+              <w:rPr>
+                <w:sz w:val="18"/>
+              </w:rPr>
+              <w:t>Long text (branched from F3)</w:t>
+            </w:r>
+          </w:p>
+        </w:tc>
+      </w:tr>
+      <w:tr>
+        <w:tc>
+          <w:tcPr>
+            <w:tcW w:type="dxa" w:w="2880"/>
+          </w:tcPr>
+          <w:p>
+            <w:r/>
+            <w:r>
+              <w:rPr>
+                <w:sz w:val="18"/>
+              </w:rPr>
+              <w:t>F5</w:t>
+            </w:r>
+          </w:p>
+        </w:tc>
+        <w:tc>
+          <w:tcPr>
+            <w:tcW w:type="dxa" w:w="2880"/>
+          </w:tcPr>
+          <w:p>
+            <w:r/>
+            <w:r>
+              <w:rPr>
+                <w:sz w:val="18"/>
+              </w:rPr>
+              <w:t>If yes: how loud was it?</w:t>
+            </w:r>
+          </w:p>
+        </w:tc>
+        <w:tc>
+          <w:tcPr>
+            <w:tcW w:type="dxa" w:w="2880"/>
+          </w:tcPr>
+          <w:p>
+            <w:r/>
+            <w:r>
+              <w:rPr>
+                <w:sz w:val="18"/>
+              </w:rPr>
+              <w:t>1 = far too quiet … 4 = about right … 7 = far too loud</w:t>
+            </w:r>
+          </w:p>
+        </w:tc>
+      </w:tr>
+      <w:tr>
+        <w:tc>
+          <w:tcPr>
+            <w:tcW w:type="dxa" w:w="2880"/>
+          </w:tcPr>
+          <w:p>
+            <w:r/>
+            <w:r>
+              <w:rPr>
+                <w:sz w:val="18"/>
+              </w:rPr>
+              <w:t>F6</w:t>
+            </w:r>
+          </w:p>
+        </w:tc>
+        <w:tc>
+          <w:tcPr>
+            <w:tcW w:type="dxa" w:w="2880"/>
+          </w:tcPr>
+          <w:p>
+            <w:r/>
+            <w:r>
+              <w:rPr>
+                <w:sz w:val="18"/>
+              </w:rPr>
+              <w:t>If yes: how much attention did you pay to it?</w:t>
+            </w:r>
+          </w:p>
+        </w:tc>
+        <w:tc>
+          <w:tcPr>
+            <w:tcW w:type="dxa" w:w="2880"/>
+          </w:tcPr>
+          <w:p>
+            <w:r/>
+            <w:r>
+              <w:rPr>
+                <w:sz w:val="18"/>
+              </w:rPr>
+              <w:t>1 = none at all … 7 = a great deal</w:t>
+            </w:r>
+          </w:p>
+        </w:tc>
+      </w:tr>
+      <w:tr>
+        <w:tc>
+          <w:tcPr>
+            <w:tcW w:type="dxa" w:w="2880"/>
+          </w:tcPr>
+          <w:p>
+            <w:r/>
+            <w:r>
+              <w:rPr>
+                <w:sz w:val="18"/>
+              </w:rPr>
+              <w:t>F7</w:t>
+            </w:r>
+          </w:p>
+        </w:tc>
+        <w:tc>
+          <w:tcPr>
+            <w:tcW w:type="dxa" w:w="2880"/>
+          </w:tcPr>
+          <w:p>
+            <w:r/>
+            <w:r>
+              <w:rPr>
+                <w:sz w:val="18"/>
+              </w:rPr>
+              <w:t>Do you think the audio affected your performance?</w:t>
+            </w:r>
+          </w:p>
+        </w:tc>
+        <w:tc>
+          <w:tcPr>
+            <w:tcW w:type="dxa" w:w="2880"/>
+          </w:tcPr>
+          <w:p>
+            <w:r/>
+            <w:r>
+              <w:rPr>
+                <w:sz w:val="18"/>
+              </w:rPr>
+              <w:t>No / Not sure / Yes → how? (long text)</w:t>
+            </w:r>
+          </w:p>
+        </w:tc>
+      </w:tr>
+      <w:tr>
+        <w:tc>
+          <w:tcPr>
+            <w:tcW w:type="dxa" w:w="2880"/>
+          </w:tcPr>
+          <w:p>
+            <w:r/>
+            <w:r>
+              <w:rPr>
+                <w:sz w:val="18"/>
+              </w:rPr>
+              <w:t>F8</w:t>
+            </w:r>
+          </w:p>
+        </w:tc>
+        <w:tc>
+          <w:tcPr>
+            <w:tcW w:type="dxa" w:w="2880"/>
+          </w:tcPr>
+          <w:p>
+            <w:r/>
+            <w:r>
+              <w:rPr>
+                <w:sz w:val="18"/>
+              </w:rPr>
+              <w:t>How much did you like the audio?</w:t>
+            </w:r>
+          </w:p>
+        </w:tc>
+        <w:tc>
+          <w:tcPr>
+            <w:tcW w:type="dxa" w:w="2880"/>
+          </w:tcPr>
+          <w:p>
+            <w:r/>
+            <w:r>
+              <w:rPr>
+                <w:sz w:val="18"/>
+              </w:rPr>
+              <w:t>1 = disliked it a lot … 7 = liked it a lot</w:t>
+            </w:r>
+          </w:p>
+        </w:tc>
+      </w:tr>
+      <w:tr>
+        <w:tc>
+          <w:tcPr>
+            <w:tcW w:type="dxa" w:w="2880"/>
+          </w:tcPr>
+          <w:p>
+            <w:r/>
+            <w:r>
+              <w:rPr>
+                <w:sz w:val="18"/>
+              </w:rPr>
+              <w:t>F9</w:t>
+            </w:r>
+          </w:p>
+        </w:tc>
+        <w:tc>
+          <w:tcPr>
+            <w:tcW w:type="dxa" w:w="2880"/>
+          </w:tcPr>
+          <w:p>
+            <w:r/>
+            <w:r>
+              <w:rPr>
+                <w:sz w:val="18"/>
+              </w:rPr>
+              <w:t>How familiar was the audio to you?</w:t>
+            </w:r>
+          </w:p>
+        </w:tc>
+        <w:tc>
+          <w:tcPr>
+            <w:tcW w:type="dxa" w:w="2880"/>
+          </w:tcPr>
+          <w:p>
+            <w:r/>
+            <w:r>
+              <w:rPr>
+                <w:sz w:val="18"/>
+              </w:rPr>
+              <w:t>1 = completely new … 7 = very familiar</w:t>
+            </w:r>
+          </w:p>
+        </w:tc>
+      </w:tr>
+      <w:tr>
+        <w:tc>
+          <w:tcPr>
+            <w:tcW w:type="dxa" w:w="2880"/>
+          </w:tcPr>
+          <w:p>
+            <w:r/>
+            <w:r>
+              <w:rPr>
+                <w:sz w:val="18"/>
+              </w:rPr>
+              <w:t>F10</w:t>
+            </w:r>
+          </w:p>
+        </w:tc>
+        <w:tc>
+          <w:tcPr>
+            <w:tcW w:type="dxa" w:w="2880"/>
+          </w:tcPr>
+          <w:p>
+            <w:r/>
+            <w:r>
+              <w:rPr>
+                <w:sz w:val="18"/>
+              </w:rPr>
+              <w:t>How tired do you feel now?</w:t>
+            </w:r>
+          </w:p>
+        </w:tc>
+        <w:tc>
+          <w:tcPr>
+            <w:tcW w:type="dxa" w:w="2880"/>
+          </w:tcPr>
+          <w:p>
+            <w:r/>
+            <w:r>
+              <w:rPr>
+                <w:sz w:val="18"/>
+              </w:rPr>
+              <w:t>1 = not at all tired … 7 = extremely tired</w:t>
+            </w:r>
+          </w:p>
+        </w:tc>
+      </w:tr>
+      <w:tr>
+        <w:tc>
+          <w:tcPr>
+            <w:tcW w:type="dxa" w:w="2880"/>
+          </w:tcPr>
+          <w:p>
+            <w:r/>
+            <w:r>
+              <w:rPr>
+                <w:sz w:val="18"/>
+              </w:rPr>
+              <w:t>F11</w:t>
+            </w:r>
+          </w:p>
+        </w:tc>
+        <w:tc>
+          <w:tcPr>
+            <w:tcW w:type="dxa" w:w="2880"/>
+          </w:tcPr>
+          <w:p>
+            <w:r/>
+            <w:r>
+              <w:rPr>
+                <w:sz w:val="18"/>
+              </w:rPr>
+              <w:t>How much effort did you put into the tasks?</w:t>
+            </w:r>
+          </w:p>
+        </w:tc>
+        <w:tc>
+          <w:tcPr>
+            <w:tcW w:type="dxa" w:w="2880"/>
+          </w:tcPr>
+          <w:p>
+            <w:r/>
+            <w:r>
+              <w:rPr>
+                <w:sz w:val="18"/>
+              </w:rPr>
+              <w:t>1 = none at all … 7 = a great deal</w:t>
+            </w:r>
+          </w:p>
+        </w:tc>
+      </w:tr>
+      <w:tr>
+        <w:tc>
+          <w:tcPr>
+            <w:tcW w:type="dxa" w:w="2880"/>
+          </w:tcPr>
+          <w:p>
+            <w:r/>
+            <w:r>
+              <w:rPr>
+                <w:sz w:val="18"/>
+              </w:rPr>
+              <w:t>F12</w:t>
+            </w:r>
+          </w:p>
+        </w:tc>
+        <w:tc>
+          <w:tcPr>
+            <w:tcW w:type="dxa" w:w="2880"/>
+          </w:tcPr>
+          <w:p>
+            <w:r/>
+            <w:r>
+              <w:rPr>
+                <w:sz w:val="18"/>
+              </w:rPr>
+              <w:t>How engaged did you feel during the tasks?</w:t>
+            </w:r>
+          </w:p>
+        </w:tc>
+        <w:tc>
+          <w:tcPr>
+            <w:tcW w:type="dxa" w:w="2880"/>
+          </w:tcPr>
+          <w:p>
+            <w:r/>
+            <w:r>
+              <w:rPr>
+                <w:sz w:val="18"/>
+              </w:rPr>
+              <w:t>1 = not at all … 7 = completely</w:t>
+            </w:r>
+          </w:p>
+        </w:tc>
+      </w:tr>
+      <w:tr>
+        <w:tc>
+          <w:tcPr>
+            <w:tcW w:type="dxa" w:w="2880"/>
+          </w:tcPr>
+          <w:p>
+            <w:r/>
+            <w:r>
+              <w:rPr>
+                <w:sz w:val="18"/>
+              </w:rPr>
+              <w:t>F13</w:t>
+            </w:r>
+          </w:p>
+        </w:tc>
+        <w:tc>
+          <w:tcPr>
+            <w:tcW w:type="dxa" w:w="2880"/>
+          </w:tcPr>
+          <w:p>
+            <w:r/>
+            <w:r>
+              <w:rPr>
+                <w:sz w:val="18"/>
+              </w:rPr>
+              <w:t>Any technical problems, interruptions or discomfort during the session?</w:t>
+            </w:r>
+          </w:p>
+        </w:tc>
+        <w:tc>
+          <w:tcPr>
+            <w:tcW w:type="dxa" w:w="2880"/>
+          </w:tcPr>
+          <w:p>
+            <w:r/>
+            <w:r>
+              <w:rPr>
+                <w:sz w:val="18"/>
+              </w:rPr>
+              <w:t>No / Yes (short text)</w:t>
             </w:r>
           </w:p>
         </w:tc>
@@ -7741,1052 +8193,7 @@
       </w:pPr>
       <w:r>
         <w:rPr/>
-        <w:t>F · Session check-in (Form 1b — Variant A, Sessions 2 and 3 only)</w:t>
-      </w:r>
-    </w:p>
-    <w:tbl>
-      <w:tblPr>
-        <w:tblStyle w:val="LightGrid-Accent1"/>
-        <w:tblW w:type="auto" w:w="0"/>
-        <w:tblLook w:firstColumn="1" w:firstRow="1" w:lastColumn="0" w:lastRow="0" w:noHBand="0" w:noVBand="1" w:val="04A0"/>
-      </w:tblPr>
-      <w:tblGrid>
-        <w:gridCol w:w="2880"/>
-        <w:gridCol w:w="2880"/>
-        <w:gridCol w:w="2880"/>
-      </w:tblGrid>
-      <w:tr>
-        <w:trPr>
-          <w:tblHeader/>
-        </w:trPr>
-        <w:tc>
-          <w:tcPr>
-            <w:tcW w:type="dxa" w:w="2880"/>
-          </w:tcPr>
-          <w:p>
-            <w:r/>
-            <w:r>
-              <w:rPr>
-                <w:sz w:val="18"/>
-              </w:rPr>
-              <w:t>#</w:t>
-            </w:r>
-          </w:p>
-        </w:tc>
-        <w:tc>
-          <w:tcPr>
-            <w:tcW w:type="dxa" w:w="2880"/>
-          </w:tcPr>
-          <w:p>
-            <w:r/>
-            <w:r>
-              <w:rPr>
-                <w:sz w:val="18"/>
-              </w:rPr>
-              <w:t>Item</w:t>
-            </w:r>
-          </w:p>
-        </w:tc>
-        <w:tc>
-          <w:tcPr>
-            <w:tcW w:type="dxa" w:w="2880"/>
-          </w:tcPr>
-          <w:p>
-            <w:r/>
-            <w:r>
-              <w:rPr>
-                <w:sz w:val="18"/>
-              </w:rPr>
-              <w:t>Response options</w:t>
-            </w:r>
-          </w:p>
-        </w:tc>
-      </w:tr>
-      <w:tr>
-        <w:tc>
-          <w:tcPr>
-            <w:tcW w:type="dxa" w:w="2880"/>
-          </w:tcPr>
-          <w:p>
-            <w:r/>
-            <w:r>
-              <w:rPr>
-                <w:sz w:val="18"/>
-              </w:rPr>
-              <w:t>F1</w:t>
-            </w:r>
-          </w:p>
-        </w:tc>
-        <w:tc>
-          <w:tcPr>
-            <w:tcW w:type="dxa" w:w="2880"/>
-          </w:tcPr>
-          <w:p>
-            <w:r/>
-            <w:r>
-              <w:rPr>
-                <w:sz w:val="18"/>
-              </w:rPr>
-              <w:t>Participant ID</w:t>
-            </w:r>
-          </w:p>
-        </w:tc>
-        <w:tc>
-          <w:tcPr>
-            <w:tcW w:type="dxa" w:w="2880"/>
-          </w:tcPr>
-          <w:p>
-            <w:r/>
-            <w:r>
-              <w:rPr>
-                <w:sz w:val="18"/>
-              </w:rPr>
-              <w:t>Short text</w:t>
-            </w:r>
-          </w:p>
-        </w:tc>
-      </w:tr>
-      <w:tr>
-        <w:tc>
-          <w:tcPr>
-            <w:tcW w:type="dxa" w:w="2880"/>
-          </w:tcPr>
-          <w:p>
-            <w:r/>
-            <w:r>
-              <w:rPr>
-                <w:sz w:val="18"/>
-              </w:rPr>
-              <w:t>F2</w:t>
-            </w:r>
-          </w:p>
-        </w:tc>
-        <w:tc>
-          <w:tcPr>
-            <w:tcW w:type="dxa" w:w="2880"/>
-          </w:tcPr>
-          <w:p>
-            <w:r/>
-            <w:r>
-              <w:rPr>
-                <w:sz w:val="18"/>
-              </w:rPr>
-              <w:t>Session number</w:t>
-            </w:r>
-          </w:p>
-        </w:tc>
-        <w:tc>
-          <w:tcPr>
-            <w:tcW w:type="dxa" w:w="2880"/>
-          </w:tcPr>
-          <w:p>
-            <w:r/>
-            <w:r>
-              <w:rPr>
-                <w:sz w:val="18"/>
-              </w:rPr>
-              <w:t>2 / 3</w:t>
-            </w:r>
-          </w:p>
-        </w:tc>
-      </w:tr>
-      <w:tr>
-        <w:tc>
-          <w:tcPr>
-            <w:tcW w:type="dxa" w:w="2880"/>
-          </w:tcPr>
-          <w:p>
-            <w:r/>
-            <w:r>
-              <w:rPr>
-                <w:sz w:val="18"/>
-              </w:rPr>
-              <w:t>F3</w:t>
-            </w:r>
-          </w:p>
-        </w:tc>
-        <w:tc>
-          <w:tcPr>
-            <w:tcW w:type="dxa" w:w="2880"/>
-          </w:tcPr>
-          <w:p>
-            <w:r/>
-            <w:r>
-              <w:rPr>
-                <w:sz w:val="18"/>
-              </w:rPr>
-              <w:t>Date and time of day</w:t>
-            </w:r>
-          </w:p>
-        </w:tc>
-        <w:tc>
-          <w:tcPr>
-            <w:tcW w:type="dxa" w:w="2880"/>
-          </w:tcPr>
-          <w:p>
-            <w:r/>
-            <w:r>
-              <w:rPr>
-                <w:sz w:val="18"/>
-              </w:rPr>
-              <w:t>Date / time</w:t>
-            </w:r>
-          </w:p>
-        </w:tc>
-      </w:tr>
-      <w:tr>
-        <w:tc>
-          <w:tcPr>
-            <w:tcW w:type="dxa" w:w="2880"/>
-          </w:tcPr>
-          <w:p>
-            <w:r/>
-            <w:r>
-              <w:rPr>
-                <w:sz w:val="18"/>
-              </w:rPr>
-              <w:t>F4</w:t>
-            </w:r>
-          </w:p>
-        </w:tc>
-        <w:tc>
-          <w:tcPr>
-            <w:tcW w:type="dxa" w:w="2880"/>
-          </w:tcPr>
-          <w:p>
-            <w:r/>
-            <w:r>
-              <w:rPr>
-                <w:sz w:val="18"/>
-              </w:rPr>
-              <w:t>Hours of sleep last night</w:t>
-            </w:r>
-          </w:p>
-        </w:tc>
-        <w:tc>
-          <w:tcPr>
-            <w:tcW w:type="dxa" w:w="2880"/>
-          </w:tcPr>
-          <w:p>
-            <w:r/>
-            <w:r>
-              <w:rPr>
-                <w:sz w:val="18"/>
-              </w:rPr>
-              <w:t>Number</w:t>
-            </w:r>
-          </w:p>
-        </w:tc>
-      </w:tr>
-      <w:tr>
-        <w:tc>
-          <w:tcPr>
-            <w:tcW w:type="dxa" w:w="2880"/>
-          </w:tcPr>
-          <w:p>
-            <w:r/>
-            <w:r>
-              <w:rPr>
-                <w:sz w:val="18"/>
-              </w:rPr>
-              <w:t>F5</w:t>
-            </w:r>
-          </w:p>
-        </w:tc>
-        <w:tc>
-          <w:tcPr>
-            <w:tcW w:type="dxa" w:w="2880"/>
-          </w:tcPr>
-          <w:p>
-            <w:r/>
-            <w:r>
-              <w:rPr>
-                <w:sz w:val="18"/>
-              </w:rPr>
-              <w:t>Caffeine in the last 3 hours?</w:t>
-            </w:r>
-          </w:p>
-        </w:tc>
-        <w:tc>
-          <w:tcPr>
-            <w:tcW w:type="dxa" w:w="2880"/>
-          </w:tcPr>
-          <w:p>
-            <w:r/>
-            <w:r>
-              <w:rPr>
-                <w:sz w:val="18"/>
-              </w:rPr>
-              <w:t>No / Yes → what and roughly how much</w:t>
-            </w:r>
-          </w:p>
-        </w:tc>
-      </w:tr>
-      <w:tr>
-        <w:tc>
-          <w:tcPr>
-            <w:tcW w:type="dxa" w:w="2880"/>
-          </w:tcPr>
-          <w:p>
-            <w:r/>
-            <w:r>
-              <w:rPr>
-                <w:sz w:val="18"/>
-              </w:rPr>
-              <w:t>F6</w:t>
-            </w:r>
-          </w:p>
-        </w:tc>
-        <w:tc>
-          <w:tcPr>
-            <w:tcW w:type="dxa" w:w="2880"/>
-          </w:tcPr>
-          <w:p>
-            <w:r/>
-            <w:r>
-              <w:rPr>
-                <w:sz w:val="18"/>
-              </w:rPr>
-              <w:t>How alert do you feel right now?</w:t>
-            </w:r>
-          </w:p>
-        </w:tc>
-        <w:tc>
-          <w:tcPr>
-            <w:tcW w:type="dxa" w:w="2880"/>
-          </w:tcPr>
-          <w:p>
-            <w:r/>
-            <w:r>
-              <w:rPr>
-                <w:sz w:val="18"/>
-              </w:rPr>
-              <w:t>1 = very sleepy … 7 = very alert</w:t>
-            </w:r>
-          </w:p>
-        </w:tc>
-      </w:tr>
-      <w:tr>
-        <w:tc>
-          <w:tcPr>
-            <w:tcW w:type="dxa" w:w="2880"/>
-          </w:tcPr>
-          <w:p>
-            <w:r/>
-            <w:r>
-              <w:rPr>
-                <w:sz w:val="18"/>
-              </w:rPr>
-              <w:t>F7</w:t>
-            </w:r>
-          </w:p>
-        </w:tc>
-        <w:tc>
-          <w:tcPr>
-            <w:tcW w:type="dxa" w:w="2880"/>
-          </w:tcPr>
-          <w:p>
-            <w:r/>
-            <w:r>
-              <w:rPr>
-                <w:sz w:val="18"/>
-              </w:rPr>
-              <w:t>Anything unusual since your last session (illness, major stress, unusual sleep)?</w:t>
-            </w:r>
-          </w:p>
-        </w:tc>
-        <w:tc>
-          <w:tcPr>
-            <w:tcW w:type="dxa" w:w="2880"/>
-          </w:tcPr>
-          <w:p>
-            <w:r/>
-            <w:r>
-              <w:rPr>
-                <w:sz w:val="18"/>
-              </w:rPr>
-              <w:t>No / Yes (short text)</w:t>
-            </w:r>
-          </w:p>
-        </w:tc>
-      </w:tr>
-    </w:tbl>
-    <w:p/>
-    <w:p>
-      <w:pPr>
-        <w:pStyle w:val="Heading2"/>
-      </w:pPr>
-      <w:r>
-        <w:rPr/>
-        <w:t>G · Post-session awareness funnel (Form 3 — final session only)</w:t>
-      </w:r>
-    </w:p>
-    <w:p>
-      <w:pPr/>
-      <w:r>
-        <w:rPr/>
-        <w:t xml:space="preserve">Administered </w:t>
-      </w:r>
-      <w:r>
-        <w:rPr>
-          <w:b/>
-        </w:rPr>
-        <w:t>after</w:t>
-      </w:r>
-      <w:r>
-        <w:rPr/>
-        <w:t xml:space="preserve"> the post-battery SAM and </w:t>
-      </w:r>
-      <w:r>
-        <w:rPr>
-          <w:b/>
-        </w:rPr>
-        <w:t>before</w:t>
-      </w:r>
-      <w:r>
-        <w:rPr/>
-        <w:t xml:space="preserve"> the debrief. The items are deliberately ordered from most open to most specific (a "funnel"), so that earlier items do not cue later ones. This ordering must not be changed.</w:t>
-      </w:r>
-    </w:p>
-    <w:tbl>
-      <w:tblPr>
-        <w:tblStyle w:val="LightGrid-Accent1"/>
-        <w:tblW w:type="auto" w:w="0"/>
-        <w:tblLook w:firstColumn="1" w:firstRow="1" w:lastColumn="0" w:lastRow="0" w:noHBand="0" w:noVBand="1" w:val="04A0"/>
-      </w:tblPr>
-      <w:tblGrid>
-        <w:gridCol w:w="2880"/>
-        <w:gridCol w:w="2880"/>
-        <w:gridCol w:w="2880"/>
-      </w:tblGrid>
-      <w:tr>
-        <w:trPr>
-          <w:tblHeader/>
-        </w:trPr>
-        <w:tc>
-          <w:tcPr>
-            <w:tcW w:type="dxa" w:w="2880"/>
-          </w:tcPr>
-          <w:p>
-            <w:r/>
-            <w:r>
-              <w:rPr>
-                <w:sz w:val="18"/>
-              </w:rPr>
-              <w:t>#</w:t>
-            </w:r>
-          </w:p>
-        </w:tc>
-        <w:tc>
-          <w:tcPr>
-            <w:tcW w:type="dxa" w:w="2880"/>
-          </w:tcPr>
-          <w:p>
-            <w:r/>
-            <w:r>
-              <w:rPr>
-                <w:sz w:val="18"/>
-              </w:rPr>
-              <w:t>Item</w:t>
-            </w:r>
-          </w:p>
-        </w:tc>
-        <w:tc>
-          <w:tcPr>
-            <w:tcW w:type="dxa" w:w="2880"/>
-          </w:tcPr>
-          <w:p>
-            <w:r/>
-            <w:r>
-              <w:rPr>
-                <w:sz w:val="18"/>
-              </w:rPr>
-              <w:t>Response options</w:t>
-            </w:r>
-          </w:p>
-        </w:tc>
-      </w:tr>
-      <w:tr>
-        <w:tc>
-          <w:tcPr>
-            <w:tcW w:type="dxa" w:w="2880"/>
-          </w:tcPr>
-          <w:p>
-            <w:r/>
-            <w:r>
-              <w:rPr>
-                <w:sz w:val="18"/>
-              </w:rPr>
-              <w:t>G1</w:t>
-            </w:r>
-          </w:p>
-        </w:tc>
-        <w:tc>
-          <w:tcPr>
-            <w:tcW w:type="dxa" w:w="2880"/>
-          </w:tcPr>
-          <w:p>
-            <w:r/>
-            <w:r>
-              <w:rPr>
-                <w:sz w:val="18"/>
-              </w:rPr>
-              <w:t>What do you think this study was about?</w:t>
-            </w:r>
-          </w:p>
-        </w:tc>
-        <w:tc>
-          <w:tcPr>
-            <w:tcW w:type="dxa" w:w="2880"/>
-          </w:tcPr>
-          <w:p>
-            <w:r/>
-            <w:r>
-              <w:rPr>
-                <w:sz w:val="18"/>
-              </w:rPr>
-              <w:t>Long text (required)</w:t>
-            </w:r>
-          </w:p>
-        </w:tc>
-      </w:tr>
-      <w:tr>
-        <w:tc>
-          <w:tcPr>
-            <w:tcW w:type="dxa" w:w="2880"/>
-          </w:tcPr>
-          <w:p>
-            <w:r/>
-            <w:r>
-              <w:rPr>
-                <w:sz w:val="18"/>
-              </w:rPr>
-              <w:t>G2</w:t>
-            </w:r>
-          </w:p>
-        </w:tc>
-        <w:tc>
-          <w:tcPr>
-            <w:tcW w:type="dxa" w:w="2880"/>
-          </w:tcPr>
-          <w:p>
-            <w:r/>
-            <w:r>
-              <w:rPr>
-                <w:sz w:val="18"/>
-              </w:rPr>
-              <w:t>Did anything about the session strike you as unusual?</w:t>
-            </w:r>
-          </w:p>
-        </w:tc>
-        <w:tc>
-          <w:tcPr>
-            <w:tcW w:type="dxa" w:w="2880"/>
-          </w:tcPr>
-          <w:p>
-            <w:r/>
-            <w:r>
-              <w:rPr>
-                <w:sz w:val="18"/>
-              </w:rPr>
-              <w:t>Long text</w:t>
-            </w:r>
-          </w:p>
-        </w:tc>
-      </w:tr>
-      <w:tr>
-        <w:tc>
-          <w:tcPr>
-            <w:tcW w:type="dxa" w:w="2880"/>
-          </w:tcPr>
-          <w:p>
-            <w:r/>
-            <w:r>
-              <w:rPr>
-                <w:sz w:val="18"/>
-              </w:rPr>
-              <w:t>G3</w:t>
-            </w:r>
-          </w:p>
-        </w:tc>
-        <w:tc>
-          <w:tcPr>
-            <w:tcW w:type="dxa" w:w="2880"/>
-          </w:tcPr>
-          <w:p>
-            <w:r/>
-            <w:r>
-              <w:rPr>
-                <w:sz w:val="18"/>
-              </w:rPr>
-              <w:t>Did you notice any background audio during the games?</w:t>
-            </w:r>
-          </w:p>
-        </w:tc>
-        <w:tc>
-          <w:tcPr>
-            <w:tcW w:type="dxa" w:w="2880"/>
-          </w:tcPr>
-          <w:p>
-            <w:r/>
-            <w:r>
-              <w:rPr>
-                <w:sz w:val="18"/>
-              </w:rPr>
-              <w:t>Yes / No / Not sure</w:t>
-            </w:r>
-          </w:p>
-        </w:tc>
-      </w:tr>
-      <w:tr>
-        <w:tc>
-          <w:tcPr>
-            <w:tcW w:type="dxa" w:w="2880"/>
-          </w:tcPr>
-          <w:p>
-            <w:r/>
-            <w:r>
-              <w:rPr>
-                <w:sz w:val="18"/>
-              </w:rPr>
-              <w:t>G4</w:t>
-            </w:r>
-          </w:p>
-        </w:tc>
-        <w:tc>
-          <w:tcPr>
-            <w:tcW w:type="dxa" w:w="2880"/>
-          </w:tcPr>
-          <w:p>
-            <w:r/>
-            <w:r>
-              <w:rPr>
-                <w:sz w:val="18"/>
-              </w:rPr>
-              <w:t>If yes: please describe what you heard.</w:t>
-            </w:r>
-          </w:p>
-        </w:tc>
-        <w:tc>
-          <w:tcPr>
-            <w:tcW w:type="dxa" w:w="2880"/>
-          </w:tcPr>
-          <w:p>
-            <w:r/>
-            <w:r>
-              <w:rPr>
-                <w:sz w:val="18"/>
-              </w:rPr>
-              <w:t>Long text (branched from G3)</w:t>
-            </w:r>
-          </w:p>
-        </w:tc>
-      </w:tr>
-      <w:tr>
-        <w:tc>
-          <w:tcPr>
-            <w:tcW w:type="dxa" w:w="2880"/>
-          </w:tcPr>
-          <w:p>
-            <w:r/>
-            <w:r>
-              <w:rPr>
-                <w:sz w:val="18"/>
-              </w:rPr>
-              <w:t>G5</w:t>
-            </w:r>
-          </w:p>
-        </w:tc>
-        <w:tc>
-          <w:tcPr>
-            <w:tcW w:type="dxa" w:w="2880"/>
-          </w:tcPr>
-          <w:p>
-            <w:r/>
-            <w:r>
-              <w:rPr>
-                <w:sz w:val="18"/>
-              </w:rPr>
-              <w:t>If yes: how loud was it?</w:t>
-            </w:r>
-          </w:p>
-        </w:tc>
-        <w:tc>
-          <w:tcPr>
-            <w:tcW w:type="dxa" w:w="2880"/>
-          </w:tcPr>
-          <w:p>
-            <w:r/>
-            <w:r>
-              <w:rPr>
-                <w:sz w:val="18"/>
-              </w:rPr>
-              <w:t>1 = far too quiet … 4 = about right … 7 = far too loud</w:t>
-            </w:r>
-          </w:p>
-        </w:tc>
-      </w:tr>
-      <w:tr>
-        <w:tc>
-          <w:tcPr>
-            <w:tcW w:type="dxa" w:w="2880"/>
-          </w:tcPr>
-          <w:p>
-            <w:r/>
-            <w:r>
-              <w:rPr>
-                <w:sz w:val="18"/>
-              </w:rPr>
-              <w:t>G6</w:t>
-            </w:r>
-          </w:p>
-        </w:tc>
-        <w:tc>
-          <w:tcPr>
-            <w:tcW w:type="dxa" w:w="2880"/>
-          </w:tcPr>
-          <w:p>
-            <w:r/>
-            <w:r>
-              <w:rPr>
-                <w:sz w:val="18"/>
-              </w:rPr>
-              <w:t>If yes: how much attention did you pay to it?</w:t>
-            </w:r>
-          </w:p>
-        </w:tc>
-        <w:tc>
-          <w:tcPr>
-            <w:tcW w:type="dxa" w:w="2880"/>
-          </w:tcPr>
-          <w:p>
-            <w:r/>
-            <w:r>
-              <w:rPr>
-                <w:sz w:val="18"/>
-              </w:rPr>
-              <w:t>1 = none at all … 7 = a great deal</w:t>
-            </w:r>
-          </w:p>
-        </w:tc>
-      </w:tr>
-      <w:tr>
-        <w:tc>
-          <w:tcPr>
-            <w:tcW w:type="dxa" w:w="2880"/>
-          </w:tcPr>
-          <w:p>
-            <w:r/>
-            <w:r>
-              <w:rPr>
-                <w:sz w:val="18"/>
-              </w:rPr>
-              <w:t>G7</w:t>
-            </w:r>
-          </w:p>
-        </w:tc>
-        <w:tc>
-          <w:tcPr>
-            <w:tcW w:type="dxa" w:w="2880"/>
-          </w:tcPr>
-          <w:p>
-            <w:r/>
-            <w:r>
-              <w:rPr>
-                <w:sz w:val="18"/>
-              </w:rPr>
-              <w:t>Do you think the audio affected your performance?</w:t>
-            </w:r>
-          </w:p>
-        </w:tc>
-        <w:tc>
-          <w:tcPr>
-            <w:tcW w:type="dxa" w:w="2880"/>
-          </w:tcPr>
-          <w:p>
-            <w:r/>
-            <w:r>
-              <w:rPr>
-                <w:sz w:val="18"/>
-              </w:rPr>
-              <w:t>No / Not sure / Yes → how? (long text)</w:t>
-            </w:r>
-          </w:p>
-        </w:tc>
-      </w:tr>
-      <w:tr>
-        <w:tc>
-          <w:tcPr>
-            <w:tcW w:type="dxa" w:w="2880"/>
-          </w:tcPr>
-          <w:p>
-            <w:r/>
-            <w:r>
-              <w:rPr>
-                <w:sz w:val="18"/>
-              </w:rPr>
-              <w:t>G8</w:t>
-            </w:r>
-          </w:p>
-        </w:tc>
-        <w:tc>
-          <w:tcPr>
-            <w:tcW w:type="dxa" w:w="2880"/>
-          </w:tcPr>
-          <w:p>
-            <w:r/>
-            <w:r>
-              <w:rPr>
-                <w:sz w:val="18"/>
-              </w:rPr>
-              <w:t>How much did you like the audio?</w:t>
-            </w:r>
-          </w:p>
-        </w:tc>
-        <w:tc>
-          <w:tcPr>
-            <w:tcW w:type="dxa" w:w="2880"/>
-          </w:tcPr>
-          <w:p>
-            <w:r/>
-            <w:r>
-              <w:rPr>
-                <w:sz w:val="18"/>
-              </w:rPr>
-              <w:t>1 = disliked it a lot … 7 = liked it a lot (branched; "no audio" option available)</w:t>
-            </w:r>
-          </w:p>
-        </w:tc>
-      </w:tr>
-      <w:tr>
-        <w:tc>
-          <w:tcPr>
-            <w:tcW w:type="dxa" w:w="2880"/>
-          </w:tcPr>
-          <w:p>
-            <w:r/>
-            <w:r>
-              <w:rPr>
-                <w:sz w:val="18"/>
-              </w:rPr>
-              <w:t>G9</w:t>
-            </w:r>
-          </w:p>
-        </w:tc>
-        <w:tc>
-          <w:tcPr>
-            <w:tcW w:type="dxa" w:w="2880"/>
-          </w:tcPr>
-          <w:p>
-            <w:r/>
-            <w:r>
-              <w:rPr>
-                <w:sz w:val="18"/>
-              </w:rPr>
-              <w:t>How familiar was the audio to you?</w:t>
-            </w:r>
-          </w:p>
-        </w:tc>
-        <w:tc>
-          <w:tcPr>
-            <w:tcW w:type="dxa" w:w="2880"/>
-          </w:tcPr>
-          <w:p>
-            <w:r/>
-            <w:r>
-              <w:rPr>
-                <w:sz w:val="18"/>
-              </w:rPr>
-              <w:t>1 = completely new … 7 = very familiar</w:t>
-            </w:r>
-          </w:p>
-        </w:tc>
-      </w:tr>
-      <w:tr>
-        <w:tc>
-          <w:tcPr>
-            <w:tcW w:type="dxa" w:w="2880"/>
-          </w:tcPr>
-          <w:p>
-            <w:r/>
-            <w:r>
-              <w:rPr>
-                <w:sz w:val="18"/>
-              </w:rPr>
-              <w:t>G10</w:t>
-            </w:r>
-          </w:p>
-        </w:tc>
-        <w:tc>
-          <w:tcPr>
-            <w:tcW w:type="dxa" w:w="2880"/>
-          </w:tcPr>
-          <w:p>
-            <w:r/>
-            <w:r>
-              <w:rPr>
-                <w:sz w:val="18"/>
-              </w:rPr>
-              <w:t>How tired do you feel now?</w:t>
-            </w:r>
-          </w:p>
-        </w:tc>
-        <w:tc>
-          <w:tcPr>
-            <w:tcW w:type="dxa" w:w="2880"/>
-          </w:tcPr>
-          <w:p>
-            <w:r/>
-            <w:r>
-              <w:rPr>
-                <w:sz w:val="18"/>
-              </w:rPr>
-              <w:t>1 = not at all tired … 7 = extremely tired</w:t>
-            </w:r>
-          </w:p>
-        </w:tc>
-      </w:tr>
-      <w:tr>
-        <w:tc>
-          <w:tcPr>
-            <w:tcW w:type="dxa" w:w="2880"/>
-          </w:tcPr>
-          <w:p>
-            <w:r/>
-            <w:r>
-              <w:rPr>
-                <w:sz w:val="18"/>
-              </w:rPr>
-              <w:t>G11</w:t>
-            </w:r>
-          </w:p>
-        </w:tc>
-        <w:tc>
-          <w:tcPr>
-            <w:tcW w:type="dxa" w:w="2880"/>
-          </w:tcPr>
-          <w:p>
-            <w:r/>
-            <w:r>
-              <w:rPr>
-                <w:sz w:val="18"/>
-              </w:rPr>
-              <w:t>How much effort did you put into the tasks?</w:t>
-            </w:r>
-          </w:p>
-        </w:tc>
-        <w:tc>
-          <w:tcPr>
-            <w:tcW w:type="dxa" w:w="2880"/>
-          </w:tcPr>
-          <w:p>
-            <w:r/>
-            <w:r>
-              <w:rPr>
-                <w:sz w:val="18"/>
-              </w:rPr>
-              <w:t>1 = none at all … 7 = a great deal</w:t>
-            </w:r>
-          </w:p>
-        </w:tc>
-      </w:tr>
-      <w:tr>
-        <w:tc>
-          <w:tcPr>
-            <w:tcW w:type="dxa" w:w="2880"/>
-          </w:tcPr>
-          <w:p>
-            <w:r/>
-            <w:r>
-              <w:rPr>
-                <w:sz w:val="18"/>
-              </w:rPr>
-              <w:t>G12</w:t>
-            </w:r>
-          </w:p>
-        </w:tc>
-        <w:tc>
-          <w:tcPr>
-            <w:tcW w:type="dxa" w:w="2880"/>
-          </w:tcPr>
-          <w:p>
-            <w:r/>
-            <w:r>
-              <w:rPr>
-                <w:sz w:val="18"/>
-              </w:rPr>
-              <w:t>How engaged did you feel during the tasks?</w:t>
-            </w:r>
-          </w:p>
-        </w:tc>
-        <w:tc>
-          <w:tcPr>
-            <w:tcW w:type="dxa" w:w="2880"/>
-          </w:tcPr>
-          <w:p>
-            <w:r/>
-            <w:r>
-              <w:rPr>
-                <w:sz w:val="18"/>
-              </w:rPr>
-              <w:t>1 = not at all … 7 = completely</w:t>
-            </w:r>
-          </w:p>
-        </w:tc>
-      </w:tr>
-      <w:tr>
-        <w:tc>
-          <w:tcPr>
-            <w:tcW w:type="dxa" w:w="2880"/>
-          </w:tcPr>
-          <w:p>
-            <w:r/>
-            <w:r>
-              <w:rPr>
-                <w:sz w:val="18"/>
-              </w:rPr>
-              <w:t>G13</w:t>
-            </w:r>
-          </w:p>
-        </w:tc>
-        <w:tc>
-          <w:tcPr>
-            <w:tcW w:type="dxa" w:w="2880"/>
-          </w:tcPr>
-          <w:p>
-            <w:r/>
-            <w:r>
-              <w:rPr>
-                <w:sz w:val="18"/>
-              </w:rPr>
-              <w:t>Any technical problems, interruptions or discomfort during the session?</w:t>
-            </w:r>
-          </w:p>
-        </w:tc>
-        <w:tc>
-          <w:tcPr>
-            <w:tcW w:type="dxa" w:w="2880"/>
-          </w:tcPr>
-          <w:p>
-            <w:r/>
-            <w:r>
-              <w:rPr>
-                <w:sz w:val="18"/>
-              </w:rPr>
-              <w:t>No / Yes (short text)</w:t>
-            </w:r>
-          </w:p>
-        </w:tc>
-      </w:tr>
-    </w:tbl>
-    <w:p/>
-    <w:p>
-      <w:pPr>
-        <w:pStyle w:val="Heading2"/>
-      </w:pPr>
-      <w:r>
-        <w:rPr/>
-        <w:t>H · Debrief acknowledgement (Form 4 — after Form 3)</w:t>
+        <w:t>G · Debrief acknowledgement (Form 4 — after Form 3)</w:t>
       </w:r>
     </w:p>
     <w:p>
@@ -8795,7 +8202,7 @@
       </w:pPr>
       <w:r>
         <w:rPr/>
-        <w:t>Written disclosure of the true purpose: that background music of differing arousal levels (silence, calm, energizing) was manipulated, that the study tests whether this changes cognitive performance and whether the effect depends on task difficulty, and why this could not be disclosed in advance (advance disclosure would change how participants attend to the audio).</w:t>
+        <w:t>Written disclosure of the true purpose: that background music of differing arousal levels (silence, calm, energizing) was manipulated across participants, that the study tests whether this changes cognitive performance and whether the effect depends on task difficulty, and why this could not be disclosed in advance (advance disclosure would change how participants attend to the audio).</w:t>
       </w:r>
     </w:p>
     <w:p>
@@ -8805,6 +8212,15 @@
       <w:r>
         <w:rPr/>
         <w:t>Explanation of which condition this participant received.</w:t>
+      </w:r>
+    </w:p>
+    <w:p>
+      <w:pPr>
+        <w:pStyle w:val="ListBullet"/>
+      </w:pPr>
+      <w:r>
+        <w:rPr/>
+        <w:t>Request not to describe the study to anyone who might take part later, until data collection ends (§2.10).</w:t>
       </w:r>
     </w:p>
     <w:p>
